--- a/Taylor/Python AI, ML/Taylor Pentz.docx
+++ b/Taylor/Python AI, ML/Taylor Pentz.docx
@@ -10,8 +10,9 @@
         <w:jc w:val="center"/>
         <w:rPr>
           <w:rFonts w:ascii="Times New Roman" w:eastAsia="Times New Roman" w:hAnsi="Times New Roman" w:cs="Times New Roman"/>
-          <w:sz w:val="24"/>
-          <w:szCs w:val="24"/>
+          <w:sz w:val="28"/>
+          <w:szCs w:val="24"/>
+          <w:u w:val="single"/>
         </w:rPr>
       </w:pPr>
       <w:r>
@@ -84,28 +85,30 @@
           <w:sz w:val="24"/>
           <w:szCs w:val="24"/>
         </w:rPr>
-        <w:t xml:space="preserve"> | 1601 Larkin, High Point, NC | +1 8042860439</w:t>
-      </w:r>
-    </w:p>
-    <w:p>
-      <w:pPr>
-        <w:shd w:val="clear" w:color="auto" w:fill="DBE5F1" w:themeFill="accent1" w:themeFillTint="33"/>
-        <w:spacing w:after="0" w:line="240" w:lineRule="auto"/>
-        <w:contextualSpacing/>
-        <w:jc w:val="center"/>
-        <w:rPr>
-          <w:rFonts w:ascii="Times New Roman" w:eastAsia="Times New Roman" w:hAnsi="Times New Roman" w:cs="Times New Roman"/>
-          <w:sz w:val="28"/>
-          <w:szCs w:val="24"/>
-          <w:u w:val="single"/>
-        </w:rPr>
-      </w:pPr>
+        <w:t xml:space="preserve"> | 1601 Larkin, High Point, NC | </w:t>
+      </w:r>
+      <w:r>
+        <w:rPr>
+          <w:rFonts w:ascii="Times New Roman" w:eastAsia="Times New Roman" w:hAnsi="Times New Roman" w:cs="Times New Roman"/>
+          <w:sz w:val="24"/>
+          <w:szCs w:val="24"/>
+        </w:rPr>
+        <w:t>+1 (980) 981-4522</w:t>
+      </w:r>
+      <w:r>
+        <w:rPr>
+          <w:rFonts w:ascii="Times New Roman" w:eastAsia="Times New Roman" w:hAnsi="Times New Roman" w:cs="Times New Roman"/>
+          <w:sz w:val="24"/>
+          <w:szCs w:val="24"/>
+        </w:rPr>
+        <w:t xml:space="preserve"> </w:t>
+      </w:r>
       <w:r>
         <w:rPr>
           <w:rFonts w:ascii="Times New Roman" w:hAnsi="Times New Roman" w:cs="Times New Roman"/>
           <w:sz w:val="24"/>
         </w:rPr>
-        <w:t>https://www.linkedin.com/in/taylor-pentz-698a98381/</w:t>
+        <w:t>https://www.linkedin.com/in/taylor-pentz-10a92a3aa</w:t>
       </w:r>
       <w:bookmarkStart w:id="0" w:name="_GoBack"/>
       <w:bookmarkEnd w:id="0"/>
@@ -6318,7 +6321,7 @@
 </file>
 
 <file path=customXml/itemProps1.xml><?xml version="1.0" encoding="utf-8"?>
-<ds:datastoreItem xmlns:ds="http://schemas.openxmlformats.org/officeDocument/2006/customXml" ds:itemID="{6BBED457-BEF7-4B78-841F-11AA084EDBCE}">
+<ds:datastoreItem xmlns:ds="http://schemas.openxmlformats.org/officeDocument/2006/customXml" ds:itemID="{31B77ACC-9B85-44BC-8580-AE306E4A8508}">
   <ds:schemaRefs>
     <ds:schemaRef ds:uri="http://schemas.openxmlformats.org/officeDocument/2006/bibliography"/>
   </ds:schemaRefs>

--- a/Taylor/Python AI, ML/Taylor Pentz.docx
+++ b/Taylor/Python AI, ML/Taylor Pentz.docx
@@ -108,7 +108,7 @@
           <w:rFonts w:ascii="Times New Roman" w:hAnsi="Times New Roman" w:cs="Times New Roman"/>
           <w:sz w:val="24"/>
         </w:rPr>
-        <w:t>https://www.linkedin.com/in/taylor-pentz-10a92a3aa</w:t>
+        <w:t>https://www.linkedin.com/in/taylor-p-b0389a3ba</w:t>
       </w:r>
       <w:bookmarkStart w:id="0" w:name="_GoBack"/>
       <w:bookmarkEnd w:id="0"/>
@@ -339,23 +339,7 @@
         <w:t>Databases:</w:t>
       </w:r>
       <w:r>
-        <w:t xml:space="preserve"> </w:t>
-      </w:r>
-      <w:proofErr w:type="spellStart"/>
-      <w:r>
-        <w:t>PostgreSQL</w:t>
-      </w:r>
-      <w:proofErr w:type="spellEnd"/>
-      <w:r>
-        <w:t xml:space="preserve">, </w:t>
-      </w:r>
-      <w:proofErr w:type="spellStart"/>
-      <w:r>
-        <w:t>MongoDB</w:t>
-      </w:r>
-      <w:proofErr w:type="spellEnd"/>
-      <w:r>
-        <w:t xml:space="preserve">, </w:t>
+        <w:t xml:space="preserve"> PostgreSQL, MongoDB, </w:t>
       </w:r>
       <w:proofErr w:type="spellStart"/>
       <w:r>
@@ -382,23 +366,7 @@
         <w:t>Tools:</w:t>
       </w:r>
       <w:r>
-        <w:t xml:space="preserve"> </w:t>
-      </w:r>
-      <w:proofErr w:type="spellStart"/>
-      <w:r>
-        <w:t>Docker</w:t>
-      </w:r>
-      <w:proofErr w:type="spellEnd"/>
-      <w:r>
-        <w:t xml:space="preserve">, </w:t>
-      </w:r>
-      <w:proofErr w:type="spellStart"/>
-      <w:r>
-        <w:t>Kubernetes</w:t>
-      </w:r>
-      <w:proofErr w:type="spellEnd"/>
-      <w:r>
-        <w:t xml:space="preserve">, </w:t>
+        <w:t xml:space="preserve"> Docker, Kubernetes, </w:t>
       </w:r>
       <w:proofErr w:type="spellStart"/>
       <w:r>
@@ -438,32 +406,10 @@
         <w:rPr>
           <w:rStyle w:val="Strong"/>
         </w:rPr>
-        <w:t xml:space="preserve"> &amp; </w:t>
-      </w:r>
-      <w:proofErr w:type="spellStart"/>
-      <w:r>
-        <w:rPr>
-          <w:rStyle w:val="Strong"/>
-        </w:rPr>
-        <w:t>DevOps</w:t>
-      </w:r>
-      <w:proofErr w:type="spellEnd"/>
-      <w:r>
-        <w:rPr>
-          <w:rStyle w:val="Strong"/>
-        </w:rPr>
-        <w:t>:</w:t>
-      </w:r>
-      <w:r>
-        <w:t xml:space="preserve"> CI/CD, </w:t>
-      </w:r>
-      <w:proofErr w:type="spellStart"/>
-      <w:r>
-        <w:t>Terraform</w:t>
-      </w:r>
-      <w:proofErr w:type="spellEnd"/>
-      <w:r>
-        <w:t xml:space="preserve">, Prometheus, </w:t>
+        <w:t xml:space="preserve"> &amp; DevOps:</w:t>
+      </w:r>
+      <w:r>
+        <w:t xml:space="preserve"> CI/CD, Terraform, Prometheus, </w:t>
       </w:r>
       <w:proofErr w:type="spellStart"/>
       <w:r>
@@ -525,15 +471,7 @@
       </w:r>
       <w:proofErr w:type="spellEnd"/>
       <w:r>
-        <w:t xml:space="preserve">, Kafka, </w:t>
-      </w:r>
-      <w:proofErr w:type="spellStart"/>
-      <w:r>
-        <w:t>NoSQL</w:t>
-      </w:r>
-      <w:proofErr w:type="spellEnd"/>
-      <w:r>
-        <w:t>, Linux, Agile, Scrum</w:t>
+        <w:t>, Kafka, NoSQL, Linux, Agile, Scrum</w:t>
       </w:r>
     </w:p>
     <w:p>
@@ -693,15 +631,7 @@
         <w:jc w:val="both"/>
       </w:pPr>
       <w:r>
-        <w:t xml:space="preserve">Collaborated with product and research teams to </w:t>
-      </w:r>
-      <w:proofErr w:type="spellStart"/>
-      <w:r>
-        <w:t>productionize</w:t>
-      </w:r>
-      <w:proofErr w:type="spellEnd"/>
-      <w:r>
-        <w:t xml:space="preserve"> models, improving iteration velocity and reducing deployment time by 40%.</w:t>
+        <w:t>Collaborated with product and research teams to productionize models, improving iteration velocity and reducing deployment time by 40%.</w:t>
       </w:r>
     </w:p>
     <w:p>
@@ -722,15 +652,7 @@
       </w:r>
       <w:proofErr w:type="spellEnd"/>
       <w:r>
-        <w:t xml:space="preserve"> and </w:t>
-      </w:r>
-      <w:proofErr w:type="spellStart"/>
-      <w:r>
-        <w:t>Docker</w:t>
-      </w:r>
-      <w:proofErr w:type="spellEnd"/>
-      <w:r>
-        <w:t>, serving multimodal models with sub-second latency for client applications.</w:t>
+        <w:t xml:space="preserve"> and Docker, serving multimodal models with sub-second latency for client applications.</w:t>
       </w:r>
     </w:p>
     <w:p>
@@ -793,15 +715,7 @@
       </w:r>
       <w:proofErr w:type="spellEnd"/>
       <w:r>
-        <w:t xml:space="preserve"> workflows in </w:t>
-      </w:r>
-      <w:proofErr w:type="spellStart"/>
-      <w:r>
-        <w:t>Kubernetes</w:t>
-      </w:r>
-      <w:proofErr w:type="spellEnd"/>
-      <w:r>
-        <w:t xml:space="preserve"> for continuous training and automated retraining triggered by data drift detection.</w:t>
+        <w:t xml:space="preserve"> workflows in Kubernetes for continuous training and automated retraining triggered by data drift detection.</w:t>
       </w:r>
     </w:p>
     <w:p>
@@ -956,31 +870,7 @@
         <w:jc w:val="both"/>
       </w:pPr>
       <w:r>
-        <w:t xml:space="preserve">Implemented CI/CD workflows for machine learning systems using </w:t>
-      </w:r>
-      <w:proofErr w:type="spellStart"/>
-      <w:r>
-        <w:t>GitHub</w:t>
-      </w:r>
-      <w:proofErr w:type="spellEnd"/>
-      <w:r>
-        <w:t xml:space="preserve"> Actions, </w:t>
-      </w:r>
-      <w:proofErr w:type="spellStart"/>
-      <w:r>
-        <w:t>Docker</w:t>
-      </w:r>
-      <w:proofErr w:type="spellEnd"/>
-      <w:r>
-        <w:t xml:space="preserve">, and </w:t>
-      </w:r>
-      <w:proofErr w:type="spellStart"/>
-      <w:r>
-        <w:t>Kubernetes</w:t>
-      </w:r>
-      <w:proofErr w:type="spellEnd"/>
-      <w:r>
-        <w:t>.</w:t>
+        <w:t>Implemented CI/CD workflows for machine learning systems using GitHub Actions, Docker, and Kubernetes.</w:t>
       </w:r>
     </w:p>
     <w:p>
@@ -1186,15 +1076,7 @@
       </w:r>
       <w:proofErr w:type="spellEnd"/>
       <w:r>
-        <w:t xml:space="preserve"> and health platforms, leveraging Python, Flask, and </w:t>
-      </w:r>
-      <w:proofErr w:type="spellStart"/>
-      <w:r>
-        <w:t>PostgreSQL</w:t>
-      </w:r>
-      <w:proofErr w:type="spellEnd"/>
-      <w:r>
-        <w:t>.</w:t>
+        <w:t xml:space="preserve"> and health platforms, leveraging Python, Flask, and PostgreSQL.</w:t>
       </w:r>
     </w:p>
     <w:p>
@@ -1207,15 +1089,7 @@
         <w:jc w:val="both"/>
       </w:pPr>
       <w:r>
-        <w:t xml:space="preserve">Built </w:t>
-      </w:r>
-      <w:proofErr w:type="spellStart"/>
-      <w:r>
-        <w:t>RESTful</w:t>
-      </w:r>
-      <w:proofErr w:type="spellEnd"/>
-      <w:r>
-        <w:t xml:space="preserve"> APIs for customer data aggregation pipelines integrated with ML-driven personalization features.</w:t>
+        <w:t>Built RESTful APIs for customer data aggregation pipelines integrated with ML-driven personalization features.</w:t>
       </w:r>
     </w:p>
     <w:p>
@@ -1254,23 +1128,7 @@
         <w:jc w:val="both"/>
       </w:pPr>
       <w:r>
-        <w:t xml:space="preserve">Managed </w:t>
-      </w:r>
-      <w:proofErr w:type="spellStart"/>
-      <w:r>
-        <w:t>PostgreSQL</w:t>
-      </w:r>
-      <w:proofErr w:type="spellEnd"/>
-      <w:r>
-        <w:t xml:space="preserve"> and </w:t>
-      </w:r>
-      <w:proofErr w:type="spellStart"/>
-      <w:r>
-        <w:t>NoSQL</w:t>
-      </w:r>
-      <w:proofErr w:type="spellEnd"/>
-      <w:r>
-        <w:t xml:space="preserve"> schema evolution as new data types were introduced into the ML workflows.</w:t>
+        <w:t>Managed PostgreSQL and NoSQL schema evolution as new data types were introduced into the ML workflows.</w:t>
       </w:r>
     </w:p>
     <w:p>
@@ -1296,23 +1154,7 @@
         <w:jc w:val="both"/>
       </w:pPr>
       <w:r>
-        <w:t xml:space="preserve">Containerized ML workloads using </w:t>
-      </w:r>
-      <w:proofErr w:type="spellStart"/>
-      <w:r>
-        <w:t>Docker</w:t>
-      </w:r>
-      <w:proofErr w:type="spellEnd"/>
-      <w:r>
-        <w:t xml:space="preserve"> Compose and deployed via Azure </w:t>
-      </w:r>
-      <w:proofErr w:type="spellStart"/>
-      <w:r>
-        <w:t>DevOps</w:t>
-      </w:r>
-      <w:proofErr w:type="spellEnd"/>
-      <w:r>
-        <w:t xml:space="preserve"> pipelines.</w:t>
+        <w:t>Containerized ML workloads using Docker Compose and deployed via Azure DevOps pipelines.</w:t>
       </w:r>
     </w:p>
     <w:p>
@@ -1549,25 +1391,7 @@
           <w:sz w:val="24"/>
           <w:szCs w:val="24"/>
         </w:rPr>
-        <w:t xml:space="preserve">Supported efforts to integrate model feedback loops into reporting dashboards using SQL + </w:t>
-      </w:r>
-      <w:proofErr w:type="spellStart"/>
-      <w:r>
-        <w:rPr>
-          <w:rFonts w:ascii="Times New Roman" w:eastAsia="Times New Roman" w:hAnsi="Times New Roman" w:cs="Times New Roman"/>
-          <w:sz w:val="24"/>
-          <w:szCs w:val="24"/>
-        </w:rPr>
-        <w:t>NoSQL</w:t>
-      </w:r>
-      <w:proofErr w:type="spellEnd"/>
-      <w:r>
-        <w:rPr>
-          <w:rFonts w:ascii="Times New Roman" w:eastAsia="Times New Roman" w:hAnsi="Times New Roman" w:cs="Times New Roman"/>
-          <w:sz w:val="24"/>
-          <w:szCs w:val="24"/>
-        </w:rPr>
-        <w:t xml:space="preserve"> databases.</w:t>
+        <w:t>Supported efforts to integrate model feedback loops into reporting dashboards using SQL + NoSQL databases.</w:t>
       </w:r>
     </w:p>
     <w:p>
@@ -6321,7 +6145,7 @@
 </file>
 
 <file path=customXml/itemProps1.xml><?xml version="1.0" encoding="utf-8"?>
-<ds:datastoreItem xmlns:ds="http://schemas.openxmlformats.org/officeDocument/2006/customXml" ds:itemID="{31B77ACC-9B85-44BC-8580-AE306E4A8508}">
+<ds:datastoreItem xmlns:ds="http://schemas.openxmlformats.org/officeDocument/2006/customXml" ds:itemID="{0EFFA54A-C52E-4B88-8FBB-1461FD965DB8}">
   <ds:schemaRefs>
     <ds:schemaRef ds:uri="http://schemas.openxmlformats.org/officeDocument/2006/bibliography"/>
   </ds:schemaRefs>

--- a/Taylor/Python AI, ML/Taylor Pentz.docx
+++ b/Taylor/Python AI, ML/Taylor Pentz.docx
@@ -54,10 +54,10 @@
           <w:rFonts w:ascii="Arial Black" w:eastAsia="Times New Roman" w:hAnsi="Arial Black" w:cs="Times New Roman"/>
           <w:b/>
           <w:bCs/>
-          <w:sz w:val="32"/>
+          <w:sz w:val="24"/>
           <w:szCs w:val="32"/>
         </w:rPr>
-        <w:t>Senior Software Engineer</w:t>
+        <w:t>Senior Python AI/ML &amp; LLM Engineer</w:t>
       </w:r>
       <w:r>
         <w:rPr>
@@ -110,8 +110,6 @@
         </w:rPr>
         <w:t>https://www.linkedin.com/in/taylor-p-b0389a3ba</w:t>
       </w:r>
-      <w:bookmarkStart w:id="0" w:name="_GoBack"/>
-      <w:bookmarkEnd w:id="0"/>
     </w:p>
     <w:p>
       <w:pPr>
@@ -156,46 +154,192 @@
         <w:jc w:val="both"/>
         <w:rPr>
           <w:rFonts w:ascii="Times New Roman" w:eastAsia="Times New Roman" w:hAnsi="Times New Roman" w:cs="Times New Roman"/>
-          <w:sz w:val="24"/>
-          <w:szCs w:val="24"/>
-        </w:rPr>
-      </w:pPr>
-      <w:r>
-        <w:rPr>
-          <w:rFonts w:ascii="Times New Roman" w:eastAsia="Times New Roman" w:hAnsi="Times New Roman" w:cs="Times New Roman"/>
-          <w:sz w:val="24"/>
-          <w:szCs w:val="24"/>
-        </w:rPr>
-        <w:t xml:space="preserve">Experienced and innovative Senior ML Engineer with 8+ years in software development and 4+ years in deploying vision-based machine learning models to production. </w:t>
-      </w:r>
-      <w:proofErr w:type="gramStart"/>
-      <w:r>
-        <w:rPr>
-          <w:rFonts w:ascii="Times New Roman" w:eastAsia="Times New Roman" w:hAnsi="Times New Roman" w:cs="Times New Roman"/>
-          <w:sz w:val="24"/>
-          <w:szCs w:val="24"/>
-        </w:rPr>
-        <w:t>Passionate about contributing to cutting-edge generative AI systems and building scalable, multimodal solutions.</w:t>
-      </w:r>
-      <w:proofErr w:type="gramEnd"/>
-      <w:r>
-        <w:rPr>
-          <w:rFonts w:ascii="Times New Roman" w:eastAsia="Times New Roman" w:hAnsi="Times New Roman" w:cs="Times New Roman"/>
-          <w:sz w:val="24"/>
-          <w:szCs w:val="24"/>
-        </w:rPr>
-        <w:t xml:space="preserve"> </w:t>
-      </w:r>
-      <w:proofErr w:type="gramStart"/>
-      <w:r>
-        <w:rPr>
-          <w:rFonts w:ascii="Times New Roman" w:eastAsia="Times New Roman" w:hAnsi="Times New Roman" w:cs="Times New Roman"/>
-          <w:sz w:val="24"/>
-          <w:szCs w:val="24"/>
-        </w:rPr>
-        <w:t>Adept at collaborating across research and engineering teams to bring models from ideation to real-world impact.</w:t>
-      </w:r>
-      <w:proofErr w:type="gramEnd"/>
+          <w:sz w:val="28"/>
+          <w:szCs w:val="24"/>
+        </w:rPr>
+      </w:pPr>
+      <w:r>
+        <w:rPr>
+          <w:rFonts w:ascii="Times New Roman" w:hAnsi="Times New Roman" w:cs="Times New Roman"/>
+          <w:sz w:val="24"/>
+        </w:rPr>
+        <w:t xml:space="preserve">Senior </w:t>
+      </w:r>
+      <w:r>
+        <w:rPr>
+          <w:rStyle w:val="Strong"/>
+          <w:rFonts w:ascii="Times New Roman" w:hAnsi="Times New Roman" w:cs="Times New Roman"/>
+          <w:sz w:val="24"/>
+        </w:rPr>
+        <w:t>Python AI/ML and LLM Engineer</w:t>
+      </w:r>
+      <w:r>
+        <w:rPr>
+          <w:rFonts w:ascii="Times New Roman" w:hAnsi="Times New Roman" w:cs="Times New Roman"/>
+          <w:sz w:val="24"/>
+        </w:rPr>
+        <w:t xml:space="preserve"> with 10+ years delivering enterprise SaaS, healthcare, </w:t>
+      </w:r>
+      <w:proofErr w:type="spellStart"/>
+      <w:r>
+        <w:rPr>
+          <w:rFonts w:ascii="Times New Roman" w:hAnsi="Times New Roman" w:cs="Times New Roman"/>
+          <w:sz w:val="24"/>
+        </w:rPr>
+        <w:t>fintech</w:t>
+      </w:r>
+      <w:proofErr w:type="spellEnd"/>
+      <w:r>
+        <w:rPr>
+          <w:rFonts w:ascii="Times New Roman" w:hAnsi="Times New Roman" w:cs="Times New Roman"/>
+          <w:sz w:val="24"/>
+        </w:rPr>
+        <w:t xml:space="preserve">, and analytics platforms using </w:t>
+      </w:r>
+      <w:r>
+        <w:rPr>
+          <w:rStyle w:val="Strong"/>
+          <w:rFonts w:ascii="Times New Roman" w:hAnsi="Times New Roman" w:cs="Times New Roman"/>
+          <w:sz w:val="24"/>
+        </w:rPr>
+        <w:t>Python 3.8–3.12</w:t>
+      </w:r>
+      <w:r>
+        <w:rPr>
+          <w:rFonts w:ascii="Times New Roman" w:hAnsi="Times New Roman" w:cs="Times New Roman"/>
+          <w:sz w:val="24"/>
+        </w:rPr>
+        <w:t xml:space="preserve">, </w:t>
+      </w:r>
+      <w:proofErr w:type="spellStart"/>
+      <w:r>
+        <w:rPr>
+          <w:rStyle w:val="Strong"/>
+          <w:rFonts w:ascii="Times New Roman" w:hAnsi="Times New Roman" w:cs="Times New Roman"/>
+          <w:sz w:val="24"/>
+        </w:rPr>
+        <w:t>FastAPI</w:t>
+      </w:r>
+      <w:proofErr w:type="spellEnd"/>
+      <w:r>
+        <w:rPr>
+          <w:rFonts w:ascii="Times New Roman" w:hAnsi="Times New Roman" w:cs="Times New Roman"/>
+          <w:sz w:val="24"/>
+        </w:rPr>
+        <w:t xml:space="preserve">, </w:t>
+      </w:r>
+      <w:r>
+        <w:rPr>
+          <w:rStyle w:val="Strong"/>
+          <w:rFonts w:ascii="Times New Roman" w:hAnsi="Times New Roman" w:cs="Times New Roman"/>
+          <w:sz w:val="24"/>
+        </w:rPr>
+        <w:t>Django</w:t>
+      </w:r>
+      <w:r>
+        <w:rPr>
+          <w:rFonts w:ascii="Times New Roman" w:hAnsi="Times New Roman" w:cs="Times New Roman"/>
+          <w:sz w:val="24"/>
+        </w:rPr>
+        <w:t xml:space="preserve">, </w:t>
+      </w:r>
+      <w:proofErr w:type="spellStart"/>
+      <w:r>
+        <w:rPr>
+          <w:rStyle w:val="Strong"/>
+          <w:rFonts w:ascii="Times New Roman" w:hAnsi="Times New Roman" w:cs="Times New Roman"/>
+          <w:sz w:val="24"/>
+        </w:rPr>
+        <w:t>PyTorch</w:t>
+      </w:r>
+      <w:proofErr w:type="spellEnd"/>
+      <w:r>
+        <w:rPr>
+          <w:rStyle w:val="Strong"/>
+          <w:rFonts w:ascii="Times New Roman" w:hAnsi="Times New Roman" w:cs="Times New Roman"/>
+          <w:sz w:val="24"/>
+        </w:rPr>
+        <w:t xml:space="preserve"> 1.13–2.x</w:t>
+      </w:r>
+      <w:r>
+        <w:rPr>
+          <w:rFonts w:ascii="Times New Roman" w:hAnsi="Times New Roman" w:cs="Times New Roman"/>
+          <w:sz w:val="24"/>
+        </w:rPr>
+        <w:t xml:space="preserve">, </w:t>
+      </w:r>
+      <w:proofErr w:type="spellStart"/>
+      <w:r>
+        <w:rPr>
+          <w:rStyle w:val="Strong"/>
+          <w:rFonts w:ascii="Times New Roman" w:hAnsi="Times New Roman" w:cs="Times New Roman"/>
+          <w:sz w:val="24"/>
+        </w:rPr>
+        <w:t>TensorFlow</w:t>
+      </w:r>
+      <w:proofErr w:type="spellEnd"/>
+      <w:r>
+        <w:rPr>
+          <w:rStyle w:val="Strong"/>
+          <w:rFonts w:ascii="Times New Roman" w:hAnsi="Times New Roman" w:cs="Times New Roman"/>
+          <w:sz w:val="24"/>
+        </w:rPr>
+        <w:t xml:space="preserve"> 2.x</w:t>
+      </w:r>
+      <w:r>
+        <w:rPr>
+          <w:rFonts w:ascii="Times New Roman" w:hAnsi="Times New Roman" w:cs="Times New Roman"/>
+          <w:sz w:val="24"/>
+        </w:rPr>
+        <w:t xml:space="preserve">, </w:t>
+      </w:r>
+      <w:proofErr w:type="spellStart"/>
+      <w:r>
+        <w:rPr>
+          <w:rStyle w:val="Strong"/>
+          <w:rFonts w:ascii="Times New Roman" w:hAnsi="Times New Roman" w:cs="Times New Roman"/>
+          <w:sz w:val="24"/>
+        </w:rPr>
+        <w:t>LangChain</w:t>
+      </w:r>
+      <w:proofErr w:type="spellEnd"/>
+      <w:r>
+        <w:rPr>
+          <w:rFonts w:ascii="Times New Roman" w:hAnsi="Times New Roman" w:cs="Times New Roman"/>
+          <w:sz w:val="24"/>
+        </w:rPr>
+        <w:t xml:space="preserve">, </w:t>
+      </w:r>
+      <w:r>
+        <w:rPr>
+          <w:rStyle w:val="Strong"/>
+          <w:rFonts w:ascii="Times New Roman" w:hAnsi="Times New Roman" w:cs="Times New Roman"/>
+          <w:sz w:val="24"/>
+        </w:rPr>
+        <w:t>RAG</w:t>
+      </w:r>
+      <w:r>
+        <w:rPr>
+          <w:rFonts w:ascii="Times New Roman" w:hAnsi="Times New Roman" w:cs="Times New Roman"/>
+          <w:sz w:val="24"/>
+        </w:rPr>
+        <w:t xml:space="preserve">, vector databases, and </w:t>
+      </w:r>
+      <w:r>
+        <w:rPr>
+          <w:rStyle w:val="Strong"/>
+          <w:rFonts w:ascii="Times New Roman" w:hAnsi="Times New Roman" w:cs="Times New Roman"/>
+          <w:sz w:val="24"/>
+        </w:rPr>
+        <w:t>AWS/GCP</w:t>
+      </w:r>
+      <w:r>
+        <w:rPr>
+          <w:rFonts w:ascii="Times New Roman" w:hAnsi="Times New Roman" w:cs="Times New Roman"/>
+          <w:sz w:val="24"/>
+        </w:rPr>
+        <w:t>, converting complex data and language workflows into secure, observable, cost-aware products that improve automation, decision support, and engineering velocity.</w:t>
+      </w:r>
     </w:p>
     <w:p>
       <w:pPr>
@@ -226,252 +370,992 @@
     </w:p>
     <w:p>
       <w:pPr>
-        <w:pStyle w:val="NormalWeb"/>
+        <w:pStyle w:val="ListParagraph"/>
         <w:numPr>
           <w:ilvl w:val="0"/>
-          <w:numId w:val="17"/>
+          <w:numId w:val="25"/>
         </w:numPr>
+        <w:spacing w:after="0" w:line="240" w:lineRule="auto"/>
         <w:jc w:val="both"/>
-      </w:pPr>
-      <w:r>
-        <w:rPr>
-          <w:rStyle w:val="Strong"/>
-        </w:rPr>
-        <w:t>Languages &amp; ML:</w:t>
-      </w:r>
-      <w:r>
-        <w:t xml:space="preserve"> Python, </w:t>
+        <w:rPr>
+          <w:rFonts w:ascii="Times New Roman" w:eastAsia="Times New Roman" w:hAnsi="Times New Roman" w:cs="Times New Roman"/>
+          <w:sz w:val="24"/>
+          <w:szCs w:val="24"/>
+        </w:rPr>
+      </w:pPr>
+      <w:r>
+        <w:rPr>
+          <w:rFonts w:ascii="Times New Roman" w:eastAsia="Times New Roman" w:hAnsi="Times New Roman" w:cs="Times New Roman"/>
+          <w:b/>
+          <w:bCs/>
+          <w:sz w:val="24"/>
+          <w:szCs w:val="24"/>
+        </w:rPr>
+        <w:t>Languages:</w:t>
+      </w:r>
+      <w:r>
+        <w:rPr>
+          <w:rFonts w:ascii="Times New Roman" w:eastAsia="Times New Roman" w:hAnsi="Times New Roman" w:cs="Times New Roman"/>
+          <w:sz w:val="24"/>
+          <w:szCs w:val="24"/>
+        </w:rPr>
+        <w:t xml:space="preserve"> </w:t>
+      </w:r>
+      <w:r>
+        <w:rPr>
+          <w:rFonts w:ascii="Times New Roman" w:eastAsia="Times New Roman" w:hAnsi="Times New Roman" w:cs="Times New Roman"/>
+          <w:b/>
+          <w:bCs/>
+          <w:sz w:val="24"/>
+          <w:szCs w:val="24"/>
+        </w:rPr>
+        <w:t>Python 3.8–3.12</w:t>
+      </w:r>
+      <w:r>
+        <w:rPr>
+          <w:rFonts w:ascii="Times New Roman" w:eastAsia="Times New Roman" w:hAnsi="Times New Roman" w:cs="Times New Roman"/>
+          <w:sz w:val="24"/>
+          <w:szCs w:val="24"/>
+        </w:rPr>
+        <w:t xml:space="preserve">, SQL, JavaScript, </w:t>
       </w:r>
       <w:proofErr w:type="spellStart"/>
       <w:r>
-        <w:t>PyTorch</w:t>
+        <w:rPr>
+          <w:rFonts w:ascii="Times New Roman" w:eastAsia="Times New Roman" w:hAnsi="Times New Roman" w:cs="Times New Roman"/>
+          <w:sz w:val="24"/>
+          <w:szCs w:val="24"/>
+        </w:rPr>
+        <w:t>TypeScript</w:t>
       </w:r>
       <w:proofErr w:type="spellEnd"/>
       <w:r>
-        <w:t xml:space="preserve">, </w:t>
-      </w:r>
-      <w:proofErr w:type="spellStart"/>
-      <w:r>
-        <w:t>TensorFlow</w:t>
-      </w:r>
-      <w:proofErr w:type="spellEnd"/>
-      <w:r>
-        <w:t xml:space="preserve">, </w:t>
-      </w:r>
-      <w:proofErr w:type="spellStart"/>
-      <w:r>
-        <w:t>OpenCV</w:t>
-      </w:r>
-      <w:proofErr w:type="spellEnd"/>
-      <w:r>
-        <w:t xml:space="preserve">, </w:t>
-      </w:r>
-      <w:proofErr w:type="spellStart"/>
-      <w:r>
-        <w:t>scikit</w:t>
-      </w:r>
-      <w:proofErr w:type="spellEnd"/>
-      <w:r>
-        <w:t xml:space="preserve">-learn, </w:t>
-      </w:r>
-      <w:proofErr w:type="spellStart"/>
-      <w:r>
-        <w:t>NumPy</w:t>
-      </w:r>
-      <w:proofErr w:type="spellEnd"/>
-      <w:r>
-        <w:t xml:space="preserve">, Pandas, </w:t>
-      </w:r>
-      <w:proofErr w:type="spellStart"/>
-      <w:r>
-        <w:t>FastAPI</w:t>
-      </w:r>
-      <w:proofErr w:type="spellEnd"/>
+        <w:rPr>
+          <w:rFonts w:ascii="Times New Roman" w:eastAsia="Times New Roman" w:hAnsi="Times New Roman" w:cs="Times New Roman"/>
+          <w:sz w:val="24"/>
+          <w:szCs w:val="24"/>
+        </w:rPr>
+        <w:t xml:space="preserve">, Bash </w:t>
+      </w:r>
     </w:p>
     <w:p>
       <w:pPr>
-        <w:pStyle w:val="NormalWeb"/>
+        <w:pStyle w:val="ListParagraph"/>
         <w:numPr>
           <w:ilvl w:val="0"/>
-          <w:numId w:val="17"/>
+          <w:numId w:val="25"/>
         </w:numPr>
+        <w:spacing w:after="0" w:line="240" w:lineRule="auto"/>
         <w:jc w:val="both"/>
-      </w:pPr>
-      <w:r>
-        <w:rPr>
-          <w:rStyle w:val="Strong"/>
-        </w:rPr>
-        <w:t>Cloud:</w:t>
-      </w:r>
-      <w:r>
-        <w:t xml:space="preserve"> AWS (S3, EC2, </w:t>
+        <w:rPr>
+          <w:rFonts w:ascii="Times New Roman" w:eastAsia="Times New Roman" w:hAnsi="Times New Roman" w:cs="Times New Roman"/>
+          <w:sz w:val="24"/>
+          <w:szCs w:val="24"/>
+        </w:rPr>
+      </w:pPr>
+      <w:r>
+        <w:rPr>
+          <w:rFonts w:ascii="Times New Roman" w:eastAsia="Times New Roman" w:hAnsi="Times New Roman" w:cs="Times New Roman"/>
+          <w:b/>
+          <w:bCs/>
+          <w:sz w:val="24"/>
+          <w:szCs w:val="24"/>
+        </w:rPr>
+        <w:t>AI / ML / LLM:</w:t>
+      </w:r>
+      <w:r>
+        <w:rPr>
+          <w:rFonts w:ascii="Times New Roman" w:eastAsia="Times New Roman" w:hAnsi="Times New Roman" w:cs="Times New Roman"/>
+          <w:sz w:val="24"/>
+          <w:szCs w:val="24"/>
+        </w:rPr>
+        <w:t xml:space="preserve"> </w:t>
       </w:r>
       <w:proofErr w:type="spellStart"/>
       <w:r>
-        <w:t>SageMaker</w:t>
+        <w:rPr>
+          <w:rFonts w:ascii="Times New Roman" w:eastAsia="Times New Roman" w:hAnsi="Times New Roman" w:cs="Times New Roman"/>
+          <w:b/>
+          <w:bCs/>
+          <w:sz w:val="24"/>
+          <w:szCs w:val="24"/>
+        </w:rPr>
+        <w:t>LangChain</w:t>
       </w:r>
       <w:proofErr w:type="spellEnd"/>
       <w:r>
-        <w:t xml:space="preserve">, Lambda), GCP (Vertex AI, </w:t>
+        <w:rPr>
+          <w:rFonts w:ascii="Times New Roman" w:eastAsia="Times New Roman" w:hAnsi="Times New Roman" w:cs="Times New Roman"/>
+          <w:sz w:val="24"/>
+          <w:szCs w:val="24"/>
+        </w:rPr>
+        <w:t xml:space="preserve">, </w:t>
       </w:r>
       <w:proofErr w:type="spellStart"/>
       <w:r>
-        <w:t>BigQuery</w:t>
+        <w:rPr>
+          <w:rFonts w:ascii="Times New Roman" w:eastAsia="Times New Roman" w:hAnsi="Times New Roman" w:cs="Times New Roman"/>
+          <w:b/>
+          <w:bCs/>
+          <w:sz w:val="24"/>
+          <w:szCs w:val="24"/>
+        </w:rPr>
+        <w:t>LangGraph</w:t>
       </w:r>
       <w:proofErr w:type="spellEnd"/>
       <w:r>
-        <w:t>, Cloud Run), Azure</w:t>
+        <w:rPr>
+          <w:rFonts w:ascii="Times New Roman" w:eastAsia="Times New Roman" w:hAnsi="Times New Roman" w:cs="Times New Roman"/>
+          <w:sz w:val="24"/>
+          <w:szCs w:val="24"/>
+        </w:rPr>
+        <w:t xml:space="preserve">, </w:t>
+      </w:r>
+      <w:r>
+        <w:rPr>
+          <w:rFonts w:ascii="Times New Roman" w:eastAsia="Times New Roman" w:hAnsi="Times New Roman" w:cs="Times New Roman"/>
+          <w:b/>
+          <w:bCs/>
+          <w:sz w:val="24"/>
+          <w:szCs w:val="24"/>
+        </w:rPr>
+        <w:t>RAG</w:t>
+      </w:r>
+      <w:r>
+        <w:rPr>
+          <w:rFonts w:ascii="Times New Roman" w:eastAsia="Times New Roman" w:hAnsi="Times New Roman" w:cs="Times New Roman"/>
+          <w:sz w:val="24"/>
+          <w:szCs w:val="24"/>
+        </w:rPr>
+        <w:t xml:space="preserve">, prompt engineering, </w:t>
+      </w:r>
+      <w:proofErr w:type="spellStart"/>
+      <w:r>
+        <w:rPr>
+          <w:rFonts w:ascii="Times New Roman" w:eastAsia="Times New Roman" w:hAnsi="Times New Roman" w:cs="Times New Roman"/>
+          <w:sz w:val="24"/>
+          <w:szCs w:val="24"/>
+        </w:rPr>
+        <w:t>embeddings</w:t>
+      </w:r>
+      <w:proofErr w:type="spellEnd"/>
+      <w:r>
+        <w:rPr>
+          <w:rFonts w:ascii="Times New Roman" w:eastAsia="Times New Roman" w:hAnsi="Times New Roman" w:cs="Times New Roman"/>
+          <w:sz w:val="24"/>
+          <w:szCs w:val="24"/>
+        </w:rPr>
+        <w:t xml:space="preserve">, model evaluation, fine-tuning basics, NLP pipelines, semantic search, feature engineering, recommendation systems </w:t>
       </w:r>
     </w:p>
     <w:p>
       <w:pPr>
-        <w:pStyle w:val="NormalWeb"/>
+        <w:pStyle w:val="ListParagraph"/>
         <w:numPr>
           <w:ilvl w:val="0"/>
-          <w:numId w:val="17"/>
+          <w:numId w:val="25"/>
         </w:numPr>
+        <w:spacing w:after="0" w:line="240" w:lineRule="auto"/>
         <w:jc w:val="both"/>
-      </w:pPr>
-      <w:r>
-        <w:rPr>
-          <w:rStyle w:val="Strong"/>
-        </w:rPr>
-        <w:t>Databases:</w:t>
-      </w:r>
-      <w:r>
-        <w:t xml:space="preserve"> PostgreSQL, MongoDB, </w:t>
+        <w:rPr>
+          <w:rFonts w:ascii="Times New Roman" w:eastAsia="Times New Roman" w:hAnsi="Times New Roman" w:cs="Times New Roman"/>
+          <w:sz w:val="24"/>
+          <w:szCs w:val="24"/>
+        </w:rPr>
+      </w:pPr>
+      <w:r>
+        <w:rPr>
+          <w:rFonts w:ascii="Times New Roman" w:eastAsia="Times New Roman" w:hAnsi="Times New Roman" w:cs="Times New Roman"/>
+          <w:b/>
+          <w:bCs/>
+          <w:sz w:val="24"/>
+          <w:szCs w:val="24"/>
+        </w:rPr>
+        <w:t>ML Frameworks:</w:t>
+      </w:r>
+      <w:r>
+        <w:rPr>
+          <w:rFonts w:ascii="Times New Roman" w:eastAsia="Times New Roman" w:hAnsi="Times New Roman" w:cs="Times New Roman"/>
+          <w:sz w:val="24"/>
+          <w:szCs w:val="24"/>
+        </w:rPr>
+        <w:t xml:space="preserve"> </w:t>
       </w:r>
       <w:proofErr w:type="spellStart"/>
       <w:r>
-        <w:t>Redis</w:t>
+        <w:rPr>
+          <w:rFonts w:ascii="Times New Roman" w:eastAsia="Times New Roman" w:hAnsi="Times New Roman" w:cs="Times New Roman"/>
+          <w:b/>
+          <w:bCs/>
+          <w:sz w:val="24"/>
+          <w:szCs w:val="24"/>
+        </w:rPr>
+        <w:t>PyTorch</w:t>
       </w:r>
       <w:proofErr w:type="spellEnd"/>
       <w:r>
-        <w:t>, MySQL</w:t>
+        <w:rPr>
+          <w:rFonts w:ascii="Times New Roman" w:eastAsia="Times New Roman" w:hAnsi="Times New Roman" w:cs="Times New Roman"/>
+          <w:b/>
+          <w:bCs/>
+          <w:sz w:val="24"/>
+          <w:szCs w:val="24"/>
+        </w:rPr>
+        <w:t xml:space="preserve"> 1.13–2.x</w:t>
+      </w:r>
+      <w:r>
+        <w:rPr>
+          <w:rFonts w:ascii="Times New Roman" w:eastAsia="Times New Roman" w:hAnsi="Times New Roman" w:cs="Times New Roman"/>
+          <w:sz w:val="24"/>
+          <w:szCs w:val="24"/>
+        </w:rPr>
+        <w:t xml:space="preserve">, </w:t>
+      </w:r>
+      <w:proofErr w:type="spellStart"/>
+      <w:r>
+        <w:rPr>
+          <w:rFonts w:ascii="Times New Roman" w:eastAsia="Times New Roman" w:hAnsi="Times New Roman" w:cs="Times New Roman"/>
+          <w:b/>
+          <w:bCs/>
+          <w:sz w:val="24"/>
+          <w:szCs w:val="24"/>
+        </w:rPr>
+        <w:t>TensorFlow</w:t>
+      </w:r>
+      <w:proofErr w:type="spellEnd"/>
+      <w:r>
+        <w:rPr>
+          <w:rFonts w:ascii="Times New Roman" w:eastAsia="Times New Roman" w:hAnsi="Times New Roman" w:cs="Times New Roman"/>
+          <w:b/>
+          <w:bCs/>
+          <w:sz w:val="24"/>
+          <w:szCs w:val="24"/>
+        </w:rPr>
+        <w:t xml:space="preserve"> 2.x</w:t>
+      </w:r>
+      <w:r>
+        <w:rPr>
+          <w:rFonts w:ascii="Times New Roman" w:eastAsia="Times New Roman" w:hAnsi="Times New Roman" w:cs="Times New Roman"/>
+          <w:sz w:val="24"/>
+          <w:szCs w:val="24"/>
+        </w:rPr>
+        <w:t xml:space="preserve">, </w:t>
+      </w:r>
+      <w:proofErr w:type="spellStart"/>
+      <w:r>
+        <w:rPr>
+          <w:rFonts w:ascii="Times New Roman" w:eastAsia="Times New Roman" w:hAnsi="Times New Roman" w:cs="Times New Roman"/>
+          <w:sz w:val="24"/>
+          <w:szCs w:val="24"/>
+        </w:rPr>
+        <w:t>scikit</w:t>
+      </w:r>
+      <w:proofErr w:type="spellEnd"/>
+      <w:r>
+        <w:rPr>
+          <w:rFonts w:ascii="Times New Roman" w:eastAsia="Times New Roman" w:hAnsi="Times New Roman" w:cs="Times New Roman"/>
+          <w:sz w:val="24"/>
+          <w:szCs w:val="24"/>
+        </w:rPr>
+        <w:t xml:space="preserve">-learn, </w:t>
+      </w:r>
+      <w:proofErr w:type="spellStart"/>
+      <w:r>
+        <w:rPr>
+          <w:rFonts w:ascii="Times New Roman" w:eastAsia="Times New Roman" w:hAnsi="Times New Roman" w:cs="Times New Roman"/>
+          <w:sz w:val="24"/>
+          <w:szCs w:val="24"/>
+        </w:rPr>
+        <w:t>XGBoost</w:t>
+      </w:r>
+      <w:proofErr w:type="spellEnd"/>
+      <w:r>
+        <w:rPr>
+          <w:rFonts w:ascii="Times New Roman" w:eastAsia="Times New Roman" w:hAnsi="Times New Roman" w:cs="Times New Roman"/>
+          <w:sz w:val="24"/>
+          <w:szCs w:val="24"/>
+        </w:rPr>
+        <w:t xml:space="preserve">, pandas, </w:t>
+      </w:r>
+      <w:proofErr w:type="spellStart"/>
+      <w:r>
+        <w:rPr>
+          <w:rFonts w:ascii="Times New Roman" w:eastAsia="Times New Roman" w:hAnsi="Times New Roman" w:cs="Times New Roman"/>
+          <w:sz w:val="24"/>
+          <w:szCs w:val="24"/>
+        </w:rPr>
+        <w:t>NumPy</w:t>
+      </w:r>
+      <w:proofErr w:type="spellEnd"/>
+      <w:r>
+        <w:rPr>
+          <w:rFonts w:ascii="Times New Roman" w:eastAsia="Times New Roman" w:hAnsi="Times New Roman" w:cs="Times New Roman"/>
+          <w:sz w:val="24"/>
+          <w:szCs w:val="24"/>
+        </w:rPr>
+        <w:t xml:space="preserve">, Hugging Face Transformers </w:t>
       </w:r>
     </w:p>
     <w:p>
       <w:pPr>
-        <w:pStyle w:val="NormalWeb"/>
+        <w:pStyle w:val="ListParagraph"/>
         <w:numPr>
           <w:ilvl w:val="0"/>
-          <w:numId w:val="17"/>
+          <w:numId w:val="25"/>
         </w:numPr>
+        <w:spacing w:after="0" w:line="240" w:lineRule="auto"/>
         <w:jc w:val="both"/>
-      </w:pPr>
-      <w:r>
-        <w:rPr>
-          <w:rStyle w:val="Strong"/>
-        </w:rPr>
-        <w:t>Tools:</w:t>
-      </w:r>
-      <w:r>
-        <w:t xml:space="preserve"> Docker, Kubernetes, </w:t>
+        <w:rPr>
+          <w:rFonts w:ascii="Times New Roman" w:eastAsia="Times New Roman" w:hAnsi="Times New Roman" w:cs="Times New Roman"/>
+          <w:sz w:val="24"/>
+          <w:szCs w:val="24"/>
+        </w:rPr>
+      </w:pPr>
+      <w:r>
+        <w:rPr>
+          <w:rFonts w:ascii="Times New Roman" w:eastAsia="Times New Roman" w:hAnsi="Times New Roman" w:cs="Times New Roman"/>
+          <w:b/>
+          <w:bCs/>
+          <w:sz w:val="24"/>
+          <w:szCs w:val="24"/>
+        </w:rPr>
+        <w:t>Backend Engineering:</w:t>
+      </w:r>
+      <w:r>
+        <w:rPr>
+          <w:rFonts w:ascii="Times New Roman" w:eastAsia="Times New Roman" w:hAnsi="Times New Roman" w:cs="Times New Roman"/>
+          <w:sz w:val="24"/>
+          <w:szCs w:val="24"/>
+        </w:rPr>
+        <w:t xml:space="preserve"> </w:t>
       </w:r>
       <w:proofErr w:type="spellStart"/>
       <w:r>
-        <w:t>Git</w:t>
+        <w:rPr>
+          <w:rFonts w:ascii="Times New Roman" w:eastAsia="Times New Roman" w:hAnsi="Times New Roman" w:cs="Times New Roman"/>
+          <w:b/>
+          <w:bCs/>
+          <w:sz w:val="24"/>
+          <w:szCs w:val="24"/>
+        </w:rPr>
+        <w:t>FastAPI</w:t>
       </w:r>
       <w:proofErr w:type="spellEnd"/>
       <w:r>
-        <w:t xml:space="preserve">, DVC, </w:t>
+        <w:rPr>
+          <w:rFonts w:ascii="Times New Roman" w:eastAsia="Times New Roman" w:hAnsi="Times New Roman" w:cs="Times New Roman"/>
+          <w:sz w:val="24"/>
+          <w:szCs w:val="24"/>
+        </w:rPr>
+        <w:t xml:space="preserve">, Django, Flask, REST APIs, </w:t>
       </w:r>
       <w:proofErr w:type="spellStart"/>
       <w:r>
-        <w:t>MLflow</w:t>
+        <w:rPr>
+          <w:rFonts w:ascii="Times New Roman" w:eastAsia="Times New Roman" w:hAnsi="Times New Roman" w:cs="Times New Roman"/>
+          <w:sz w:val="24"/>
+          <w:szCs w:val="24"/>
+        </w:rPr>
+        <w:t>GraphQL</w:t>
       </w:r>
       <w:proofErr w:type="spellEnd"/>
       <w:r>
-        <w:t>, Airflow</w:t>
+        <w:rPr>
+          <w:rFonts w:ascii="Times New Roman" w:eastAsia="Times New Roman" w:hAnsi="Times New Roman" w:cs="Times New Roman"/>
+          <w:sz w:val="24"/>
+          <w:szCs w:val="24"/>
+        </w:rPr>
+        <w:t xml:space="preserve"> basics, </w:t>
+      </w:r>
+      <w:proofErr w:type="spellStart"/>
+      <w:r>
+        <w:rPr>
+          <w:rFonts w:ascii="Times New Roman" w:eastAsia="Times New Roman" w:hAnsi="Times New Roman" w:cs="Times New Roman"/>
+          <w:sz w:val="24"/>
+          <w:szCs w:val="24"/>
+        </w:rPr>
+        <w:t>async</w:t>
+      </w:r>
+      <w:proofErr w:type="spellEnd"/>
+      <w:r>
+        <w:rPr>
+          <w:rFonts w:ascii="Times New Roman" w:eastAsia="Times New Roman" w:hAnsi="Times New Roman" w:cs="Times New Roman"/>
+          <w:sz w:val="24"/>
+          <w:szCs w:val="24"/>
+        </w:rPr>
+        <w:t xml:space="preserve"> APIs, background jobs, </w:t>
+      </w:r>
+      <w:proofErr w:type="spellStart"/>
+      <w:r>
+        <w:rPr>
+          <w:rFonts w:ascii="Times New Roman" w:eastAsia="Times New Roman" w:hAnsi="Times New Roman" w:cs="Times New Roman"/>
+          <w:sz w:val="24"/>
+          <w:szCs w:val="24"/>
+        </w:rPr>
+        <w:t>microservices</w:t>
+      </w:r>
+      <w:proofErr w:type="spellEnd"/>
+      <w:r>
+        <w:rPr>
+          <w:rFonts w:ascii="Times New Roman" w:eastAsia="Times New Roman" w:hAnsi="Times New Roman" w:cs="Times New Roman"/>
+          <w:sz w:val="24"/>
+          <w:szCs w:val="24"/>
+        </w:rPr>
+        <w:t xml:space="preserve">, event-driven architecture </w:t>
       </w:r>
     </w:p>
     <w:p>
       <w:pPr>
-        <w:pStyle w:val="NormalWeb"/>
+        <w:pStyle w:val="ListParagraph"/>
         <w:numPr>
           <w:ilvl w:val="0"/>
-          <w:numId w:val="17"/>
+          <w:numId w:val="25"/>
         </w:numPr>
+        <w:spacing w:after="0" w:line="240" w:lineRule="auto"/>
         <w:jc w:val="both"/>
-      </w:pPr>
+        <w:rPr>
+          <w:rFonts w:ascii="Times New Roman" w:eastAsia="Times New Roman" w:hAnsi="Times New Roman" w:cs="Times New Roman"/>
+          <w:sz w:val="24"/>
+          <w:szCs w:val="24"/>
+        </w:rPr>
+      </w:pPr>
+      <w:r>
+        <w:rPr>
+          <w:rFonts w:ascii="Times New Roman" w:eastAsia="Times New Roman" w:hAnsi="Times New Roman" w:cs="Times New Roman"/>
+          <w:b/>
+          <w:bCs/>
+          <w:sz w:val="24"/>
+          <w:szCs w:val="24"/>
+        </w:rPr>
+        <w:t>Vector / Search:</w:t>
+      </w:r>
+      <w:r>
+        <w:rPr>
+          <w:rFonts w:ascii="Times New Roman" w:eastAsia="Times New Roman" w:hAnsi="Times New Roman" w:cs="Times New Roman"/>
+          <w:sz w:val="24"/>
+          <w:szCs w:val="24"/>
+        </w:rPr>
+        <w:t xml:space="preserve"> </w:t>
+      </w:r>
       <w:proofErr w:type="spellStart"/>
       <w:r>
         <w:rPr>
-          <w:rStyle w:val="Strong"/>
-        </w:rPr>
-        <w:t>MLOps</w:t>
+          <w:rFonts w:ascii="Times New Roman" w:eastAsia="Times New Roman" w:hAnsi="Times New Roman" w:cs="Times New Roman"/>
+          <w:b/>
+          <w:bCs/>
+          <w:sz w:val="24"/>
+          <w:szCs w:val="24"/>
+        </w:rPr>
+        <w:t>pgvector</w:t>
       </w:r>
       <w:proofErr w:type="spellEnd"/>
       <w:r>
         <w:rPr>
-          <w:rStyle w:val="Strong"/>
-        </w:rPr>
-        <w:t xml:space="preserve"> &amp; DevOps:</w:t>
-      </w:r>
-      <w:r>
-        <w:t xml:space="preserve"> CI/CD, Terraform, Prometheus, </w:t>
+          <w:rFonts w:ascii="Times New Roman" w:eastAsia="Times New Roman" w:hAnsi="Times New Roman" w:cs="Times New Roman"/>
+          <w:sz w:val="24"/>
+          <w:szCs w:val="24"/>
+        </w:rPr>
+        <w:t xml:space="preserve">, Pinecone, OpenSearch, </w:t>
       </w:r>
       <w:proofErr w:type="spellStart"/>
       <w:r>
-        <w:t>Grafana</w:t>
+        <w:rPr>
+          <w:rFonts w:ascii="Times New Roman" w:eastAsia="Times New Roman" w:hAnsi="Times New Roman" w:cs="Times New Roman"/>
+          <w:sz w:val="24"/>
+          <w:szCs w:val="24"/>
+        </w:rPr>
+        <w:t>Elasticsearch</w:t>
       </w:r>
       <w:proofErr w:type="spellEnd"/>
       <w:r>
-        <w:t>, Weights &amp; Biases</w:t>
+        <w:rPr>
+          <w:rFonts w:ascii="Times New Roman" w:eastAsia="Times New Roman" w:hAnsi="Times New Roman" w:cs="Times New Roman"/>
+          <w:sz w:val="24"/>
+          <w:szCs w:val="24"/>
+        </w:rPr>
+        <w:t xml:space="preserve">, FAISS, hybrid search, metadata filtering, </w:t>
+      </w:r>
+      <w:proofErr w:type="spellStart"/>
+      <w:r>
+        <w:rPr>
+          <w:rFonts w:ascii="Times New Roman" w:eastAsia="Times New Roman" w:hAnsi="Times New Roman" w:cs="Times New Roman"/>
+          <w:sz w:val="24"/>
+          <w:szCs w:val="24"/>
+        </w:rPr>
+        <w:t>reranking</w:t>
+      </w:r>
+      <w:proofErr w:type="spellEnd"/>
+      <w:r>
+        <w:rPr>
+          <w:rFonts w:ascii="Times New Roman" w:eastAsia="Times New Roman" w:hAnsi="Times New Roman" w:cs="Times New Roman"/>
+          <w:sz w:val="24"/>
+          <w:szCs w:val="24"/>
+        </w:rPr>
+        <w:t xml:space="preserve"> workflows </w:t>
       </w:r>
     </w:p>
     <w:p>
       <w:pPr>
-        <w:pStyle w:val="NormalWeb"/>
+        <w:pStyle w:val="ListParagraph"/>
         <w:numPr>
           <w:ilvl w:val="0"/>
-          <w:numId w:val="17"/>
+          <w:numId w:val="25"/>
         </w:numPr>
+        <w:spacing w:after="0" w:line="240" w:lineRule="auto"/>
         <w:jc w:val="both"/>
-      </w:pPr>
-      <w:r>
-        <w:rPr>
-          <w:rStyle w:val="Strong"/>
-        </w:rPr>
-        <w:t>Vision Models:</w:t>
-      </w:r>
-      <w:r>
-        <w:t xml:space="preserve"> CNNs, </w:t>
+        <w:rPr>
+          <w:rFonts w:ascii="Times New Roman" w:eastAsia="Times New Roman" w:hAnsi="Times New Roman" w:cs="Times New Roman"/>
+          <w:sz w:val="24"/>
+          <w:szCs w:val="24"/>
+        </w:rPr>
+      </w:pPr>
+      <w:r>
+        <w:rPr>
+          <w:rFonts w:ascii="Times New Roman" w:eastAsia="Times New Roman" w:hAnsi="Times New Roman" w:cs="Times New Roman"/>
+          <w:b/>
+          <w:bCs/>
+          <w:sz w:val="24"/>
+          <w:szCs w:val="24"/>
+        </w:rPr>
+        <w:t>Cloud Platforms:</w:t>
+      </w:r>
+      <w:r>
+        <w:rPr>
+          <w:rFonts w:ascii="Times New Roman" w:eastAsia="Times New Roman" w:hAnsi="Times New Roman" w:cs="Times New Roman"/>
+          <w:sz w:val="24"/>
+          <w:szCs w:val="24"/>
+        </w:rPr>
+        <w:t xml:space="preserve"> </w:t>
+      </w:r>
+      <w:r>
+        <w:rPr>
+          <w:rFonts w:ascii="Times New Roman" w:eastAsia="Times New Roman" w:hAnsi="Times New Roman" w:cs="Times New Roman"/>
+          <w:b/>
+          <w:bCs/>
+          <w:sz w:val="24"/>
+          <w:szCs w:val="24"/>
+        </w:rPr>
+        <w:t>AWS</w:t>
+      </w:r>
+      <w:r>
+        <w:rPr>
+          <w:rFonts w:ascii="Times New Roman" w:eastAsia="Times New Roman" w:hAnsi="Times New Roman" w:cs="Times New Roman"/>
+          <w:sz w:val="24"/>
+          <w:szCs w:val="24"/>
+        </w:rPr>
+        <w:t xml:space="preserve"> Lambda, ECS, S3, RDS, SQS, SNS, </w:t>
       </w:r>
       <w:proofErr w:type="spellStart"/>
       <w:r>
-        <w:t>ViT</w:t>
+        <w:rPr>
+          <w:rFonts w:ascii="Times New Roman" w:eastAsia="Times New Roman" w:hAnsi="Times New Roman" w:cs="Times New Roman"/>
+          <w:sz w:val="24"/>
+          <w:szCs w:val="24"/>
+        </w:rPr>
+        <w:t>CloudWatch</w:t>
       </w:r>
       <w:proofErr w:type="spellEnd"/>
       <w:r>
-        <w:t>, YOLOv5, CLIP, VQA, multimodal fusion networks</w:t>
+        <w:rPr>
+          <w:rFonts w:ascii="Times New Roman" w:eastAsia="Times New Roman" w:hAnsi="Times New Roman" w:cs="Times New Roman"/>
+          <w:sz w:val="24"/>
+          <w:szCs w:val="24"/>
+        </w:rPr>
+        <w:t xml:space="preserve">, Bedrock; </w:t>
+      </w:r>
+      <w:r>
+        <w:rPr>
+          <w:rFonts w:ascii="Times New Roman" w:eastAsia="Times New Roman" w:hAnsi="Times New Roman" w:cs="Times New Roman"/>
+          <w:b/>
+          <w:bCs/>
+          <w:sz w:val="24"/>
+          <w:szCs w:val="24"/>
+        </w:rPr>
+        <w:t>GCP</w:t>
+      </w:r>
+      <w:r>
+        <w:rPr>
+          <w:rFonts w:ascii="Times New Roman" w:eastAsia="Times New Roman" w:hAnsi="Times New Roman" w:cs="Times New Roman"/>
+          <w:sz w:val="24"/>
+          <w:szCs w:val="24"/>
+        </w:rPr>
+        <w:t xml:space="preserve"> Cloud Run, </w:t>
+      </w:r>
+      <w:proofErr w:type="spellStart"/>
+      <w:r>
+        <w:rPr>
+          <w:rFonts w:ascii="Times New Roman" w:eastAsia="Times New Roman" w:hAnsi="Times New Roman" w:cs="Times New Roman"/>
+          <w:sz w:val="24"/>
+          <w:szCs w:val="24"/>
+        </w:rPr>
+        <w:t>BigQuery</w:t>
+      </w:r>
+      <w:proofErr w:type="spellEnd"/>
+      <w:r>
+        <w:rPr>
+          <w:rFonts w:ascii="Times New Roman" w:eastAsia="Times New Roman" w:hAnsi="Times New Roman" w:cs="Times New Roman"/>
+          <w:sz w:val="24"/>
+          <w:szCs w:val="24"/>
+        </w:rPr>
+        <w:t xml:space="preserve">, Vertex AI, Cloud Storage; Azure </w:t>
+      </w:r>
+      <w:proofErr w:type="spellStart"/>
+      <w:r>
+        <w:rPr>
+          <w:rFonts w:ascii="Times New Roman" w:eastAsia="Times New Roman" w:hAnsi="Times New Roman" w:cs="Times New Roman"/>
+          <w:sz w:val="24"/>
+          <w:szCs w:val="24"/>
+        </w:rPr>
+        <w:t>OpenAI</w:t>
+      </w:r>
+      <w:proofErr w:type="spellEnd"/>
+      <w:r>
+        <w:rPr>
+          <w:rFonts w:ascii="Times New Roman" w:eastAsia="Times New Roman" w:hAnsi="Times New Roman" w:cs="Times New Roman"/>
+          <w:sz w:val="24"/>
+          <w:szCs w:val="24"/>
+        </w:rPr>
+        <w:t xml:space="preserve"> </w:t>
       </w:r>
     </w:p>
     <w:p>
       <w:pPr>
-        <w:pStyle w:val="NormalWeb"/>
+        <w:pStyle w:val="ListParagraph"/>
         <w:numPr>
           <w:ilvl w:val="0"/>
-          <w:numId w:val="17"/>
+          <w:numId w:val="25"/>
         </w:numPr>
+        <w:spacing w:after="0" w:line="240" w:lineRule="auto"/>
         <w:jc w:val="both"/>
-      </w:pPr>
-      <w:r>
-        <w:rPr>
-          <w:rStyle w:val="Strong"/>
-        </w:rPr>
-        <w:t>Other:</w:t>
-      </w:r>
-      <w:r>
-        <w:t xml:space="preserve"> REST APIs, </w:t>
+        <w:rPr>
+          <w:rFonts w:ascii="Times New Roman" w:eastAsia="Times New Roman" w:hAnsi="Times New Roman" w:cs="Times New Roman"/>
+          <w:sz w:val="24"/>
+          <w:szCs w:val="24"/>
+        </w:rPr>
+      </w:pPr>
+      <w:r>
+        <w:rPr>
+          <w:rFonts w:ascii="Times New Roman" w:eastAsia="Times New Roman" w:hAnsi="Times New Roman" w:cs="Times New Roman"/>
+          <w:b/>
+          <w:bCs/>
+          <w:sz w:val="24"/>
+          <w:szCs w:val="24"/>
+        </w:rPr>
+        <w:t>Databases:</w:t>
+      </w:r>
+      <w:r>
+        <w:rPr>
+          <w:rFonts w:ascii="Times New Roman" w:eastAsia="Times New Roman" w:hAnsi="Times New Roman" w:cs="Times New Roman"/>
+          <w:sz w:val="24"/>
+          <w:szCs w:val="24"/>
+        </w:rPr>
+        <w:t xml:space="preserve"> PostgreSQL, MySQL, MongoDB, </w:t>
       </w:r>
       <w:proofErr w:type="spellStart"/>
       <w:r>
-        <w:t>GraphQL</w:t>
+        <w:rPr>
+          <w:rFonts w:ascii="Times New Roman" w:eastAsia="Times New Roman" w:hAnsi="Times New Roman" w:cs="Times New Roman"/>
+          <w:sz w:val="24"/>
+          <w:szCs w:val="24"/>
+        </w:rPr>
+        <w:t>Redis</w:t>
       </w:r>
       <w:proofErr w:type="spellEnd"/>
       <w:r>
-        <w:t>, Kafka, NoSQL, Linux, Agile, Scrum</w:t>
+        <w:rPr>
+          <w:rFonts w:ascii="Times New Roman" w:eastAsia="Times New Roman" w:hAnsi="Times New Roman" w:cs="Times New Roman"/>
+          <w:sz w:val="24"/>
+          <w:szCs w:val="24"/>
+        </w:rPr>
+        <w:t xml:space="preserve">, SQL Server, </w:t>
+      </w:r>
+      <w:proofErr w:type="spellStart"/>
+      <w:r>
+        <w:rPr>
+          <w:rFonts w:ascii="Times New Roman" w:eastAsia="Times New Roman" w:hAnsi="Times New Roman" w:cs="Times New Roman"/>
+          <w:sz w:val="24"/>
+          <w:szCs w:val="24"/>
+        </w:rPr>
+        <w:t>DynamoDB</w:t>
+      </w:r>
+      <w:proofErr w:type="spellEnd"/>
+      <w:r>
+        <w:rPr>
+          <w:rFonts w:ascii="Times New Roman" w:eastAsia="Times New Roman" w:hAnsi="Times New Roman" w:cs="Times New Roman"/>
+          <w:sz w:val="24"/>
+          <w:szCs w:val="24"/>
+        </w:rPr>
+        <w:t xml:space="preserve"> basics </w:t>
+      </w:r>
+    </w:p>
+    <w:p>
+      <w:pPr>
+        <w:pStyle w:val="ListParagraph"/>
+        <w:numPr>
+          <w:ilvl w:val="0"/>
+          <w:numId w:val="25"/>
+        </w:numPr>
+        <w:spacing w:after="0" w:line="240" w:lineRule="auto"/>
+        <w:jc w:val="both"/>
+        <w:rPr>
+          <w:rFonts w:ascii="Times New Roman" w:eastAsia="Times New Roman" w:hAnsi="Times New Roman" w:cs="Times New Roman"/>
+          <w:sz w:val="24"/>
+          <w:szCs w:val="24"/>
+        </w:rPr>
+      </w:pPr>
+      <w:proofErr w:type="spellStart"/>
+      <w:r>
+        <w:rPr>
+          <w:rFonts w:ascii="Times New Roman" w:eastAsia="Times New Roman" w:hAnsi="Times New Roman" w:cs="Times New Roman"/>
+          <w:b/>
+          <w:bCs/>
+          <w:sz w:val="24"/>
+          <w:szCs w:val="24"/>
+        </w:rPr>
+        <w:t>MLOps</w:t>
+      </w:r>
+      <w:proofErr w:type="spellEnd"/>
+      <w:r>
+        <w:rPr>
+          <w:rFonts w:ascii="Times New Roman" w:eastAsia="Times New Roman" w:hAnsi="Times New Roman" w:cs="Times New Roman"/>
+          <w:b/>
+          <w:bCs/>
+          <w:sz w:val="24"/>
+          <w:szCs w:val="24"/>
+        </w:rPr>
+        <w:t xml:space="preserve"> / DevOps:</w:t>
+      </w:r>
+      <w:r>
+        <w:rPr>
+          <w:rFonts w:ascii="Times New Roman" w:eastAsia="Times New Roman" w:hAnsi="Times New Roman" w:cs="Times New Roman"/>
+          <w:sz w:val="24"/>
+          <w:szCs w:val="24"/>
+        </w:rPr>
+        <w:t xml:space="preserve"> Docker, Kubernetes, GitHub Actions, </w:t>
+      </w:r>
+      <w:proofErr w:type="spellStart"/>
+      <w:r>
+        <w:rPr>
+          <w:rFonts w:ascii="Times New Roman" w:eastAsia="Times New Roman" w:hAnsi="Times New Roman" w:cs="Times New Roman"/>
+          <w:sz w:val="24"/>
+          <w:szCs w:val="24"/>
+        </w:rPr>
+        <w:t>GitLab</w:t>
+      </w:r>
+      <w:proofErr w:type="spellEnd"/>
+      <w:r>
+        <w:rPr>
+          <w:rFonts w:ascii="Times New Roman" w:eastAsia="Times New Roman" w:hAnsi="Times New Roman" w:cs="Times New Roman"/>
+          <w:sz w:val="24"/>
+          <w:szCs w:val="24"/>
+        </w:rPr>
+        <w:t xml:space="preserve"> CI, Jenkins, </w:t>
+      </w:r>
+      <w:proofErr w:type="spellStart"/>
+      <w:r>
+        <w:rPr>
+          <w:rFonts w:ascii="Times New Roman" w:eastAsia="Times New Roman" w:hAnsi="Times New Roman" w:cs="Times New Roman"/>
+          <w:sz w:val="24"/>
+          <w:szCs w:val="24"/>
+        </w:rPr>
+        <w:t>MLflow</w:t>
+      </w:r>
+      <w:proofErr w:type="spellEnd"/>
+      <w:r>
+        <w:rPr>
+          <w:rFonts w:ascii="Times New Roman" w:eastAsia="Times New Roman" w:hAnsi="Times New Roman" w:cs="Times New Roman"/>
+          <w:sz w:val="24"/>
+          <w:szCs w:val="24"/>
+        </w:rPr>
+        <w:t xml:space="preserve">, model registry concepts, CI/CD, Terraform basics </w:t>
+      </w:r>
+    </w:p>
+    <w:p>
+      <w:pPr>
+        <w:pStyle w:val="ListParagraph"/>
+        <w:numPr>
+          <w:ilvl w:val="0"/>
+          <w:numId w:val="25"/>
+        </w:numPr>
+        <w:spacing w:after="0" w:line="240" w:lineRule="auto"/>
+        <w:jc w:val="both"/>
+        <w:rPr>
+          <w:rFonts w:ascii="Times New Roman" w:eastAsia="Times New Roman" w:hAnsi="Times New Roman" w:cs="Times New Roman"/>
+          <w:sz w:val="24"/>
+          <w:szCs w:val="24"/>
+        </w:rPr>
+      </w:pPr>
+      <w:r>
+        <w:rPr>
+          <w:rFonts w:ascii="Times New Roman" w:eastAsia="Times New Roman" w:hAnsi="Times New Roman" w:cs="Times New Roman"/>
+          <w:b/>
+          <w:bCs/>
+          <w:sz w:val="24"/>
+          <w:szCs w:val="24"/>
+        </w:rPr>
+        <w:t>Testing &amp; Quality:</w:t>
+      </w:r>
+      <w:r>
+        <w:rPr>
+          <w:rFonts w:ascii="Times New Roman" w:eastAsia="Times New Roman" w:hAnsi="Times New Roman" w:cs="Times New Roman"/>
+          <w:sz w:val="24"/>
+          <w:szCs w:val="24"/>
+        </w:rPr>
+        <w:t xml:space="preserve"> </w:t>
+      </w:r>
+      <w:proofErr w:type="spellStart"/>
+      <w:r>
+        <w:rPr>
+          <w:rFonts w:ascii="Times New Roman" w:eastAsia="Times New Roman" w:hAnsi="Times New Roman" w:cs="Times New Roman"/>
+          <w:sz w:val="24"/>
+          <w:szCs w:val="24"/>
+        </w:rPr>
+        <w:t>pytest</w:t>
+      </w:r>
+      <w:proofErr w:type="spellEnd"/>
+      <w:r>
+        <w:rPr>
+          <w:rFonts w:ascii="Times New Roman" w:eastAsia="Times New Roman" w:hAnsi="Times New Roman" w:cs="Times New Roman"/>
+          <w:sz w:val="24"/>
+          <w:szCs w:val="24"/>
+        </w:rPr>
+        <w:t xml:space="preserve">, </w:t>
+      </w:r>
+      <w:proofErr w:type="spellStart"/>
+      <w:r>
+        <w:rPr>
+          <w:rFonts w:ascii="Times New Roman" w:eastAsia="Times New Roman" w:hAnsi="Times New Roman" w:cs="Times New Roman"/>
+          <w:sz w:val="24"/>
+          <w:szCs w:val="24"/>
+        </w:rPr>
+        <w:t>unittest</w:t>
+      </w:r>
+      <w:proofErr w:type="spellEnd"/>
+      <w:r>
+        <w:rPr>
+          <w:rFonts w:ascii="Times New Roman" w:eastAsia="Times New Roman" w:hAnsi="Times New Roman" w:cs="Times New Roman"/>
+          <w:sz w:val="24"/>
+          <w:szCs w:val="24"/>
+        </w:rPr>
+        <w:t xml:space="preserve">, integration testing, API contract testing, model regression tests, golden datasets, load testing </w:t>
+      </w:r>
+    </w:p>
+    <w:p>
+      <w:pPr>
+        <w:pStyle w:val="ListParagraph"/>
+        <w:numPr>
+          <w:ilvl w:val="0"/>
+          <w:numId w:val="25"/>
+        </w:numPr>
+        <w:spacing w:after="0" w:line="240" w:lineRule="auto"/>
+        <w:jc w:val="both"/>
+        <w:rPr>
+          <w:rFonts w:ascii="Times New Roman" w:eastAsia="Times New Roman" w:hAnsi="Times New Roman" w:cs="Times New Roman"/>
+          <w:sz w:val="24"/>
+          <w:szCs w:val="24"/>
+        </w:rPr>
+      </w:pPr>
+      <w:r>
+        <w:rPr>
+          <w:rFonts w:ascii="Times New Roman" w:eastAsia="Times New Roman" w:hAnsi="Times New Roman" w:cs="Times New Roman"/>
+          <w:b/>
+          <w:bCs/>
+          <w:sz w:val="24"/>
+          <w:szCs w:val="24"/>
+        </w:rPr>
+        <w:t>Monitoring:</w:t>
+      </w:r>
+      <w:r>
+        <w:rPr>
+          <w:rFonts w:ascii="Times New Roman" w:eastAsia="Times New Roman" w:hAnsi="Times New Roman" w:cs="Times New Roman"/>
+          <w:sz w:val="24"/>
+          <w:szCs w:val="24"/>
+        </w:rPr>
+        <w:t xml:space="preserve"> </w:t>
+      </w:r>
+      <w:proofErr w:type="spellStart"/>
+      <w:r>
+        <w:rPr>
+          <w:rFonts w:ascii="Times New Roman" w:eastAsia="Times New Roman" w:hAnsi="Times New Roman" w:cs="Times New Roman"/>
+          <w:sz w:val="24"/>
+          <w:szCs w:val="24"/>
+        </w:rPr>
+        <w:t>OpenTelemetry</w:t>
+      </w:r>
+      <w:proofErr w:type="spellEnd"/>
+      <w:r>
+        <w:rPr>
+          <w:rFonts w:ascii="Times New Roman" w:eastAsia="Times New Roman" w:hAnsi="Times New Roman" w:cs="Times New Roman"/>
+          <w:sz w:val="24"/>
+          <w:szCs w:val="24"/>
+        </w:rPr>
+        <w:t xml:space="preserve">, Prometheus, </w:t>
+      </w:r>
+      <w:proofErr w:type="spellStart"/>
+      <w:r>
+        <w:rPr>
+          <w:rFonts w:ascii="Times New Roman" w:eastAsia="Times New Roman" w:hAnsi="Times New Roman" w:cs="Times New Roman"/>
+          <w:sz w:val="24"/>
+          <w:szCs w:val="24"/>
+        </w:rPr>
+        <w:t>Grafana</w:t>
+      </w:r>
+      <w:proofErr w:type="spellEnd"/>
+      <w:r>
+        <w:rPr>
+          <w:rFonts w:ascii="Times New Roman" w:eastAsia="Times New Roman" w:hAnsi="Times New Roman" w:cs="Times New Roman"/>
+          <w:sz w:val="24"/>
+          <w:szCs w:val="24"/>
+        </w:rPr>
+        <w:t xml:space="preserve">, </w:t>
+      </w:r>
+      <w:proofErr w:type="spellStart"/>
+      <w:r>
+        <w:rPr>
+          <w:rFonts w:ascii="Times New Roman" w:eastAsia="Times New Roman" w:hAnsi="Times New Roman" w:cs="Times New Roman"/>
+          <w:sz w:val="24"/>
+          <w:szCs w:val="24"/>
+        </w:rPr>
+        <w:t>CloudWatch</w:t>
+      </w:r>
+      <w:proofErr w:type="spellEnd"/>
+      <w:r>
+        <w:rPr>
+          <w:rFonts w:ascii="Times New Roman" w:eastAsia="Times New Roman" w:hAnsi="Times New Roman" w:cs="Times New Roman"/>
+          <w:sz w:val="24"/>
+          <w:szCs w:val="24"/>
+        </w:rPr>
+        <w:t xml:space="preserve">, structured logging, distributed tracing, alerting, incident review </w:t>
+      </w:r>
+    </w:p>
+    <w:p>
+      <w:pPr>
+        <w:pStyle w:val="ListParagraph"/>
+        <w:numPr>
+          <w:ilvl w:val="0"/>
+          <w:numId w:val="25"/>
+        </w:numPr>
+        <w:spacing w:after="0" w:line="240" w:lineRule="auto"/>
+        <w:jc w:val="both"/>
+        <w:rPr>
+          <w:rFonts w:ascii="Times New Roman" w:eastAsia="Times New Roman" w:hAnsi="Times New Roman" w:cs="Times New Roman"/>
+          <w:sz w:val="24"/>
+          <w:szCs w:val="24"/>
+        </w:rPr>
+      </w:pPr>
+      <w:r>
+        <w:rPr>
+          <w:rFonts w:ascii="Times New Roman" w:hAnsi="Times New Roman" w:cs="Times New Roman"/>
+          <w:b/>
+          <w:bCs/>
+        </w:rPr>
+        <w:t>Engineering Practices:</w:t>
+      </w:r>
+      <w:r>
+        <w:rPr>
+          <w:rFonts w:ascii="Times New Roman" w:hAnsi="Times New Roman" w:cs="Times New Roman"/>
+        </w:rPr>
+        <w:t xml:space="preserve"> Clean Architecture, domain-driven design, secure API design, code review, technical mentoring, production debugging, Agile/Scrum</w:t>
       </w:r>
     </w:p>
     <w:p>
@@ -576,20 +1460,78 @@
         <w:pStyle w:val="NormalWeb"/>
         <w:numPr>
           <w:ilvl w:val="0"/>
-          <w:numId w:val="18"/>
+          <w:numId w:val="27"/>
         </w:numPr>
         <w:jc w:val="both"/>
       </w:pPr>
       <w:r>
-        <w:t xml:space="preserve">Designed and deployed scalable vision-language models using CLIP and </w:t>
+        <w:t xml:space="preserve">Built production </w:t>
+      </w:r>
+      <w:r>
+        <w:rPr>
+          <w:rStyle w:val="Strong"/>
+        </w:rPr>
+        <w:t>LLM and NLP services</w:t>
+      </w:r>
+      <w:r>
+        <w:t xml:space="preserve"> with </w:t>
+      </w:r>
+      <w:r>
+        <w:rPr>
+          <w:rStyle w:val="Strong"/>
+        </w:rPr>
+        <w:t>Python 3.10–3.11</w:t>
+      </w:r>
+      <w:r>
+        <w:t xml:space="preserve">, </w:t>
       </w:r>
       <w:proofErr w:type="spellStart"/>
       <w:r>
-        <w:t>ViT</w:t>
+        <w:rPr>
+          <w:rStyle w:val="Strong"/>
+        </w:rPr>
+        <w:t>PyTorch</w:t>
       </w:r>
       <w:proofErr w:type="spellEnd"/>
       <w:r>
-        <w:t xml:space="preserve"> architecture, enhancing search and classification accuracy by 32% across multimodal datasets.</w:t>
+        <w:rPr>
+          <w:rStyle w:val="Strong"/>
+        </w:rPr>
+        <w:t xml:space="preserve"> 1.13–2.x</w:t>
+      </w:r>
+      <w:r>
+        <w:t xml:space="preserve">, </w:t>
+      </w:r>
+      <w:r>
+        <w:rPr>
+          <w:rStyle w:val="Strong"/>
+        </w:rPr>
+        <w:t>Hugging Face Transformers</w:t>
+      </w:r>
+      <w:r>
+        <w:t xml:space="preserve">, </w:t>
+      </w:r>
+      <w:proofErr w:type="spellStart"/>
+      <w:r>
+        <w:rPr>
+          <w:rStyle w:val="Strong"/>
+        </w:rPr>
+        <w:t>LangChain</w:t>
+      </w:r>
+      <w:proofErr w:type="spellEnd"/>
+      <w:r>
+        <w:t xml:space="preserve">, and </w:t>
+      </w:r>
+      <w:proofErr w:type="spellStart"/>
+      <w:r>
+        <w:rPr>
+          <w:rStyle w:val="Strong"/>
+        </w:rPr>
+        <w:t>FastAPI</w:t>
+      </w:r>
+      <w:proofErr w:type="spellEnd"/>
+      <w:r>
+        <w:t>, supporting summarization, document classification, semantic search, and retrieval-augmented generation workflows.</w:t>
       </w:r>
     </w:p>
     <w:p>
@@ -597,28 +1539,49 @@
         <w:pStyle w:val="NormalWeb"/>
         <w:numPr>
           <w:ilvl w:val="0"/>
-          <w:numId w:val="18"/>
+          <w:numId w:val="27"/>
         </w:numPr>
         <w:jc w:val="both"/>
       </w:pPr>
       <w:r>
-        <w:t xml:space="preserve">Built end-to-end ML pipelines for training, evaluation, and deployment of models on AWS </w:t>
+        <w:t xml:space="preserve">Developed model evaluation pipelines with </w:t>
+      </w:r>
+      <w:r>
+        <w:rPr>
+          <w:rStyle w:val="Strong"/>
+        </w:rPr>
+        <w:t>pandas</w:t>
+      </w:r>
+      <w:r>
+        <w:t xml:space="preserve">, </w:t>
       </w:r>
       <w:proofErr w:type="spellStart"/>
       <w:r>
-        <w:t>SageMaker</w:t>
+        <w:rPr>
+          <w:rStyle w:val="Strong"/>
+        </w:rPr>
+        <w:t>NumPy</w:t>
       </w:r>
       <w:proofErr w:type="spellEnd"/>
       <w:r>
-        <w:t xml:space="preserve">, integrating DVC and </w:t>
+        <w:t xml:space="preserve">, </w:t>
       </w:r>
       <w:proofErr w:type="spellStart"/>
       <w:r>
-        <w:t>MLflow</w:t>
+        <w:rPr>
+          <w:rStyle w:val="Strong"/>
+        </w:rPr>
+        <w:t>scikit</w:t>
       </w:r>
       <w:proofErr w:type="spellEnd"/>
       <w:r>
-        <w:t xml:space="preserve"> for model versioning and tracking.</w:t>
+        <w:rPr>
+          <w:rStyle w:val="Strong"/>
+        </w:rPr>
+        <w:t>-learn</w:t>
+      </w:r>
+      <w:r>
+        <w:t>, and custom benchmark datasets, helping compare embedding quality, retrieval accuracy, prompt changes, and model regression before production releases.</w:t>
       </w:r>
     </w:p>
     <w:p>
@@ -626,12 +1589,58 @@
         <w:pStyle w:val="NormalWeb"/>
         <w:numPr>
           <w:ilvl w:val="0"/>
-          <w:numId w:val="18"/>
+          <w:numId w:val="27"/>
         </w:numPr>
         <w:jc w:val="both"/>
       </w:pPr>
       <w:r>
-        <w:t>Collaborated with product and research teams to productionize models, improving iteration velocity and reducing deployment time by 40%.</w:t>
+        <w:lastRenderedPageBreak/>
+        <w:t xml:space="preserve">Implemented classification and ranking experiments using </w:t>
+      </w:r>
+      <w:proofErr w:type="spellStart"/>
+      <w:r>
+        <w:rPr>
+          <w:rStyle w:val="Strong"/>
+        </w:rPr>
+        <w:t>XGBoost</w:t>
+      </w:r>
+      <w:proofErr w:type="spellEnd"/>
+      <w:r>
+        <w:t xml:space="preserve">, </w:t>
+      </w:r>
+      <w:proofErr w:type="spellStart"/>
+      <w:r>
+        <w:rPr>
+          <w:rStyle w:val="Strong"/>
+        </w:rPr>
+        <w:t>scikit</w:t>
+      </w:r>
+      <w:proofErr w:type="spellEnd"/>
+      <w:r>
+        <w:rPr>
+          <w:rStyle w:val="Strong"/>
+        </w:rPr>
+        <w:t>-learn</w:t>
+      </w:r>
+      <w:r>
+        <w:t xml:space="preserve">, and transformer </w:t>
+      </w:r>
+      <w:proofErr w:type="spellStart"/>
+      <w:r>
+        <w:t>embeddings</w:t>
+      </w:r>
+      <w:proofErr w:type="spellEnd"/>
+      <w:r>
+        <w:t xml:space="preserve">, improving document routing accuracy and reducing manual review effort by </w:t>
+      </w:r>
+      <w:r>
+        <w:rPr>
+          <w:rStyle w:val="Strong"/>
+        </w:rPr>
+        <w:t>31%</w:t>
+      </w:r>
+      <w:r>
+        <w:t xml:space="preserve"> for business users.</w:t>
       </w:r>
     </w:p>
     <w:p>
@@ -639,20 +1648,40 @@
         <w:pStyle w:val="NormalWeb"/>
         <w:numPr>
           <w:ilvl w:val="0"/>
-          <w:numId w:val="18"/>
+          <w:numId w:val="27"/>
         </w:numPr>
         <w:jc w:val="both"/>
       </w:pPr>
       <w:r>
-        <w:t xml:space="preserve">Deployed real-time inference systems using </w:t>
+        <w:t xml:space="preserve">Optimized inference workflows for </w:t>
       </w:r>
       <w:proofErr w:type="spellStart"/>
       <w:r>
-        <w:t>FastAPI</w:t>
+        <w:rPr>
+          <w:rStyle w:val="Strong"/>
+        </w:rPr>
+        <w:t>PyTorch</w:t>
       </w:r>
       <w:proofErr w:type="spellEnd"/>
       <w:r>
-        <w:t xml:space="preserve"> and Docker, serving multimodal models with sub-second latency for client applications.</w:t>
+        <w:t xml:space="preserve"> and transformer-based models by applying batching, caching, smaller model routing, and </w:t>
+      </w:r>
+      <w:proofErr w:type="spellStart"/>
+      <w:r>
+        <w:t>async</w:t>
+      </w:r>
+      <w:proofErr w:type="spellEnd"/>
+      <w:r>
+        <w:t xml:space="preserve"> API execution, reducing average AI response latency by </w:t>
+      </w:r>
+      <w:r>
+        <w:rPr>
+          <w:rStyle w:val="Strong"/>
+        </w:rPr>
+        <w:t>38%</w:t>
+      </w:r>
+      <w:r>
+        <w:t xml:space="preserve"> during peak usage.</w:t>
       </w:r>
     </w:p>
     <w:p>
@@ -660,12 +1689,30 @@
         <w:pStyle w:val="NormalWeb"/>
         <w:numPr>
           <w:ilvl w:val="0"/>
-          <w:numId w:val="18"/>
+          <w:numId w:val="27"/>
         </w:numPr>
         <w:jc w:val="both"/>
       </w:pPr>
       <w:r>
-        <w:t>Led the integration of Weights &amp; Biases for experiment tracking across model development lifecycle.</w:t>
+        <w:t xml:space="preserve">Designed production </w:t>
+      </w:r>
+      <w:r>
+        <w:rPr>
+          <w:rStyle w:val="Strong"/>
+        </w:rPr>
+        <w:t>LLM orchestration</w:t>
+      </w:r>
+      <w:r>
+        <w:t xml:space="preserve"> patterns with prompt templates, retrieval guards, retry policies, token budgeting, and response validation, reducing hallucination-related support tickets by </w:t>
+      </w:r>
+      <w:r>
+        <w:rPr>
+          <w:rStyle w:val="Strong"/>
+        </w:rPr>
+        <w:t>31%</w:t>
+      </w:r>
+      <w:r>
+        <w:t xml:space="preserve"> across client-facing assistants.</w:t>
       </w:r>
     </w:p>
     <w:p>
@@ -673,28 +1720,85 @@
         <w:pStyle w:val="NormalWeb"/>
         <w:numPr>
           <w:ilvl w:val="0"/>
-          <w:numId w:val="18"/>
+          <w:numId w:val="27"/>
         </w:numPr>
         <w:jc w:val="both"/>
       </w:pPr>
       <w:r>
-        <w:t xml:space="preserve">Optimized preprocessing pipelines using </w:t>
+        <w:t xml:space="preserve">Built </w:t>
       </w:r>
       <w:proofErr w:type="spellStart"/>
       <w:r>
-        <w:t>OpenCV</w:t>
+        <w:t>embeddings</w:t>
       </w:r>
       <w:proofErr w:type="spellEnd"/>
       <w:r>
-        <w:t xml:space="preserve"> and </w:t>
+        <w:t xml:space="preserve"> pipelines using </w:t>
       </w:r>
       <w:proofErr w:type="spellStart"/>
       <w:r>
-        <w:t>TensorRT</w:t>
+        <w:rPr>
+          <w:rStyle w:val="Strong"/>
+        </w:rPr>
+        <w:t>OpenAI</w:t>
       </w:r>
       <w:proofErr w:type="spellEnd"/>
       <w:r>
-        <w:t xml:space="preserve"> to reduce data loading and inference times by 25%.</w:t>
+        <w:t xml:space="preserve">, </w:t>
+      </w:r>
+      <w:r>
+        <w:rPr>
+          <w:rStyle w:val="Strong"/>
+        </w:rPr>
+        <w:t xml:space="preserve">Azure </w:t>
+      </w:r>
+      <w:proofErr w:type="spellStart"/>
+      <w:r>
+        <w:rPr>
+          <w:rStyle w:val="Strong"/>
+        </w:rPr>
+        <w:t>OpenAI</w:t>
+      </w:r>
+      <w:proofErr w:type="spellEnd"/>
+      <w:r>
+        <w:t xml:space="preserve">, </w:t>
+      </w:r>
+      <w:r>
+        <w:rPr>
+          <w:rStyle w:val="Strong"/>
+        </w:rPr>
+        <w:t>Sentence Transformers</w:t>
+      </w:r>
+      <w:r>
+        <w:t xml:space="preserve">, </w:t>
+      </w:r>
+      <w:proofErr w:type="spellStart"/>
+      <w:r>
+        <w:rPr>
+          <w:rStyle w:val="Strong"/>
+        </w:rPr>
+        <w:t>pgvector</w:t>
+      </w:r>
+      <w:proofErr w:type="spellEnd"/>
+      <w:r>
+        <w:t xml:space="preserve">, and </w:t>
+      </w:r>
+      <w:r>
+        <w:rPr>
+          <w:rStyle w:val="Strong"/>
+        </w:rPr>
+        <w:t>Pinecone</w:t>
+      </w:r>
+      <w:r>
+        <w:t xml:space="preserve">, improving semantic search relevance for policy, contract, and support content while keeping ingestion jobs </w:t>
+      </w:r>
+      <w:proofErr w:type="spellStart"/>
+      <w:r>
+        <w:t>replayable</w:t>
+      </w:r>
+      <w:proofErr w:type="spellEnd"/>
+      <w:r>
+        <w:t>.</w:t>
       </w:r>
     </w:p>
     <w:p>
@@ -702,20 +1806,51 @@
         <w:pStyle w:val="NormalWeb"/>
         <w:numPr>
           <w:ilvl w:val="0"/>
-          <w:numId w:val="18"/>
+          <w:numId w:val="27"/>
         </w:numPr>
         <w:jc w:val="both"/>
       </w:pPr>
       <w:r>
-        <w:t xml:space="preserve">Created custom </w:t>
+        <w:t xml:space="preserve">Modernized legacy Python APIs from synchronous request handlers into </w:t>
       </w:r>
       <w:proofErr w:type="spellStart"/>
       <w:r>
-        <w:t>MLOps</w:t>
+        <w:t>async</w:t>
       </w:r>
       <w:proofErr w:type="spellEnd"/>
       <w:r>
-        <w:t xml:space="preserve"> workflows in Kubernetes for continuous training and automated retraining triggered by data drift detection.</w:t>
+        <w:t xml:space="preserve"> </w:t>
+      </w:r>
+      <w:proofErr w:type="spellStart"/>
+      <w:r>
+        <w:rPr>
+          <w:rStyle w:val="Strong"/>
+        </w:rPr>
+        <w:t>FastAPI</w:t>
+      </w:r>
+      <w:proofErr w:type="spellEnd"/>
+      <w:r>
+        <w:t xml:space="preserve"> services with </w:t>
+      </w:r>
+      <w:proofErr w:type="spellStart"/>
+      <w:r>
+        <w:rPr>
+          <w:rStyle w:val="Strong"/>
+        </w:rPr>
+        <w:t>Pydantic</w:t>
+      </w:r>
+      <w:proofErr w:type="spellEnd"/>
+      <w:r>
+        <w:t xml:space="preserve">, background workers, and structured error responses that improved endpoint latency by </w:t>
+      </w:r>
+      <w:r>
+        <w:rPr>
+          <w:rStyle w:val="Strong"/>
+        </w:rPr>
+        <w:t>38%</w:t>
+      </w:r>
+      <w:r>
+        <w:t xml:space="preserve"> under peak document-analysis traffic.</w:t>
       </w:r>
     </w:p>
     <w:p>
@@ -723,27 +1858,168 @@
         <w:pStyle w:val="NormalWeb"/>
         <w:numPr>
           <w:ilvl w:val="0"/>
-          <w:numId w:val="18"/>
+          <w:numId w:val="27"/>
         </w:numPr>
         <w:jc w:val="both"/>
       </w:pPr>
       <w:r>
-        <w:t xml:space="preserve">Mentored junior ML engineers and facilitated regular knowledge-sharing sessions on vision models and </w:t>
+        <w:t xml:space="preserve">Resolved production issues involving malformed PDF extraction, chunk overlap drift, duplicate </w:t>
       </w:r>
       <w:proofErr w:type="spellStart"/>
       <w:r>
-        <w:t>MLOps</w:t>
+        <w:t>embeddings</w:t>
       </w:r>
       <w:proofErr w:type="spellEnd"/>
       <w:r>
-        <w:t xml:space="preserve"> practices.</w:t>
+        <w:t xml:space="preserve">, timeout-prone completions, and stale cache reads by adding validation checkpoints, </w:t>
+      </w:r>
+      <w:proofErr w:type="spellStart"/>
+      <w:r>
+        <w:t>idempotency</w:t>
+      </w:r>
+      <w:proofErr w:type="spellEnd"/>
+      <w:r>
+        <w:t xml:space="preserve"> keys, and observability spans.</w:t>
       </w:r>
     </w:p>
     <w:p>
       <w:pPr>
         <w:pStyle w:val="NormalWeb"/>
+        <w:numPr>
+          <w:ilvl w:val="0"/>
+          <w:numId w:val="27"/>
+        </w:numPr>
         <w:jc w:val="both"/>
       </w:pPr>
+      <w:r>
+        <w:t>Implemented model evaluation workflows with golden datasets, regression checks, cosine-similarity thresholds, and human review queues so product teams could compare prompt and retrieval changes before deployment.</w:t>
+      </w:r>
+    </w:p>
+    <w:p>
+      <w:pPr>
+        <w:pStyle w:val="NormalWeb"/>
+        <w:numPr>
+          <w:ilvl w:val="0"/>
+          <w:numId w:val="27"/>
+        </w:numPr>
+        <w:jc w:val="both"/>
+      </w:pPr>
+      <w:r>
+        <w:t xml:space="preserve">Created </w:t>
+      </w:r>
+      <w:proofErr w:type="spellStart"/>
+      <w:r>
+        <w:rPr>
+          <w:rStyle w:val="Strong"/>
+        </w:rPr>
+        <w:t>MLOps</w:t>
+      </w:r>
+      <w:proofErr w:type="spellEnd"/>
+      <w:r>
+        <w:t xml:space="preserve"> deployment flows with </w:t>
+      </w:r>
+      <w:r>
+        <w:rPr>
+          <w:rStyle w:val="Strong"/>
+        </w:rPr>
+        <w:t>Docker</w:t>
+      </w:r>
+      <w:r>
+        <w:t xml:space="preserve">, </w:t>
+      </w:r>
+      <w:r>
+        <w:rPr>
+          <w:rStyle w:val="Strong"/>
+        </w:rPr>
+        <w:t>GitHub Actions</w:t>
+      </w:r>
+      <w:r>
+        <w:t xml:space="preserve">, </w:t>
+      </w:r>
+      <w:r>
+        <w:rPr>
+          <w:rStyle w:val="Strong"/>
+        </w:rPr>
+        <w:t>AWS ECS/Lambda</w:t>
+      </w:r>
+      <w:r>
+        <w:t xml:space="preserve">, </w:t>
+      </w:r>
+      <w:r>
+        <w:rPr>
+          <w:rStyle w:val="Strong"/>
+        </w:rPr>
+        <w:t>GCP Cloud Run</w:t>
+      </w:r>
+      <w:r>
+        <w:t>, and environment-based configuration, allowing safer releases across staging and production AI services.</w:t>
+      </w:r>
+    </w:p>
+    <w:p>
+      <w:pPr>
+        <w:pStyle w:val="NormalWeb"/>
+        <w:numPr>
+          <w:ilvl w:val="0"/>
+          <w:numId w:val="27"/>
+        </w:numPr>
+        <w:jc w:val="both"/>
+      </w:pPr>
+      <w:r>
+        <w:t xml:space="preserve">Optimized inference and retrieval costs through batch embedding, cache-first retrieval, prompt compression, and model routing between larger and smaller LLMs, lowering monthly AI infrastructure spend by </w:t>
+      </w:r>
+      <w:r>
+        <w:rPr>
+          <w:rStyle w:val="Strong"/>
+        </w:rPr>
+        <w:t>24%</w:t>
+      </w:r>
+      <w:r>
+        <w:t>.</w:t>
+      </w:r>
+    </w:p>
+    <w:p>
+      <w:pPr>
+        <w:pStyle w:val="NormalWeb"/>
+        <w:numPr>
+          <w:ilvl w:val="0"/>
+          <w:numId w:val="27"/>
+        </w:numPr>
+        <w:jc w:val="both"/>
+      </w:pPr>
+      <w:r>
+        <w:t>Partnered with product, data, and security stakeholders to add role-aware document permissions, audit logging, PII masking, and tenant isolation for enterprise customers using regulated knowledge bases.</w:t>
+      </w:r>
+    </w:p>
+    <w:p>
+      <w:pPr>
+        <w:pStyle w:val="NormalWeb"/>
+        <w:numPr>
+          <w:ilvl w:val="0"/>
+          <w:numId w:val="27"/>
+        </w:numPr>
+        <w:jc w:val="both"/>
+      </w:pPr>
+      <w:r>
+        <w:t xml:space="preserve">Mentored engineers on </w:t>
+      </w:r>
+      <w:r>
+        <w:rPr>
+          <w:rStyle w:val="Strong"/>
+        </w:rPr>
+        <w:t>Python architecture</w:t>
+      </w:r>
+      <w:r>
+        <w:t xml:space="preserve">, </w:t>
+      </w:r>
+      <w:r>
+        <w:rPr>
+          <w:rStyle w:val="Strong"/>
+        </w:rPr>
+        <w:t>LLM testing</w:t>
+      </w:r>
+      <w:r>
+        <w:t>, code review quality, and incident analysis while documenting reusable patterns for retrieval services, background jobs, and API contracts.</w:t>
+      </w:r>
     </w:p>
     <w:p>
       <w:pPr>
@@ -767,7 +2043,6 @@
           <w:sz w:val="24"/>
           <w:szCs w:val="24"/>
         </w:rPr>
-        <w:lastRenderedPageBreak/>
         <w:t>Hexaview</w:t>
       </w:r>
       <w:proofErr w:type="spellEnd"/>
@@ -831,20 +2106,69 @@
         <w:pStyle w:val="NormalWeb"/>
         <w:numPr>
           <w:ilvl w:val="0"/>
-          <w:numId w:val="19"/>
+          <w:numId w:val="28"/>
         </w:numPr>
         <w:jc w:val="both"/>
       </w:pPr>
       <w:r>
-        <w:t xml:space="preserve">Developed Python-based </w:t>
+        <w:t xml:space="preserve">Built machine learning pipelines with </w:t>
+      </w:r>
+      <w:r>
+        <w:rPr>
+          <w:rStyle w:val="Strong"/>
+        </w:rPr>
+        <w:t>Python 3.7–3.9</w:t>
+      </w:r>
+      <w:r>
+        <w:t xml:space="preserve">, </w:t>
+      </w:r>
+      <w:r>
+        <w:rPr>
+          <w:rStyle w:val="Strong"/>
+        </w:rPr>
+        <w:t>pandas</w:t>
+      </w:r>
+      <w:r>
+        <w:t xml:space="preserve">, </w:t>
       </w:r>
       <w:proofErr w:type="spellStart"/>
       <w:r>
-        <w:t>microservices</w:t>
+        <w:rPr>
+          <w:rStyle w:val="Strong"/>
+        </w:rPr>
+        <w:t>NumPy</w:t>
       </w:r>
       <w:proofErr w:type="spellEnd"/>
       <w:r>
-        <w:t xml:space="preserve"> supporting real-time image and video data pipelines for surveillance and logistics applications.</w:t>
+        <w:t xml:space="preserve">, </w:t>
+      </w:r>
+      <w:proofErr w:type="spellStart"/>
+      <w:r>
+        <w:rPr>
+          <w:rStyle w:val="Strong"/>
+        </w:rPr>
+        <w:t>scikit</w:t>
+      </w:r>
+      <w:proofErr w:type="spellEnd"/>
+      <w:r>
+        <w:rPr>
+          <w:rStyle w:val="Strong"/>
+        </w:rPr>
+        <w:t>-learn</w:t>
+      </w:r>
+      <w:r>
+        <w:t xml:space="preserve">, and </w:t>
+      </w:r>
+      <w:proofErr w:type="spellStart"/>
+      <w:r>
+        <w:rPr>
+          <w:rStyle w:val="Strong"/>
+        </w:rPr>
+        <w:t>XGBoost</w:t>
+      </w:r>
+      <w:proofErr w:type="spellEnd"/>
+      <w:r>
+        <w:t xml:space="preserve"> for classification, scoring, and recommendation features across analytics-heavy business applications.</w:t>
       </w:r>
     </w:p>
     <w:p>
@@ -852,12 +2176,38 @@
         <w:pStyle w:val="NormalWeb"/>
         <w:numPr>
           <w:ilvl w:val="0"/>
-          <w:numId w:val="19"/>
+          <w:numId w:val="28"/>
         </w:numPr>
         <w:jc w:val="both"/>
       </w:pPr>
       <w:r>
-        <w:t>Contributed to the design of a hybrid model combining CNN and LSTM for visual context-aware object tracking in warehouses.</w:t>
+        <w:t xml:space="preserve">Developed early deep learning and NLP workflows with </w:t>
+      </w:r>
+      <w:proofErr w:type="spellStart"/>
+      <w:r>
+        <w:rPr>
+          <w:rStyle w:val="Strong"/>
+        </w:rPr>
+        <w:t>TensorFlow</w:t>
+      </w:r>
+      <w:proofErr w:type="spellEnd"/>
+      <w:r>
+        <w:rPr>
+          <w:rStyle w:val="Strong"/>
+        </w:rPr>
+        <w:t xml:space="preserve"> 2.x</w:t>
+      </w:r>
+      <w:r>
+        <w:t xml:space="preserve"> and </w:t>
+      </w:r>
+      <w:r>
+        <w:rPr>
+          <w:rStyle w:val="Strong"/>
+        </w:rPr>
+        <w:t>Hugging Face Transformers</w:t>
+      </w:r>
+      <w:r>
+        <w:t>, supporting text similarity, entity extraction, intent classification, and automated document tagging features.</w:t>
       </w:r>
     </w:p>
     <w:p>
@@ -865,12 +2215,23 @@
         <w:pStyle w:val="NormalWeb"/>
         <w:numPr>
           <w:ilvl w:val="0"/>
-          <w:numId w:val="19"/>
+          <w:numId w:val="28"/>
         </w:numPr>
         <w:jc w:val="both"/>
       </w:pPr>
       <w:r>
-        <w:t>Implemented CI/CD workflows for machine learning systems using GitHub Actions, Docker, and Kubernetes.</w:t>
+        <w:t xml:space="preserve">Improved feature-engineering quality by standardizing </w:t>
+      </w:r>
+      <w:proofErr w:type="gramStart"/>
+      <w:r>
+        <w:rPr>
+          <w:rStyle w:val="Strong"/>
+        </w:rPr>
+        <w:t>pandas</w:t>
+      </w:r>
+      <w:proofErr w:type="gramEnd"/>
+      <w:r>
+        <w:t xml:space="preserve"> transformation logic, missing-value handling, outlier detection, label encoding, and train-test validation across multiple ML services.</w:t>
       </w:r>
     </w:p>
     <w:p>
@@ -878,20 +2239,56 @@
         <w:pStyle w:val="NormalWeb"/>
         <w:numPr>
           <w:ilvl w:val="0"/>
-          <w:numId w:val="19"/>
+          <w:numId w:val="28"/>
         </w:numPr>
         <w:jc w:val="both"/>
       </w:pPr>
       <w:r>
-        <w:t xml:space="preserve">Worked closely with computer vision researchers to convert </w:t>
+        <w:t xml:space="preserve">Created model-serving APIs using </w:t>
+      </w:r>
+      <w:r>
+        <w:rPr>
+          <w:rStyle w:val="Strong"/>
+        </w:rPr>
+        <w:t>Flask</w:t>
+      </w:r>
+      <w:r>
+        <w:t xml:space="preserve">, </w:t>
+      </w:r>
+      <w:r>
+        <w:rPr>
+          <w:rStyle w:val="Strong"/>
+        </w:rPr>
+        <w:t>Django</w:t>
+      </w:r>
+      <w:r>
+        <w:t xml:space="preserve">, </w:t>
+      </w:r>
+      <w:r>
+        <w:rPr>
+          <w:rStyle w:val="Strong"/>
+        </w:rPr>
+        <w:t>Celery</w:t>
+      </w:r>
+      <w:r>
+        <w:t xml:space="preserve">, and </w:t>
+      </w:r>
+      <w:r>
+        <w:rPr>
+          <w:rStyle w:val="Strong"/>
+        </w:rPr>
+        <w:t>PostgreSQL</w:t>
+      </w:r>
+      <w:r>
+        <w:t xml:space="preserve">, allowing frontend and reporting systems to consume prediction scores, confidence values, and </w:t>
       </w:r>
       <w:proofErr w:type="spellStart"/>
       <w:r>
-        <w:t>Jupyter</w:t>
+        <w:t>explainability</w:t>
       </w:r>
       <w:proofErr w:type="spellEnd"/>
       <w:r>
-        <w:t>-based experiments into scalable backend services.</w:t>
+        <w:t xml:space="preserve"> metadata.</w:t>
       </w:r>
     </w:p>
     <w:p>
@@ -899,20 +2296,12 @@
         <w:pStyle w:val="NormalWeb"/>
         <w:numPr>
           <w:ilvl w:val="0"/>
-          <w:numId w:val="19"/>
+          <w:numId w:val="28"/>
         </w:numPr>
         <w:jc w:val="both"/>
       </w:pPr>
       <w:r>
-        <w:t xml:space="preserve">Integrated </w:t>
-      </w:r>
-      <w:proofErr w:type="spellStart"/>
-      <w:r>
-        <w:t>Redis</w:t>
-      </w:r>
-      <w:proofErr w:type="spellEnd"/>
-      <w:r>
-        <w:t xml:space="preserve"> for fast in-memory data access during high-throughput model inference operations.</w:t>
+        <w:t>Introduced REST APIs for model inference, batch scoring, and experiment metadata, giving frontend and reporting teams consistent access to predictions, confidence scores, and failure states.</w:t>
       </w:r>
     </w:p>
     <w:p>
@@ -920,12 +2309,12 @@
         <w:pStyle w:val="NormalWeb"/>
         <w:numPr>
           <w:ilvl w:val="0"/>
-          <w:numId w:val="19"/>
+          <w:numId w:val="28"/>
         </w:numPr>
         <w:jc w:val="both"/>
       </w:pPr>
       <w:r>
-        <w:t>Collaborated with product teams to improve UX in labeling interfaces, reducing annotation turnaround time by 18%.</w:t>
+        <w:t>Migrated older Python services from loosely structured scripts into layered application modules with service classes, repository patterns, typed DTOs, and reusable validation logic.</w:t>
       </w:r>
     </w:p>
     <w:p>
@@ -933,20 +2322,20 @@
         <w:pStyle w:val="NormalWeb"/>
         <w:numPr>
           <w:ilvl w:val="0"/>
-          <w:numId w:val="19"/>
+          <w:numId w:val="28"/>
         </w:numPr>
         <w:jc w:val="both"/>
       </w:pPr>
       <w:r>
-        <w:t xml:space="preserve">Utilized GCP Cloud Run and </w:t>
+        <w:t xml:space="preserve">Resolved recurring production defects around Celery retry storms, missing </w:t>
       </w:r>
       <w:proofErr w:type="spellStart"/>
       <w:r>
-        <w:t>BigQuery</w:t>
+        <w:t>timezone</w:t>
       </w:r>
       <w:proofErr w:type="spellEnd"/>
       <w:r>
-        <w:t xml:space="preserve"> to deploy and analyze the behavior of deployed models across thousands of edge devices.</w:t>
+        <w:t xml:space="preserve"> normalization, CSV parsing failures, and slow ORM queries by adding dead-letter handling, indexes, and stronger input contracts.</w:t>
       </w:r>
     </w:p>
     <w:p>
@@ -954,21 +2343,120 @@
         <w:pStyle w:val="NormalWeb"/>
         <w:numPr>
           <w:ilvl w:val="0"/>
-          <w:numId w:val="19"/>
+          <w:numId w:val="28"/>
         </w:numPr>
         <w:jc w:val="both"/>
       </w:pPr>
       <w:r>
-        <w:t xml:space="preserve">Maintained code quality with test coverage above 85% using </w:t>
+        <w:lastRenderedPageBreak/>
+        <w:t xml:space="preserve">Improved data pipeline reliability by building incremental extraction jobs, checksum validation, backfill commands, and alerting around failed loads in mixed </w:t>
+      </w:r>
+      <w:r>
+        <w:rPr>
+          <w:rStyle w:val="Strong"/>
+        </w:rPr>
+        <w:t>AWS</w:t>
+      </w:r>
+      <w:r>
+        <w:t xml:space="preserve"> and </w:t>
       </w:r>
       <w:proofErr w:type="spellStart"/>
       <w:r>
-        <w:t>Pytest</w:t>
+        <w:t>on-premise</w:t>
       </w:r>
       <w:proofErr w:type="spellEnd"/>
       <w:r>
-        <w:t xml:space="preserve"> and Black for formatting.</w:t>
-      </w:r>
+        <w:t xml:space="preserve"> environments.</w:t>
+      </w:r>
+    </w:p>
+    <w:p>
+      <w:pPr>
+        <w:pStyle w:val="NormalWeb"/>
+        <w:numPr>
+          <w:ilvl w:val="0"/>
+          <w:numId w:val="28"/>
+        </w:numPr>
+        <w:jc w:val="both"/>
+      </w:pPr>
+      <w:r>
+        <w:t xml:space="preserve">Implemented CI pipelines with </w:t>
+      </w:r>
+      <w:r>
+        <w:rPr>
+          <w:rStyle w:val="Strong"/>
+        </w:rPr>
+        <w:t>Jenkins</w:t>
+      </w:r>
+      <w:r>
+        <w:t xml:space="preserve">, </w:t>
+      </w:r>
+      <w:proofErr w:type="spellStart"/>
+      <w:r>
+        <w:rPr>
+          <w:rStyle w:val="Strong"/>
+        </w:rPr>
+        <w:t>GitLab</w:t>
+      </w:r>
+      <w:proofErr w:type="spellEnd"/>
+      <w:r>
+        <w:rPr>
+          <w:rStyle w:val="Strong"/>
+        </w:rPr>
+        <w:t xml:space="preserve"> CI</w:t>
+      </w:r>
+      <w:r>
+        <w:t xml:space="preserve">, </w:t>
+      </w:r>
+      <w:r>
+        <w:rPr>
+          <w:rStyle w:val="Strong"/>
+        </w:rPr>
+        <w:t>Docker</w:t>
+      </w:r>
+      <w:r>
+        <w:t xml:space="preserve">, unit tests, integration tests, and deployment gates that shortened release verification time by </w:t>
+      </w:r>
+      <w:r>
+        <w:rPr>
+          <w:rStyle w:val="Strong"/>
+        </w:rPr>
+        <w:t>34%</w:t>
+      </w:r>
+      <w:r>
+        <w:t xml:space="preserve"> for Python services.</w:t>
+      </w:r>
+    </w:p>
+    <w:p>
+      <w:pPr>
+        <w:pStyle w:val="NormalWeb"/>
+        <w:numPr>
+          <w:ilvl w:val="0"/>
+          <w:numId w:val="28"/>
+        </w:numPr>
+        <w:jc w:val="both"/>
+      </w:pPr>
+      <w:r>
+        <w:t>Supported early NLP use cases with tokenization, keyword extraction, text similarity, and entity cleanup, creating foundations that later made transformer-based search and LLM integrations easier to adopt.</w:t>
+      </w:r>
+    </w:p>
+    <w:p>
+      <w:pPr>
+        <w:pStyle w:val="NormalWeb"/>
+        <w:numPr>
+          <w:ilvl w:val="0"/>
+          <w:numId w:val="28"/>
+        </w:numPr>
+        <w:jc w:val="both"/>
+      </w:pPr>
+      <w:r>
+        <w:t>Collaborated with solution architects and business analysts to translate ambiguous reporting and automation needs into maintainable APIs, database schemas, model features, and production runbooks.</w:t>
+      </w:r>
+    </w:p>
+    <w:p>
+      <w:pPr>
+        <w:pStyle w:val="NormalWeb"/>
+        <w:jc w:val="both"/>
+      </w:pPr>
     </w:p>
     <w:p>
       <w:pPr>
@@ -983,8 +2471,12 @@
           <w:szCs w:val="24"/>
         </w:rPr>
       </w:pPr>
-      <w:proofErr w:type="spellStart"/>
-      <w:r>
+    </w:p>
+    <w:p>
+      <w:pPr>
+        <w:spacing w:before="100" w:beforeAutospacing="1" w:after="100" w:afterAutospacing="1" w:line="240" w:lineRule="auto"/>
+        <w:jc w:val="both"/>
+        <w:outlineLvl w:val="3"/>
         <w:rPr>
           <w:rFonts w:ascii="Arial Black" w:eastAsia="Times New Roman" w:hAnsi="Arial Black" w:cs="Times New Roman"/>
           <w:b/>
@@ -992,9 +2484,8 @@
           <w:sz w:val="24"/>
           <w:szCs w:val="24"/>
         </w:rPr>
-        <w:t>SimbirSoft</w:t>
-      </w:r>
-      <w:proofErr w:type="spellEnd"/>
+      </w:pPr>
+      <w:proofErr w:type="spellStart"/>
       <w:r>
         <w:rPr>
           <w:rFonts w:ascii="Arial Black" w:eastAsia="Times New Roman" w:hAnsi="Arial Black" w:cs="Times New Roman"/>
@@ -1003,6 +2494,17 @@
           <w:sz w:val="24"/>
           <w:szCs w:val="24"/>
         </w:rPr>
+        <w:t>SimbirSoft</w:t>
+      </w:r>
+      <w:proofErr w:type="spellEnd"/>
+      <w:r>
+        <w:rPr>
+          <w:rFonts w:ascii="Arial Black" w:eastAsia="Times New Roman" w:hAnsi="Arial Black" w:cs="Times New Roman"/>
+          <w:b/>
+          <w:bCs/>
+          <w:sz w:val="24"/>
+          <w:szCs w:val="24"/>
+        </w:rPr>
         <w:t xml:space="preserve"> Company</w:t>
       </w:r>
     </w:p>
@@ -1055,28 +2557,59 @@
         <w:pStyle w:val="NormalWeb"/>
         <w:numPr>
           <w:ilvl w:val="0"/>
-          <w:numId w:val="20"/>
+          <w:numId w:val="29"/>
         </w:numPr>
         <w:jc w:val="both"/>
       </w:pPr>
       <w:r>
-        <w:t xml:space="preserve">Engineered robust </w:t>
+        <w:t xml:space="preserve">Supported data-heavy backend workflows with </w:t>
+      </w:r>
+      <w:r>
+        <w:rPr>
+          <w:rStyle w:val="Strong"/>
+        </w:rPr>
+        <w:t>Python</w:t>
+      </w:r>
+      <w:r>
+        <w:t xml:space="preserve">, </w:t>
       </w:r>
       <w:proofErr w:type="spellStart"/>
       <w:r>
-        <w:t>backends</w:t>
+        <w:rPr>
+          <w:rStyle w:val="Strong"/>
+        </w:rPr>
+        <w:t>NumPy</w:t>
       </w:r>
       <w:proofErr w:type="spellEnd"/>
       <w:r>
-        <w:t xml:space="preserve"> for </w:t>
-      </w:r>
-      <w:proofErr w:type="spellStart"/>
-      <w:r>
-        <w:t>eCommerce</w:t>
-      </w:r>
-      <w:proofErr w:type="spellEnd"/>
-      <w:r>
-        <w:t xml:space="preserve"> and health platforms, leveraging Python, Flask, and PostgreSQL.</w:t>
+        <w:t xml:space="preserve">, </w:t>
+      </w:r>
+      <w:r>
+        <w:rPr>
+          <w:rStyle w:val="Strong"/>
+        </w:rPr>
+        <w:t>pandas</w:t>
+      </w:r>
+      <w:r>
+        <w:t xml:space="preserve">, </w:t>
+      </w:r>
+      <w:r>
+        <w:rPr>
+          <w:rStyle w:val="Strong"/>
+        </w:rPr>
+        <w:t>Django</w:t>
+      </w:r>
+      <w:r>
+        <w:t xml:space="preserve">, and </w:t>
+      </w:r>
+      <w:r>
+        <w:rPr>
+          <w:rStyle w:val="Strong"/>
+        </w:rPr>
+        <w:t>PostgreSQL</w:t>
+      </w:r>
+      <w:r>
+        <w:t>, building reporting, import validation, and operational analytics features for client-facing systems.</w:t>
       </w:r>
     </w:p>
     <w:p>
@@ -1084,12 +2617,29 @@
         <w:pStyle w:val="NormalWeb"/>
         <w:numPr>
           <w:ilvl w:val="0"/>
-          <w:numId w:val="20"/>
+          <w:numId w:val="29"/>
         </w:numPr>
         <w:jc w:val="both"/>
       </w:pPr>
       <w:r>
-        <w:t>Built RESTful APIs for customer data aggregation pipelines integrated with ML-driven personalization features.</w:t>
+        <w:t xml:space="preserve">Used </w:t>
+      </w:r>
+      <w:proofErr w:type="spellStart"/>
+      <w:r>
+        <w:rPr>
+          <w:rStyle w:val="Strong"/>
+        </w:rPr>
+        <w:t>scikit</w:t>
+      </w:r>
+      <w:proofErr w:type="spellEnd"/>
+      <w:r>
+        <w:rPr>
+          <w:rStyle w:val="Strong"/>
+        </w:rPr>
+        <w:t>-learn</w:t>
+      </w:r>
+      <w:r>
+        <w:t xml:space="preserve"> for practical classification and scoring prototypes, including duplicate detection, data quality checks, and rule-assisted recommendations for internal workflow automation.</w:t>
       </w:r>
     </w:p>
     <w:p>
@@ -1097,12 +2647,23 @@
         <w:pStyle w:val="NormalWeb"/>
         <w:numPr>
           <w:ilvl w:val="0"/>
-          <w:numId w:val="20"/>
+          <w:numId w:val="29"/>
         </w:numPr>
         <w:jc w:val="both"/>
       </w:pPr>
       <w:r>
-        <w:t>Integrated Apache Kafka for event-driven user activity tracking and model feedback loops.</w:t>
+        <w:t xml:space="preserve">Improved legacy reporting performance by replacing repeated raw SQL and manual spreadsheet logic with reusable </w:t>
+      </w:r>
+      <w:proofErr w:type="gramStart"/>
+      <w:r>
+        <w:rPr>
+          <w:rStyle w:val="Strong"/>
+        </w:rPr>
+        <w:t>pandas</w:t>
+      </w:r>
+      <w:proofErr w:type="gramEnd"/>
+      <w:r>
+        <w:t xml:space="preserve"> transformations, indexed queries, and cleaner service-layer processing.</w:t>
       </w:r>
     </w:p>
     <w:p>
@@ -1110,12 +2671,21 @@
         <w:pStyle w:val="NormalWeb"/>
         <w:numPr>
           <w:ilvl w:val="0"/>
-          <w:numId w:val="20"/>
+          <w:numId w:val="29"/>
         </w:numPr>
         <w:jc w:val="both"/>
       </w:pPr>
       <w:r>
-        <w:t>Partnered with external ML consultants to operationalize anomaly detection algorithms.</w:t>
+        <w:t xml:space="preserve">Delivered automation modules for data imports, validation workflows, notification rules, and reporting exports that reduced repetitive back-office processing by </w:t>
+      </w:r>
+      <w:r>
+        <w:rPr>
+          <w:rStyle w:val="Strong"/>
+        </w:rPr>
+        <w:t>22%</w:t>
+      </w:r>
+      <w:r>
+        <w:t xml:space="preserve"> for client operations teams.</w:t>
       </w:r>
     </w:p>
     <w:p>
@@ -1123,12 +2693,20 @@
         <w:pStyle w:val="NormalWeb"/>
         <w:numPr>
           <w:ilvl w:val="0"/>
-          <w:numId w:val="20"/>
+          <w:numId w:val="29"/>
         </w:numPr>
         <w:jc w:val="both"/>
       </w:pPr>
       <w:r>
-        <w:t>Managed PostgreSQL and NoSQL schema evolution as new data types were introduced into the ML workflows.</w:t>
+        <w:t xml:space="preserve">Refactored legacy monolithic views, raw SQL blocks, and duplicated business rules into reusable service functions, cleaner </w:t>
+      </w:r>
+      <w:proofErr w:type="spellStart"/>
+      <w:r>
+        <w:t>serializers</w:t>
+      </w:r>
+      <w:proofErr w:type="spellEnd"/>
+      <w:r>
+        <w:t>, and safer transaction boundaries.</w:t>
       </w:r>
     </w:p>
     <w:p>
@@ -1136,12 +2714,12 @@
         <w:pStyle w:val="NormalWeb"/>
         <w:numPr>
           <w:ilvl w:val="0"/>
-          <w:numId w:val="20"/>
+          <w:numId w:val="29"/>
         </w:numPr>
         <w:jc w:val="both"/>
       </w:pPr>
       <w:r>
-        <w:t>Automated ETL pipelines to transform raw user behavior data into clean datasets ready for model training.</w:t>
+        <w:t>Fixed production bugs involving Unicode encoding errors, broken file uploads, session expiration loops, incorrect pagination totals, and race conditions in status updates.</w:t>
       </w:r>
     </w:p>
     <w:p>
@@ -1149,12 +2727,12 @@
         <w:pStyle w:val="NormalWeb"/>
         <w:numPr>
           <w:ilvl w:val="0"/>
-          <w:numId w:val="20"/>
+          <w:numId w:val="29"/>
         </w:numPr>
         <w:jc w:val="both"/>
       </w:pPr>
       <w:r>
-        <w:t>Containerized ML workloads using Docker Compose and deployed via Azure DevOps pipelines.</w:t>
+        <w:t>Supported gradual modernization from older Python and Django patterns by separating configuration, improving dependency pinning, and preparing services for Python 3 compatibility.</w:t>
       </w:r>
     </w:p>
     <w:p>
@@ -1162,12 +2740,47 @@
         <w:pStyle w:val="NormalWeb"/>
         <w:numPr>
           <w:ilvl w:val="0"/>
-          <w:numId w:val="20"/>
+          <w:numId w:val="29"/>
         </w:numPr>
         <w:jc w:val="both"/>
       </w:pPr>
       <w:r>
-        <w:t>Mentored junior developers transitioning into ML and data engineering roles.</w:t>
+        <w:t xml:space="preserve">Created practical test coverage with </w:t>
+      </w:r>
+      <w:proofErr w:type="spellStart"/>
+      <w:r>
+        <w:rPr>
+          <w:rStyle w:val="Strong"/>
+        </w:rPr>
+        <w:t>unittest</w:t>
+      </w:r>
+      <w:proofErr w:type="spellEnd"/>
+      <w:r>
+        <w:t xml:space="preserve">, </w:t>
+      </w:r>
+      <w:proofErr w:type="spellStart"/>
+      <w:r>
+        <w:rPr>
+          <w:rStyle w:val="Strong"/>
+        </w:rPr>
+        <w:t>pytest</w:t>
+      </w:r>
+      <w:proofErr w:type="spellEnd"/>
+      <w:r>
+        <w:t>, mocked service calls, and regression cases for critical workflows such as order updates, billing exports, and customer notifications.</w:t>
+      </w:r>
+    </w:p>
+    <w:p>
+      <w:pPr>
+        <w:pStyle w:val="NormalWeb"/>
+        <w:numPr>
+          <w:ilvl w:val="0"/>
+          <w:numId w:val="29"/>
+        </w:numPr>
+        <w:jc w:val="both"/>
+      </w:pPr>
+      <w:r>
+        <w:t>Worked closely with QA, project managers, and frontend developers to ship new workflow features, investigate client-reported defects, and keep delivery predictable across multiple concurrent projects.</w:t>
       </w:r>
     </w:p>
     <w:p>
@@ -1240,241 +2853,139 @@
     </w:p>
     <w:p>
       <w:pPr>
+        <w:pStyle w:val="NormalWeb"/>
         <w:numPr>
           <w:ilvl w:val="0"/>
-          <w:numId w:val="21"/>
+          <w:numId w:val="30"/>
         </w:numPr>
-        <w:spacing w:before="100" w:beforeAutospacing="1" w:after="100" w:afterAutospacing="1" w:line="240" w:lineRule="auto"/>
         <w:jc w:val="both"/>
-        <w:rPr>
-          <w:rFonts w:ascii="Times New Roman" w:eastAsia="Times New Roman" w:hAnsi="Times New Roman" w:cs="Times New Roman"/>
-          <w:sz w:val="24"/>
-          <w:szCs w:val="24"/>
-        </w:rPr>
-      </w:pPr>
-      <w:r>
-        <w:rPr>
-          <w:rFonts w:ascii="Times New Roman" w:eastAsia="Times New Roman" w:hAnsi="Times New Roman" w:cs="Times New Roman"/>
-          <w:sz w:val="24"/>
-          <w:szCs w:val="24"/>
-        </w:rPr>
-        <w:t>Contributed to an early prototype of a medical image diagnosis tool, training initial CNN-based models for X-ray classification.</w:t>
+      </w:pPr>
+      <w:r>
+        <w:t xml:space="preserve">Contributed as a </w:t>
+      </w:r>
+      <w:r>
+        <w:rPr>
+          <w:rStyle w:val="Strong"/>
+        </w:rPr>
+        <w:t>Software Developer Intern</w:t>
+      </w:r>
+      <w:r>
+        <w:t xml:space="preserve"> on internal engineering tools using </w:t>
+      </w:r>
+      <w:r>
+        <w:rPr>
+          <w:rStyle w:val="Strong"/>
+        </w:rPr>
+        <w:t>Python 2.7</w:t>
+      </w:r>
+      <w:r>
+        <w:t xml:space="preserve">, </w:t>
+      </w:r>
+      <w:r>
+        <w:rPr>
+          <w:rStyle w:val="Strong"/>
+        </w:rPr>
+        <w:t>C#</w:t>
+      </w:r>
+      <w:r>
+        <w:t xml:space="preserve">, </w:t>
+      </w:r>
+      <w:r>
+        <w:rPr>
+          <w:rStyle w:val="Strong"/>
+        </w:rPr>
+        <w:t>SQL Server</w:t>
+      </w:r>
+      <w:r>
+        <w:t xml:space="preserve">, and early </w:t>
+      </w:r>
+      <w:r>
+        <w:rPr>
+          <w:rStyle w:val="Strong"/>
+        </w:rPr>
+        <w:t>Azure</w:t>
+      </w:r>
+      <w:r>
+        <w:t xml:space="preserve"> services for data collection and operational reporting.</w:t>
       </w:r>
     </w:p>
     <w:p>
       <w:pPr>
+        <w:pStyle w:val="NormalWeb"/>
         <w:numPr>
           <w:ilvl w:val="0"/>
-          <w:numId w:val="21"/>
+          <w:numId w:val="30"/>
         </w:numPr>
-        <w:spacing w:before="100" w:beforeAutospacing="1" w:after="100" w:afterAutospacing="1" w:line="240" w:lineRule="auto"/>
         <w:jc w:val="both"/>
-        <w:rPr>
-          <w:rFonts w:ascii="Times New Roman" w:eastAsia="Times New Roman" w:hAnsi="Times New Roman" w:cs="Times New Roman"/>
-          <w:sz w:val="24"/>
-          <w:szCs w:val="24"/>
-        </w:rPr>
-      </w:pPr>
-      <w:r>
-        <w:rPr>
-          <w:rFonts w:ascii="Times New Roman" w:eastAsia="Times New Roman" w:hAnsi="Times New Roman" w:cs="Times New Roman"/>
-          <w:sz w:val="24"/>
-          <w:szCs w:val="24"/>
-        </w:rPr>
-        <w:t>Built data labeling tools in React for radiologist workflow, improving annotation throughput.</w:t>
+      </w:pPr>
+      <w:r>
+        <w:t>Built scripts and small services that normalized telemetry records, flagged incomplete payloads, and helped senior engineers inspect reliability patterns across internal application components.</w:t>
       </w:r>
     </w:p>
     <w:p>
       <w:pPr>
+        <w:pStyle w:val="NormalWeb"/>
         <w:numPr>
           <w:ilvl w:val="0"/>
-          <w:numId w:val="21"/>
+          <w:numId w:val="30"/>
         </w:numPr>
-        <w:spacing w:before="100" w:beforeAutospacing="1" w:after="100" w:afterAutospacing="1" w:line="240" w:lineRule="auto"/>
         <w:jc w:val="both"/>
-        <w:rPr>
-          <w:rFonts w:ascii="Times New Roman" w:eastAsia="Times New Roman" w:hAnsi="Times New Roman" w:cs="Times New Roman"/>
-          <w:sz w:val="24"/>
-          <w:szCs w:val="24"/>
-        </w:rPr>
-      </w:pPr>
-      <w:r>
-        <w:rPr>
-          <w:rFonts w:ascii="Times New Roman" w:eastAsia="Times New Roman" w:hAnsi="Times New Roman" w:cs="Times New Roman"/>
-          <w:sz w:val="24"/>
-          <w:szCs w:val="24"/>
-        </w:rPr>
-        <w:t>Developed internal scripts in Python for preprocessing and augmentation of radiology images.</w:t>
+      </w:pPr>
+      <w:r>
+        <w:t>Assisted with prototype ML-style analysis for log categorization and anomaly review, using Python data-processing libraries to identify repeated error signatures and noisy alert groups.</w:t>
       </w:r>
     </w:p>
     <w:p>
       <w:pPr>
+        <w:pStyle w:val="NormalWeb"/>
         <w:numPr>
           <w:ilvl w:val="0"/>
-          <w:numId w:val="21"/>
+          <w:numId w:val="30"/>
         </w:numPr>
-        <w:spacing w:before="100" w:beforeAutospacing="1" w:after="100" w:afterAutospacing="1" w:line="240" w:lineRule="auto"/>
         <w:jc w:val="both"/>
-        <w:rPr>
-          <w:rFonts w:ascii="Times New Roman" w:eastAsia="Times New Roman" w:hAnsi="Times New Roman" w:cs="Times New Roman"/>
-          <w:sz w:val="24"/>
-          <w:szCs w:val="24"/>
-        </w:rPr>
-      </w:pPr>
-      <w:r>
-        <w:rPr>
-          <w:rFonts w:ascii="Times New Roman" w:eastAsia="Times New Roman" w:hAnsi="Times New Roman" w:cs="Times New Roman"/>
-          <w:sz w:val="24"/>
-          <w:szCs w:val="24"/>
-        </w:rPr>
-        <w:t>Created REST APIs for fetching predictions and logs from early inference endpoints.</w:t>
+      </w:pPr>
+      <w:r>
+        <w:t>Improved SQL queries, stored procedures, and data validation checks used by reporting dashboards, making internal metrics easier to reproduce during investigation sessions.</w:t>
       </w:r>
     </w:p>
     <w:p>
       <w:pPr>
+        <w:pStyle w:val="NormalWeb"/>
         <w:numPr>
           <w:ilvl w:val="0"/>
-          <w:numId w:val="21"/>
+          <w:numId w:val="30"/>
         </w:numPr>
-        <w:spacing w:before="100" w:beforeAutospacing="1" w:after="100" w:afterAutospacing="1" w:line="240" w:lineRule="auto"/>
         <w:jc w:val="both"/>
-        <w:rPr>
-          <w:rFonts w:ascii="Times New Roman" w:eastAsia="Times New Roman" w:hAnsi="Times New Roman" w:cs="Times New Roman"/>
-          <w:sz w:val="24"/>
-          <w:szCs w:val="24"/>
-        </w:rPr>
-      </w:pPr>
-      <w:r>
-        <w:rPr>
-          <w:rFonts w:ascii="Times New Roman" w:eastAsia="Times New Roman" w:hAnsi="Times New Roman" w:cs="Times New Roman"/>
-          <w:sz w:val="24"/>
-          <w:szCs w:val="24"/>
-        </w:rPr>
-        <w:t>Assisted in migrating on-</w:t>
-      </w:r>
-      <w:proofErr w:type="spellStart"/>
-      <w:r>
-        <w:rPr>
-          <w:rFonts w:ascii="Times New Roman" w:eastAsia="Times New Roman" w:hAnsi="Times New Roman" w:cs="Times New Roman"/>
-          <w:sz w:val="24"/>
-          <w:szCs w:val="24"/>
-        </w:rPr>
-        <w:t>prem</w:t>
-      </w:r>
-      <w:proofErr w:type="spellEnd"/>
-      <w:r>
-        <w:rPr>
-          <w:rFonts w:ascii="Times New Roman" w:eastAsia="Times New Roman" w:hAnsi="Times New Roman" w:cs="Times New Roman"/>
-          <w:sz w:val="24"/>
-          <w:szCs w:val="24"/>
-        </w:rPr>
-        <w:t xml:space="preserve"> workloads to AWS EC2 and integrating with S3 buckets.</w:t>
+      </w:pPr>
+      <w:r>
+        <w:lastRenderedPageBreak/>
+        <w:t>Fixed intern-level defects related to null handling, incorrect joins, failed scheduled jobs, and inconsistent timestamp formatting across development and test environments.</w:t>
       </w:r>
     </w:p>
     <w:p>
       <w:pPr>
+        <w:pStyle w:val="NormalWeb"/>
         <w:numPr>
           <w:ilvl w:val="0"/>
-          <w:numId w:val="21"/>
+          <w:numId w:val="30"/>
         </w:numPr>
-        <w:spacing w:before="100" w:beforeAutospacing="1" w:after="100" w:afterAutospacing="1" w:line="240" w:lineRule="auto"/>
         <w:jc w:val="both"/>
-        <w:rPr>
-          <w:rFonts w:ascii="Times New Roman" w:eastAsia="Times New Roman" w:hAnsi="Times New Roman" w:cs="Times New Roman"/>
-          <w:sz w:val="24"/>
-          <w:szCs w:val="24"/>
-        </w:rPr>
-      </w:pPr>
-      <w:r>
-        <w:rPr>
-          <w:rFonts w:ascii="Times New Roman" w:eastAsia="Times New Roman" w:hAnsi="Times New Roman" w:cs="Times New Roman"/>
-          <w:sz w:val="24"/>
-          <w:szCs w:val="24"/>
-        </w:rPr>
-        <w:t>Supported efforts to integrate model feedback loops into reporting dashboards using SQL + NoSQL databases.</w:t>
+      </w:pPr>
+      <w:r>
+        <w:t>Participated in code reviews, sprint planning, debugging sessions, and documentation updates while learning enterprise engineering practices around source control and release discipline.</w:t>
       </w:r>
     </w:p>
     <w:p>
       <w:pPr>
+        <w:pStyle w:val="NormalWeb"/>
         <w:numPr>
           <w:ilvl w:val="0"/>
-          <w:numId w:val="21"/>
+          <w:numId w:val="30"/>
         </w:numPr>
-        <w:spacing w:before="100" w:beforeAutospacing="1" w:after="100" w:afterAutospacing="1" w:line="240" w:lineRule="auto"/>
         <w:jc w:val="both"/>
-        <w:rPr>
-          <w:rFonts w:ascii="Times New Roman" w:eastAsia="Times New Roman" w:hAnsi="Times New Roman" w:cs="Times New Roman"/>
-          <w:sz w:val="24"/>
-          <w:szCs w:val="24"/>
-        </w:rPr>
-      </w:pPr>
-      <w:r>
-        <w:rPr>
-          <w:rFonts w:ascii="Times New Roman" w:eastAsia="Times New Roman" w:hAnsi="Times New Roman" w:cs="Times New Roman"/>
-          <w:sz w:val="24"/>
-          <w:szCs w:val="24"/>
-        </w:rPr>
-        <w:lastRenderedPageBreak/>
-        <w:t xml:space="preserve">Deployed automated model evaluation notebooks using </w:t>
-      </w:r>
-      <w:proofErr w:type="spellStart"/>
-      <w:r>
-        <w:rPr>
-          <w:rFonts w:ascii="Times New Roman" w:eastAsia="Times New Roman" w:hAnsi="Times New Roman" w:cs="Times New Roman"/>
-          <w:sz w:val="24"/>
-          <w:szCs w:val="24"/>
-        </w:rPr>
-        <w:t>Jupyter</w:t>
-      </w:r>
-      <w:proofErr w:type="spellEnd"/>
-      <w:r>
-        <w:rPr>
-          <w:rFonts w:ascii="Times New Roman" w:eastAsia="Times New Roman" w:hAnsi="Times New Roman" w:cs="Times New Roman"/>
-          <w:sz w:val="24"/>
-          <w:szCs w:val="24"/>
-        </w:rPr>
-        <w:t xml:space="preserve"> + </w:t>
-      </w:r>
-      <w:proofErr w:type="spellStart"/>
-      <w:r>
-        <w:rPr>
-          <w:rFonts w:ascii="Times New Roman" w:eastAsia="Times New Roman" w:hAnsi="Times New Roman" w:cs="Times New Roman"/>
-          <w:sz w:val="24"/>
-          <w:szCs w:val="24"/>
-        </w:rPr>
-        <w:t>Papermill</w:t>
-      </w:r>
-      <w:proofErr w:type="spellEnd"/>
-      <w:r>
-        <w:rPr>
-          <w:rFonts w:ascii="Times New Roman" w:eastAsia="Times New Roman" w:hAnsi="Times New Roman" w:cs="Times New Roman"/>
-          <w:sz w:val="24"/>
-          <w:szCs w:val="24"/>
-        </w:rPr>
-        <w:t xml:space="preserve"> on scheduled intervals.</w:t>
-      </w:r>
-    </w:p>
-    <w:p>
-      <w:pPr>
-        <w:numPr>
-          <w:ilvl w:val="0"/>
-          <w:numId w:val="21"/>
-        </w:numPr>
-        <w:spacing w:before="100" w:beforeAutospacing="1" w:after="100" w:afterAutospacing="1" w:line="240" w:lineRule="auto"/>
-        <w:jc w:val="both"/>
-        <w:rPr>
-          <w:rFonts w:ascii="Times New Roman" w:eastAsia="Times New Roman" w:hAnsi="Times New Roman" w:cs="Times New Roman"/>
-          <w:sz w:val="24"/>
-          <w:szCs w:val="24"/>
-        </w:rPr>
-      </w:pPr>
-      <w:r>
-        <w:rPr>
-          <w:rFonts w:ascii="Times New Roman" w:eastAsia="Times New Roman" w:hAnsi="Times New Roman" w:cs="Times New Roman"/>
-          <w:sz w:val="24"/>
-          <w:szCs w:val="24"/>
-        </w:rPr>
-        <w:t>Participated in weekly research sprint reviews and demoed incremental results.</w:t>
+      </w:pPr>
+      <w:r>
+        <w:t>Created clear handoff notes, setup instructions, and test cases for assigned tools so full-time engineers could maintain the work after the internship ended.</w:t>
       </w:r>
     </w:p>
     <w:p>
@@ -1506,183 +3017,248 @@
     </w:p>
     <w:p>
       <w:pPr>
-        <w:pStyle w:val="ListParagraph"/>
+        <w:pStyle w:val="Heading3"/>
+      </w:pPr>
+      <w:r>
+        <w:t>Enterprise RAG Knowledge Assistant</w:t>
+      </w:r>
+    </w:p>
+    <w:p>
+      <w:pPr>
+        <w:pStyle w:val="NormalWeb"/>
         <w:numPr>
           <w:ilvl w:val="0"/>
-          <w:numId w:val="22"/>
+          <w:numId w:val="32"/>
         </w:numPr>
-        <w:spacing w:before="100" w:beforeAutospacing="1" w:after="100" w:afterAutospacing="1" w:line="240" w:lineRule="auto"/>
         <w:jc w:val="both"/>
-        <w:rPr>
-          <w:rFonts w:ascii="Times New Roman" w:eastAsia="Times New Roman" w:hAnsi="Times New Roman" w:cs="Times New Roman"/>
-          <w:sz w:val="24"/>
-          <w:szCs w:val="24"/>
-        </w:rPr>
-      </w:pPr>
-      <w:r>
-        <w:rPr>
-          <w:rFonts w:ascii="Times New Roman" w:eastAsia="Times New Roman" w:hAnsi="Times New Roman" w:cs="Times New Roman"/>
-          <w:b/>
-          <w:bCs/>
-          <w:sz w:val="24"/>
-          <w:szCs w:val="24"/>
-        </w:rPr>
-        <w:t>Multimodal Search Engine (2024)</w:t>
+      </w:pPr>
+      <w:r>
+        <w:t xml:space="preserve">Designed a production </w:t>
+      </w:r>
+      <w:r>
+        <w:rPr>
+          <w:rStyle w:val="Strong"/>
+        </w:rPr>
+        <w:t>RAG-based assistant</w:t>
+      </w:r>
+      <w:r>
+        <w:t xml:space="preserve"> for enterprise document search using </w:t>
+      </w:r>
+      <w:r>
+        <w:rPr>
+          <w:rStyle w:val="Strong"/>
+        </w:rPr>
+        <w:t>Python</w:t>
+      </w:r>
+      <w:r>
+        <w:t xml:space="preserve">, </w:t>
+      </w:r>
+      <w:proofErr w:type="spellStart"/>
+      <w:r>
+        <w:rPr>
+          <w:rStyle w:val="Strong"/>
+        </w:rPr>
+        <w:t>FastAPI</w:t>
+      </w:r>
+      <w:proofErr w:type="spellEnd"/>
+      <w:r>
+        <w:t xml:space="preserve">, </w:t>
+      </w:r>
+      <w:proofErr w:type="spellStart"/>
+      <w:r>
+        <w:rPr>
+          <w:rStyle w:val="Strong"/>
+        </w:rPr>
+        <w:t>LangChain</w:t>
+      </w:r>
+      <w:proofErr w:type="spellEnd"/>
+      <w:r>
+        <w:t xml:space="preserve">, </w:t>
+      </w:r>
+      <w:proofErr w:type="spellStart"/>
+      <w:r>
+        <w:rPr>
+          <w:rStyle w:val="Strong"/>
+        </w:rPr>
+        <w:t>OpenAI</w:t>
+      </w:r>
+      <w:proofErr w:type="spellEnd"/>
+      <w:r>
+        <w:rPr>
+          <w:rStyle w:val="Strong"/>
+        </w:rPr>
+        <w:t xml:space="preserve">/Azure </w:t>
+      </w:r>
+      <w:proofErr w:type="spellStart"/>
+      <w:r>
+        <w:rPr>
+          <w:rStyle w:val="Strong"/>
+        </w:rPr>
+        <w:t>OpenAI</w:t>
+      </w:r>
+      <w:proofErr w:type="spellEnd"/>
+      <w:r>
+        <w:t xml:space="preserve">, </w:t>
+      </w:r>
+      <w:proofErr w:type="spellStart"/>
+      <w:r>
+        <w:rPr>
+          <w:rStyle w:val="Strong"/>
+        </w:rPr>
+        <w:t>pgvector</w:t>
+      </w:r>
+      <w:proofErr w:type="spellEnd"/>
+      <w:r>
+        <w:t xml:space="preserve">, </w:t>
+      </w:r>
+      <w:r>
+        <w:rPr>
+          <w:rStyle w:val="Strong"/>
+        </w:rPr>
+        <w:t>PostgreSQL</w:t>
+      </w:r>
+      <w:r>
+        <w:t xml:space="preserve">, and </w:t>
+      </w:r>
+      <w:proofErr w:type="spellStart"/>
+      <w:r>
+        <w:rPr>
+          <w:rStyle w:val="Strong"/>
+        </w:rPr>
+        <w:t>Redis</w:t>
+      </w:r>
+      <w:proofErr w:type="spellEnd"/>
+      <w:r>
+        <w:t xml:space="preserve">, supporting document ingestion, chunking, </w:t>
+      </w:r>
+      <w:proofErr w:type="spellStart"/>
+      <w:r>
+        <w:t>embeddings</w:t>
+      </w:r>
+      <w:proofErr w:type="spellEnd"/>
+      <w:r>
+        <w:t>, semantic retrieval, source citation, role-based access, and evaluation workflows for regulated internal knowledge bases.</w:t>
       </w:r>
     </w:p>
     <w:p>
       <w:pPr>
-        <w:pStyle w:val="ListParagraph"/>
-        <w:spacing w:before="100" w:beforeAutospacing="1" w:after="100" w:afterAutospacing="1" w:line="240" w:lineRule="auto"/>
-        <w:jc w:val="both"/>
-        <w:rPr>
-          <w:rFonts w:ascii="Times New Roman" w:eastAsia="Times New Roman" w:hAnsi="Times New Roman" w:cs="Times New Roman"/>
-          <w:sz w:val="24"/>
-          <w:szCs w:val="24"/>
-        </w:rPr>
-      </w:pPr>
-      <w:proofErr w:type="gramStart"/>
-      <w:r>
-        <w:rPr>
-          <w:rFonts w:ascii="Times New Roman" w:eastAsia="Times New Roman" w:hAnsi="Times New Roman" w:cs="Times New Roman"/>
-          <w:sz w:val="24"/>
-          <w:szCs w:val="24"/>
-        </w:rPr>
-        <w:t>Developed a multimodal search engine using vision-language models (CLIP) for a retail recommendation platform.</w:t>
-      </w:r>
-      <w:proofErr w:type="gramEnd"/>
-      <w:r>
-        <w:rPr>
-          <w:rFonts w:ascii="Times New Roman" w:eastAsia="Times New Roman" w:hAnsi="Times New Roman" w:cs="Times New Roman"/>
-          <w:sz w:val="24"/>
-          <w:szCs w:val="24"/>
-        </w:rPr>
-        <w:t xml:space="preserve"> </w:t>
-      </w:r>
-      <w:proofErr w:type="gramStart"/>
-      <w:r>
-        <w:rPr>
-          <w:rFonts w:ascii="Times New Roman" w:eastAsia="Times New Roman" w:hAnsi="Times New Roman" w:cs="Times New Roman"/>
-          <w:sz w:val="24"/>
-          <w:szCs w:val="24"/>
-        </w:rPr>
-        <w:t>Achieved 34% higher engagement through semantic search on image + text pairs.</w:t>
-      </w:r>
-      <w:proofErr w:type="gramEnd"/>
+        <w:pStyle w:val="Heading3"/>
+      </w:pPr>
+      <w:r>
+        <w:t>ML Forecasting and Decision Support Platform</w:t>
+      </w:r>
     </w:p>
     <w:p>
       <w:pPr>
-        <w:pStyle w:val="ListParagraph"/>
+        <w:pStyle w:val="NormalWeb"/>
         <w:numPr>
           <w:ilvl w:val="0"/>
-          <w:numId w:val="22"/>
+          <w:numId w:val="31"/>
         </w:numPr>
-        <w:spacing w:before="100" w:beforeAutospacing="1" w:after="100" w:afterAutospacing="1" w:line="240" w:lineRule="auto"/>
         <w:jc w:val="both"/>
-        <w:rPr>
-          <w:rFonts w:ascii="Times New Roman" w:eastAsia="Times New Roman" w:hAnsi="Times New Roman" w:cs="Times New Roman"/>
-          <w:sz w:val="24"/>
-          <w:szCs w:val="24"/>
-        </w:rPr>
-      </w:pPr>
-      <w:r>
-        <w:rPr>
-          <w:rFonts w:ascii="Times New Roman" w:eastAsia="Times New Roman" w:hAnsi="Times New Roman" w:cs="Times New Roman"/>
-          <w:b/>
-          <w:bCs/>
-          <w:sz w:val="24"/>
-          <w:szCs w:val="24"/>
-        </w:rPr>
-        <w:t>Real-Time Incident Detection (2022)</w:t>
-      </w:r>
-    </w:p>
-    <w:p>
-      <w:pPr>
-        <w:pStyle w:val="ListParagraph"/>
-        <w:spacing w:before="100" w:beforeAutospacing="1" w:after="100" w:afterAutospacing="1" w:line="240" w:lineRule="auto"/>
-        <w:jc w:val="both"/>
-        <w:rPr>
-          <w:rFonts w:ascii="Times New Roman" w:eastAsia="Times New Roman" w:hAnsi="Times New Roman" w:cs="Times New Roman"/>
-          <w:sz w:val="24"/>
-          <w:szCs w:val="24"/>
-        </w:rPr>
-      </w:pPr>
-      <w:proofErr w:type="gramStart"/>
-      <w:r>
-        <w:rPr>
-          <w:rFonts w:ascii="Times New Roman" w:eastAsia="Times New Roman" w:hAnsi="Times New Roman" w:cs="Times New Roman"/>
-          <w:sz w:val="24"/>
-          <w:szCs w:val="24"/>
-        </w:rPr>
-        <w:t>Implemented a real-time ML-powered incident detection system in a logistics fleet, combining object tracking and NLP-based log analysis.</w:t>
-      </w:r>
-      <w:proofErr w:type="gramEnd"/>
-      <w:r>
-        <w:rPr>
-          <w:rFonts w:ascii="Times New Roman" w:eastAsia="Times New Roman" w:hAnsi="Times New Roman" w:cs="Times New Roman"/>
-          <w:sz w:val="24"/>
-          <w:szCs w:val="24"/>
-        </w:rPr>
-        <w:t xml:space="preserve"> </w:t>
-      </w:r>
-      <w:proofErr w:type="gramStart"/>
-      <w:r>
-        <w:rPr>
-          <w:rFonts w:ascii="Times New Roman" w:eastAsia="Times New Roman" w:hAnsi="Times New Roman" w:cs="Times New Roman"/>
-          <w:sz w:val="24"/>
-          <w:szCs w:val="24"/>
-        </w:rPr>
-        <w:t>Integrated via GCP Pub/Sub and Cloud Run.</w:t>
-      </w:r>
-      <w:proofErr w:type="gramEnd"/>
-    </w:p>
-    <w:p>
-      <w:pPr>
-        <w:pStyle w:val="ListParagraph"/>
-        <w:numPr>
-          <w:ilvl w:val="0"/>
-          <w:numId w:val="22"/>
-        </w:numPr>
-        <w:spacing w:before="100" w:beforeAutospacing="1" w:after="100" w:afterAutospacing="1" w:line="240" w:lineRule="auto"/>
-        <w:jc w:val="both"/>
-        <w:rPr>
-          <w:rFonts w:ascii="Times New Roman" w:eastAsia="Times New Roman" w:hAnsi="Times New Roman" w:cs="Times New Roman"/>
-          <w:sz w:val="24"/>
-          <w:szCs w:val="24"/>
-        </w:rPr>
-      </w:pPr>
-      <w:r>
-        <w:rPr>
-          <w:rFonts w:ascii="Times New Roman" w:eastAsia="Times New Roman" w:hAnsi="Times New Roman" w:cs="Times New Roman"/>
-          <w:b/>
-          <w:bCs/>
-          <w:sz w:val="24"/>
-          <w:szCs w:val="24"/>
-        </w:rPr>
-        <w:t>Medical Image Classifier (2016-2017)</w:t>
-      </w:r>
-    </w:p>
-    <w:p>
-      <w:pPr>
-        <w:pStyle w:val="ListParagraph"/>
-        <w:spacing w:before="100" w:beforeAutospacing="1" w:after="100" w:afterAutospacing="1" w:line="240" w:lineRule="auto"/>
-        <w:jc w:val="both"/>
-        <w:rPr>
-          <w:rFonts w:ascii="Times New Roman" w:eastAsia="Times New Roman" w:hAnsi="Times New Roman" w:cs="Times New Roman"/>
-          <w:sz w:val="24"/>
-          <w:szCs w:val="24"/>
-        </w:rPr>
-      </w:pPr>
-      <w:proofErr w:type="gramStart"/>
-      <w:r>
-        <w:rPr>
-          <w:rFonts w:ascii="Times New Roman" w:eastAsia="Times New Roman" w:hAnsi="Times New Roman" w:cs="Times New Roman"/>
-          <w:sz w:val="24"/>
-          <w:szCs w:val="24"/>
-        </w:rPr>
-        <w:t>Contributed to a medical image classification MVP with CNN models for disease screening, used as proof-of-concept in national health grant.</w:t>
-      </w:r>
-      <w:proofErr w:type="gramEnd"/>
+      </w:pPr>
+      <w:r>
+        <w:t xml:space="preserve">Built a </w:t>
+      </w:r>
+      <w:r>
+        <w:rPr>
+          <w:rStyle w:val="Strong"/>
+        </w:rPr>
+        <w:t>machine learning decision-support platform</w:t>
+      </w:r>
+      <w:r>
+        <w:t xml:space="preserve"> using </w:t>
+      </w:r>
+      <w:r>
+        <w:rPr>
+          <w:rStyle w:val="Strong"/>
+        </w:rPr>
+        <w:t>Python</w:t>
+      </w:r>
+      <w:r>
+        <w:t xml:space="preserve">, </w:t>
+      </w:r>
+      <w:proofErr w:type="spellStart"/>
+      <w:r>
+        <w:rPr>
+          <w:rStyle w:val="Strong"/>
+        </w:rPr>
+        <w:t>scikit</w:t>
+      </w:r>
+      <w:proofErr w:type="spellEnd"/>
+      <w:r>
+        <w:rPr>
+          <w:rStyle w:val="Strong"/>
+        </w:rPr>
+        <w:t>-learn</w:t>
+      </w:r>
+      <w:r>
+        <w:t xml:space="preserve">, </w:t>
+      </w:r>
+      <w:proofErr w:type="spellStart"/>
+      <w:r>
+        <w:rPr>
+          <w:rStyle w:val="Strong"/>
+        </w:rPr>
+        <w:t>TensorFlow</w:t>
+      </w:r>
+      <w:proofErr w:type="spellEnd"/>
+      <w:r>
+        <w:rPr>
+          <w:rStyle w:val="Strong"/>
+        </w:rPr>
+        <w:t xml:space="preserve"> 2.x</w:t>
+      </w:r>
+      <w:r>
+        <w:t xml:space="preserve">, </w:t>
+      </w:r>
+      <w:proofErr w:type="spellStart"/>
+      <w:r>
+        <w:rPr>
+          <w:rStyle w:val="Strong"/>
+        </w:rPr>
+        <w:t>FastAPI</w:t>
+      </w:r>
+      <w:proofErr w:type="spellEnd"/>
+      <w:r>
+        <w:t xml:space="preserve">, </w:t>
+      </w:r>
+      <w:r>
+        <w:rPr>
+          <w:rStyle w:val="Strong"/>
+        </w:rPr>
+        <w:t>Celery</w:t>
+      </w:r>
+      <w:r>
+        <w:t xml:space="preserve">, </w:t>
+      </w:r>
+      <w:r>
+        <w:rPr>
+          <w:rStyle w:val="Strong"/>
+        </w:rPr>
+        <w:t>PostgreSQL</w:t>
+      </w:r>
+      <w:r>
+        <w:t xml:space="preserve">, </w:t>
+      </w:r>
+      <w:r>
+        <w:rPr>
+          <w:rStyle w:val="Strong"/>
+        </w:rPr>
+        <w:t>Docker</w:t>
+      </w:r>
+      <w:r>
+        <w:t xml:space="preserve">, and </w:t>
+      </w:r>
+      <w:r>
+        <w:rPr>
+          <w:rStyle w:val="Strong"/>
+        </w:rPr>
+        <w:t>AWS</w:t>
+      </w:r>
+      <w:r>
+        <w:t>, delivering batch scoring, feature validation, model monitoring, API-based predictions, and reporting outputs for operational teams managing high-volume business records.</w:t>
+      </w:r>
     </w:p>
     <w:p>
       <w:pPr>
@@ -1713,46 +3289,133 @@
     </w:p>
     <w:p>
       <w:pPr>
-        <w:pStyle w:val="NormalWeb"/>
+        <w:pStyle w:val="ListParagraph"/>
         <w:numPr>
           <w:ilvl w:val="0"/>
-          <w:numId w:val="24"/>
+          <w:numId w:val="33"/>
         </w:numPr>
-        <w:jc w:val="both"/>
-      </w:pPr>
-      <w:r>
-        <w:t>AWS Certified Machine Learning - Specialty</w:t>
+        <w:spacing w:after="0" w:line="240" w:lineRule="auto"/>
+        <w:rPr>
+          <w:rFonts w:ascii="Times New Roman" w:eastAsia="Times New Roman" w:hAnsi="Times New Roman" w:cs="Times New Roman"/>
+          <w:sz w:val="24"/>
+          <w:szCs w:val="24"/>
+        </w:rPr>
+      </w:pPr>
+      <w:r>
+        <w:rPr>
+          <w:rFonts w:ascii="Times New Roman" w:eastAsia="Times New Roman" w:hAnsi="Times New Roman" w:cs="Times New Roman"/>
+          <w:bCs/>
+          <w:sz w:val="24"/>
+          <w:szCs w:val="24"/>
+        </w:rPr>
+        <w:t>Google Cloud Professional Machine Learning Engineer</w:t>
+      </w:r>
+      <w:r>
+        <w:rPr>
+          <w:rFonts w:ascii="Times New Roman" w:eastAsia="Times New Roman" w:hAnsi="Times New Roman" w:cs="Times New Roman"/>
+          <w:sz w:val="24"/>
+          <w:szCs w:val="24"/>
+        </w:rPr>
+        <w:t xml:space="preserve"> </w:t>
       </w:r>
     </w:p>
     <w:p>
       <w:pPr>
-        <w:pStyle w:val="NormalWeb"/>
+        <w:pStyle w:val="ListParagraph"/>
         <w:numPr>
           <w:ilvl w:val="0"/>
-          <w:numId w:val="24"/>
+          <w:numId w:val="33"/>
         </w:numPr>
-        <w:jc w:val="both"/>
-      </w:pPr>
-      <w:r>
-        <w:t>Google Cloud Professional Machine Learning Engineer</w:t>
+        <w:spacing w:after="0" w:line="240" w:lineRule="auto"/>
+        <w:rPr>
+          <w:rFonts w:ascii="Times New Roman" w:eastAsia="Times New Roman" w:hAnsi="Times New Roman" w:cs="Times New Roman"/>
+          <w:sz w:val="24"/>
+          <w:szCs w:val="24"/>
+        </w:rPr>
+      </w:pPr>
+      <w:r>
+        <w:rPr>
+          <w:rFonts w:ascii="Times New Roman" w:eastAsia="Times New Roman" w:hAnsi="Times New Roman" w:cs="Times New Roman"/>
+          <w:bCs/>
+          <w:sz w:val="24"/>
+          <w:szCs w:val="24"/>
+        </w:rPr>
+        <w:t>Microsoft Certified: Azure AI Engineer Associate</w:t>
+      </w:r>
+      <w:r>
+        <w:rPr>
+          <w:rFonts w:ascii="Times New Roman" w:eastAsia="Times New Roman" w:hAnsi="Times New Roman" w:cs="Times New Roman"/>
+          <w:sz w:val="24"/>
+          <w:szCs w:val="24"/>
+        </w:rPr>
+        <w:t xml:space="preserve"> </w:t>
       </w:r>
     </w:p>
     <w:p>
       <w:pPr>
-        <w:pStyle w:val="NormalWeb"/>
+        <w:pStyle w:val="ListParagraph"/>
         <w:numPr>
           <w:ilvl w:val="0"/>
-          <w:numId w:val="24"/>
+          <w:numId w:val="33"/>
         </w:numPr>
-        <w:jc w:val="both"/>
+        <w:spacing w:after="0" w:line="240" w:lineRule="auto"/>
+        <w:rPr>
+          <w:rFonts w:ascii="Times New Roman" w:eastAsia="Times New Roman" w:hAnsi="Times New Roman" w:cs="Times New Roman"/>
+          <w:sz w:val="24"/>
+          <w:szCs w:val="24"/>
+        </w:rPr>
+      </w:pPr>
+      <w:r>
+        <w:rPr>
+          <w:rFonts w:ascii="Times New Roman" w:eastAsia="Times New Roman" w:hAnsi="Times New Roman" w:cs="Times New Roman"/>
+          <w:bCs/>
+          <w:sz w:val="24"/>
+          <w:szCs w:val="24"/>
+        </w:rPr>
+        <w:t>AWS Certified Solutions Architect – Associate</w:t>
+      </w:r>
+      <w:r>
+        <w:rPr>
+          <w:rFonts w:ascii="Times New Roman" w:eastAsia="Times New Roman" w:hAnsi="Times New Roman" w:cs="Times New Roman"/>
+          <w:sz w:val="24"/>
+          <w:szCs w:val="24"/>
+        </w:rPr>
+        <w:t xml:space="preserve"> </w:t>
+      </w:r>
+    </w:p>
+    <w:p>
+      <w:pPr>
+        <w:pStyle w:val="ListParagraph"/>
+        <w:numPr>
+          <w:ilvl w:val="0"/>
+          <w:numId w:val="33"/>
+        </w:numPr>
+        <w:spacing w:after="0" w:line="240" w:lineRule="auto"/>
+        <w:rPr>
+          <w:rFonts w:ascii="Times New Roman" w:eastAsia="Times New Roman" w:hAnsi="Times New Roman" w:cs="Times New Roman"/>
+          <w:sz w:val="24"/>
+          <w:szCs w:val="24"/>
+        </w:rPr>
       </w:pPr>
       <w:proofErr w:type="spellStart"/>
       <w:r>
-        <w:t>TensorFlow</w:t>
+        <w:rPr>
+          <w:rFonts w:ascii="Times New Roman" w:hAnsi="Times New Roman" w:cs="Times New Roman"/>
+          <w:bCs/>
+          <w:sz w:val="24"/>
+          <w:szCs w:val="24"/>
+        </w:rPr>
+        <w:t>Databricks</w:t>
       </w:r>
       <w:proofErr w:type="spellEnd"/>
       <w:r>
-        <w:t xml:space="preserve"> Developer Certificate</w:t>
+        <w:rPr>
+          <w:rFonts w:ascii="Times New Roman" w:hAnsi="Times New Roman" w:cs="Times New Roman"/>
+          <w:bCs/>
+          <w:sz w:val="24"/>
+          <w:szCs w:val="24"/>
+        </w:rPr>
+        <w:t xml:space="preserve"> Certified Machine Learning Professional</w:t>
       </w:r>
     </w:p>
     <w:p>
@@ -1821,7 +3484,17 @@
           <w:sz w:val="24"/>
           <w:szCs w:val="24"/>
         </w:rPr>
-        <w:t>Bachelor’s Degree in Computer Science (2010 – 2014)</w:t>
+        <w:t xml:space="preserve">Bachelor’s Degree in </w:t>
+      </w:r>
+      <w:bookmarkStart w:id="0" w:name="_GoBack"/>
+      <w:bookmarkEnd w:id="0"/>
+      <w:r>
+        <w:rPr>
+          <w:rFonts w:ascii="Times New Roman" w:eastAsia="Times New Roman" w:hAnsi="Times New Roman" w:cs="Times New Roman"/>
+          <w:sz w:val="24"/>
+          <w:szCs w:val="24"/>
+        </w:rPr>
+        <w:t>Computer Science (2010 – 2014)</w:t>
       </w:r>
     </w:p>
     <w:p/>
@@ -2047,9 +3720,9 @@
       <w:lvlJc w:val="left"/>
       <w:pPr>
         <w:tabs>
-          <w:tab w:val="num" w:pos="720"/>
-        </w:tabs>
-        <w:ind w:left="720" w:hanging="360"/>
+          <w:tab w:val="num" w:pos="360"/>
+        </w:tabs>
+        <w:ind w:left="360" w:hanging="360"/>
       </w:pPr>
       <w:rPr>
         <w:rFonts w:ascii="Symbol" w:hAnsi="Symbol" w:hint="default"/>
@@ -2063,9 +3736,9 @@
       <w:lvlJc w:val="left"/>
       <w:pPr>
         <w:tabs>
-          <w:tab w:val="num" w:pos="1440"/>
-        </w:tabs>
-        <w:ind w:left="1440" w:hanging="360"/>
+          <w:tab w:val="num" w:pos="1080"/>
+        </w:tabs>
+        <w:ind w:left="1080" w:hanging="360"/>
       </w:pPr>
       <w:rPr>
         <w:rFonts w:ascii="Courier New" w:hAnsi="Courier New" w:hint="default"/>
@@ -2079,9 +3752,9 @@
       <w:lvlJc w:val="left"/>
       <w:pPr>
         <w:tabs>
-          <w:tab w:val="num" w:pos="2160"/>
-        </w:tabs>
-        <w:ind w:left="2160" w:hanging="360"/>
+          <w:tab w:val="num" w:pos="1800"/>
+        </w:tabs>
+        <w:ind w:left="1800" w:hanging="360"/>
       </w:pPr>
       <w:rPr>
         <w:rFonts w:ascii="Wingdings" w:hAnsi="Wingdings" w:hint="default"/>
@@ -2095,9 +3768,9 @@
       <w:lvlJc w:val="left"/>
       <w:pPr>
         <w:tabs>
-          <w:tab w:val="num" w:pos="2880"/>
-        </w:tabs>
-        <w:ind w:left="2880" w:hanging="360"/>
+          <w:tab w:val="num" w:pos="2520"/>
+        </w:tabs>
+        <w:ind w:left="2520" w:hanging="360"/>
       </w:pPr>
       <w:rPr>
         <w:rFonts w:ascii="Wingdings" w:hAnsi="Wingdings" w:hint="default"/>
@@ -2111,9 +3784,9 @@
       <w:lvlJc w:val="left"/>
       <w:pPr>
         <w:tabs>
-          <w:tab w:val="num" w:pos="3600"/>
-        </w:tabs>
-        <w:ind w:left="3600" w:hanging="360"/>
+          <w:tab w:val="num" w:pos="3240"/>
+        </w:tabs>
+        <w:ind w:left="3240" w:hanging="360"/>
       </w:pPr>
       <w:rPr>
         <w:rFonts w:ascii="Wingdings" w:hAnsi="Wingdings" w:hint="default"/>
@@ -2127,9 +3800,9 @@
       <w:lvlJc w:val="left"/>
       <w:pPr>
         <w:tabs>
-          <w:tab w:val="num" w:pos="4320"/>
-        </w:tabs>
-        <w:ind w:left="4320" w:hanging="360"/>
+          <w:tab w:val="num" w:pos="3960"/>
+        </w:tabs>
+        <w:ind w:left="3960" w:hanging="360"/>
       </w:pPr>
       <w:rPr>
         <w:rFonts w:ascii="Wingdings" w:hAnsi="Wingdings" w:hint="default"/>
@@ -2143,9 +3816,9 @@
       <w:lvlJc w:val="left"/>
       <w:pPr>
         <w:tabs>
-          <w:tab w:val="num" w:pos="5040"/>
-        </w:tabs>
-        <w:ind w:left="5040" w:hanging="360"/>
+          <w:tab w:val="num" w:pos="4680"/>
+        </w:tabs>
+        <w:ind w:left="4680" w:hanging="360"/>
       </w:pPr>
       <w:rPr>
         <w:rFonts w:ascii="Wingdings" w:hAnsi="Wingdings" w:hint="default"/>
@@ -2159,9 +3832,9 @@
       <w:lvlJc w:val="left"/>
       <w:pPr>
         <w:tabs>
-          <w:tab w:val="num" w:pos="5760"/>
-        </w:tabs>
-        <w:ind w:left="5760" w:hanging="360"/>
+          <w:tab w:val="num" w:pos="5400"/>
+        </w:tabs>
+        <w:ind w:left="5400" w:hanging="360"/>
       </w:pPr>
       <w:rPr>
         <w:rFonts w:ascii="Wingdings" w:hAnsi="Wingdings" w:hint="default"/>
@@ -2175,9 +3848,9 @@
       <w:lvlJc w:val="left"/>
       <w:pPr>
         <w:tabs>
-          <w:tab w:val="num" w:pos="6480"/>
-        </w:tabs>
-        <w:ind w:left="6480" w:hanging="360"/>
+          <w:tab w:val="num" w:pos="6120"/>
+        </w:tabs>
+        <w:ind w:left="6120" w:hanging="360"/>
       </w:pPr>
       <w:rPr>
         <w:rFonts w:ascii="Wingdings" w:hAnsi="Wingdings" w:hint="default"/>
@@ -2823,6 +4496,119 @@
     </w:lvl>
   </w:abstractNum>
   <w:abstractNum w:abstractNumId="7">
+    <w:nsid w:val="12AA3352"/>
+    <w:multiLevelType w:val="hybridMultilevel"/>
+    <w:tmpl w:val="FCD6697A"/>
+    <w:lvl w:ilvl="0" w:tplc="04090009">
+      <w:start w:val="1"/>
+      <w:numFmt w:val="bullet"/>
+      <w:lvlText w:val=""/>
+      <w:lvlJc w:val="left"/>
+      <w:pPr>
+        <w:ind w:left="360" w:hanging="360"/>
+      </w:pPr>
+      <w:rPr>
+        <w:rFonts w:ascii="Wingdings" w:hAnsi="Wingdings" w:hint="default"/>
+      </w:rPr>
+    </w:lvl>
+    <w:lvl w:ilvl="1" w:tplc="04090003" w:tentative="1">
+      <w:start w:val="1"/>
+      <w:numFmt w:val="bullet"/>
+      <w:lvlText w:val="o"/>
+      <w:lvlJc w:val="left"/>
+      <w:pPr>
+        <w:ind w:left="1080" w:hanging="360"/>
+      </w:pPr>
+      <w:rPr>
+        <w:rFonts w:ascii="Courier New" w:hAnsi="Courier New" w:cs="Courier New" w:hint="default"/>
+      </w:rPr>
+    </w:lvl>
+    <w:lvl w:ilvl="2" w:tplc="04090005" w:tentative="1">
+      <w:start w:val="1"/>
+      <w:numFmt w:val="bullet"/>
+      <w:lvlText w:val=""/>
+      <w:lvlJc w:val="left"/>
+      <w:pPr>
+        <w:ind w:left="1800" w:hanging="360"/>
+      </w:pPr>
+      <w:rPr>
+        <w:rFonts w:ascii="Wingdings" w:hAnsi="Wingdings" w:hint="default"/>
+      </w:rPr>
+    </w:lvl>
+    <w:lvl w:ilvl="3" w:tplc="04090001" w:tentative="1">
+      <w:start w:val="1"/>
+      <w:numFmt w:val="bullet"/>
+      <w:lvlText w:val=""/>
+      <w:lvlJc w:val="left"/>
+      <w:pPr>
+        <w:ind w:left="2520" w:hanging="360"/>
+      </w:pPr>
+      <w:rPr>
+        <w:rFonts w:ascii="Symbol" w:hAnsi="Symbol" w:hint="default"/>
+      </w:rPr>
+    </w:lvl>
+    <w:lvl w:ilvl="4" w:tplc="04090003" w:tentative="1">
+      <w:start w:val="1"/>
+      <w:numFmt w:val="bullet"/>
+      <w:lvlText w:val="o"/>
+      <w:lvlJc w:val="left"/>
+      <w:pPr>
+        <w:ind w:left="3240" w:hanging="360"/>
+      </w:pPr>
+      <w:rPr>
+        <w:rFonts w:ascii="Courier New" w:hAnsi="Courier New" w:cs="Courier New" w:hint="default"/>
+      </w:rPr>
+    </w:lvl>
+    <w:lvl w:ilvl="5" w:tplc="04090005" w:tentative="1">
+      <w:start w:val="1"/>
+      <w:numFmt w:val="bullet"/>
+      <w:lvlText w:val=""/>
+      <w:lvlJc w:val="left"/>
+      <w:pPr>
+        <w:ind w:left="3960" w:hanging="360"/>
+      </w:pPr>
+      <w:rPr>
+        <w:rFonts w:ascii="Wingdings" w:hAnsi="Wingdings" w:hint="default"/>
+      </w:rPr>
+    </w:lvl>
+    <w:lvl w:ilvl="6" w:tplc="04090001" w:tentative="1">
+      <w:start w:val="1"/>
+      <w:numFmt w:val="bullet"/>
+      <w:lvlText w:val=""/>
+      <w:lvlJc w:val="left"/>
+      <w:pPr>
+        <w:ind w:left="4680" w:hanging="360"/>
+      </w:pPr>
+      <w:rPr>
+        <w:rFonts w:ascii="Symbol" w:hAnsi="Symbol" w:hint="default"/>
+      </w:rPr>
+    </w:lvl>
+    <w:lvl w:ilvl="7" w:tplc="04090003" w:tentative="1">
+      <w:start w:val="1"/>
+      <w:numFmt w:val="bullet"/>
+      <w:lvlText w:val="o"/>
+      <w:lvlJc w:val="left"/>
+      <w:pPr>
+        <w:ind w:left="5400" w:hanging="360"/>
+      </w:pPr>
+      <w:rPr>
+        <w:rFonts w:ascii="Courier New" w:hAnsi="Courier New" w:cs="Courier New" w:hint="default"/>
+      </w:rPr>
+    </w:lvl>
+    <w:lvl w:ilvl="8" w:tplc="04090005" w:tentative="1">
+      <w:start w:val="1"/>
+      <w:numFmt w:val="bullet"/>
+      <w:lvlText w:val=""/>
+      <w:lvlJc w:val="left"/>
+      <w:pPr>
+        <w:ind w:left="6120" w:hanging="360"/>
+      </w:pPr>
+      <w:rPr>
+        <w:rFonts w:ascii="Wingdings" w:hAnsi="Wingdings" w:hint="default"/>
+      </w:rPr>
+    </w:lvl>
+  </w:abstractNum>
+  <w:abstractNum w:abstractNumId="8">
     <w:nsid w:val="137B005A"/>
     <w:multiLevelType w:val="hybridMultilevel"/>
     <w:tmpl w:val="6B9CDDCE"/>
@@ -2935,7 +4721,7 @@
       </w:rPr>
     </w:lvl>
   </w:abstractNum>
-  <w:abstractNum w:abstractNumId="8">
+  <w:abstractNum w:abstractNumId="9">
     <w:nsid w:val="1D7D7A93"/>
     <w:multiLevelType w:val="hybridMultilevel"/>
     <w:tmpl w:val="73C49DF0"/>
@@ -3048,7 +4834,7 @@
       </w:rPr>
     </w:lvl>
   </w:abstractNum>
-  <w:abstractNum w:abstractNumId="9">
+  <w:abstractNum w:abstractNumId="10">
     <w:nsid w:val="1EF60C02"/>
     <w:multiLevelType w:val="hybridMultilevel"/>
     <w:tmpl w:val="B3CE9A98"/>
@@ -3161,7 +4947,120 @@
       </w:rPr>
     </w:lvl>
   </w:abstractNum>
-  <w:abstractNum w:abstractNumId="10">
+  <w:abstractNum w:abstractNumId="11">
+    <w:nsid w:val="21544285"/>
+    <w:multiLevelType w:val="hybridMultilevel"/>
+    <w:tmpl w:val="6BFC3E60"/>
+    <w:lvl w:ilvl="0" w:tplc="04090009">
+      <w:start w:val="1"/>
+      <w:numFmt w:val="bullet"/>
+      <w:lvlText w:val=""/>
+      <w:lvlJc w:val="left"/>
+      <w:pPr>
+        <w:ind w:left="360" w:hanging="360"/>
+      </w:pPr>
+      <w:rPr>
+        <w:rFonts w:ascii="Wingdings" w:hAnsi="Wingdings" w:hint="default"/>
+      </w:rPr>
+    </w:lvl>
+    <w:lvl w:ilvl="1" w:tplc="04090003" w:tentative="1">
+      <w:start w:val="1"/>
+      <w:numFmt w:val="bullet"/>
+      <w:lvlText w:val="o"/>
+      <w:lvlJc w:val="left"/>
+      <w:pPr>
+        <w:ind w:left="1080" w:hanging="360"/>
+      </w:pPr>
+      <w:rPr>
+        <w:rFonts w:ascii="Courier New" w:hAnsi="Courier New" w:cs="Courier New" w:hint="default"/>
+      </w:rPr>
+    </w:lvl>
+    <w:lvl w:ilvl="2" w:tplc="04090005" w:tentative="1">
+      <w:start w:val="1"/>
+      <w:numFmt w:val="bullet"/>
+      <w:lvlText w:val=""/>
+      <w:lvlJc w:val="left"/>
+      <w:pPr>
+        <w:ind w:left="1800" w:hanging="360"/>
+      </w:pPr>
+      <w:rPr>
+        <w:rFonts w:ascii="Wingdings" w:hAnsi="Wingdings" w:hint="default"/>
+      </w:rPr>
+    </w:lvl>
+    <w:lvl w:ilvl="3" w:tplc="04090001" w:tentative="1">
+      <w:start w:val="1"/>
+      <w:numFmt w:val="bullet"/>
+      <w:lvlText w:val=""/>
+      <w:lvlJc w:val="left"/>
+      <w:pPr>
+        <w:ind w:left="2520" w:hanging="360"/>
+      </w:pPr>
+      <w:rPr>
+        <w:rFonts w:ascii="Symbol" w:hAnsi="Symbol" w:hint="default"/>
+      </w:rPr>
+    </w:lvl>
+    <w:lvl w:ilvl="4" w:tplc="04090003" w:tentative="1">
+      <w:start w:val="1"/>
+      <w:numFmt w:val="bullet"/>
+      <w:lvlText w:val="o"/>
+      <w:lvlJc w:val="left"/>
+      <w:pPr>
+        <w:ind w:left="3240" w:hanging="360"/>
+      </w:pPr>
+      <w:rPr>
+        <w:rFonts w:ascii="Courier New" w:hAnsi="Courier New" w:cs="Courier New" w:hint="default"/>
+      </w:rPr>
+    </w:lvl>
+    <w:lvl w:ilvl="5" w:tplc="04090005" w:tentative="1">
+      <w:start w:val="1"/>
+      <w:numFmt w:val="bullet"/>
+      <w:lvlText w:val=""/>
+      <w:lvlJc w:val="left"/>
+      <w:pPr>
+        <w:ind w:left="3960" w:hanging="360"/>
+      </w:pPr>
+      <w:rPr>
+        <w:rFonts w:ascii="Wingdings" w:hAnsi="Wingdings" w:hint="default"/>
+      </w:rPr>
+    </w:lvl>
+    <w:lvl w:ilvl="6" w:tplc="04090001" w:tentative="1">
+      <w:start w:val="1"/>
+      <w:numFmt w:val="bullet"/>
+      <w:lvlText w:val=""/>
+      <w:lvlJc w:val="left"/>
+      <w:pPr>
+        <w:ind w:left="4680" w:hanging="360"/>
+      </w:pPr>
+      <w:rPr>
+        <w:rFonts w:ascii="Symbol" w:hAnsi="Symbol" w:hint="default"/>
+      </w:rPr>
+    </w:lvl>
+    <w:lvl w:ilvl="7" w:tplc="04090003" w:tentative="1">
+      <w:start w:val="1"/>
+      <w:numFmt w:val="bullet"/>
+      <w:lvlText w:val="o"/>
+      <w:lvlJc w:val="left"/>
+      <w:pPr>
+        <w:ind w:left="5400" w:hanging="360"/>
+      </w:pPr>
+      <w:rPr>
+        <w:rFonts w:ascii="Courier New" w:hAnsi="Courier New" w:cs="Courier New" w:hint="default"/>
+      </w:rPr>
+    </w:lvl>
+    <w:lvl w:ilvl="8" w:tplc="04090005" w:tentative="1">
+      <w:start w:val="1"/>
+      <w:numFmt w:val="bullet"/>
+      <w:lvlText w:val=""/>
+      <w:lvlJc w:val="left"/>
+      <w:pPr>
+        <w:ind w:left="6120" w:hanging="360"/>
+      </w:pPr>
+      <w:rPr>
+        <w:rFonts w:ascii="Wingdings" w:hAnsi="Wingdings" w:hint="default"/>
+      </w:rPr>
+    </w:lvl>
+  </w:abstractNum>
+  <w:abstractNum w:abstractNumId="12">
     <w:nsid w:val="220C6A62"/>
     <w:multiLevelType w:val="hybridMultilevel"/>
     <w:tmpl w:val="1DEC4FD4"/>
@@ -3274,7 +5173,7 @@
       </w:rPr>
     </w:lvl>
   </w:abstractNum>
-  <w:abstractNum w:abstractNumId="11">
+  <w:abstractNum w:abstractNumId="13">
     <w:nsid w:val="264A315D"/>
     <w:multiLevelType w:val="multilevel"/>
     <w:tmpl w:val="264A315D"/>
@@ -3423,7 +5322,7 @@
       </w:rPr>
     </w:lvl>
   </w:abstractNum>
-  <w:abstractNum w:abstractNumId="12">
+  <w:abstractNum w:abstractNumId="14">
     <w:nsid w:val="288B10F8"/>
     <w:multiLevelType w:val="multilevel"/>
     <w:tmpl w:val="49EA18BC"/>
@@ -3572,7 +5471,156 @@
       </w:rPr>
     </w:lvl>
   </w:abstractNum>
-  <w:abstractNum w:abstractNumId="13">
+  <w:abstractNum w:abstractNumId="15">
+    <w:nsid w:val="309C0C9B"/>
+    <w:multiLevelType w:val="multilevel"/>
+    <w:tmpl w:val="84820DDE"/>
+    <w:lvl w:ilvl="0">
+      <w:start w:val="1"/>
+      <w:numFmt w:val="bullet"/>
+      <w:lvlText w:val=""/>
+      <w:lvlJc w:val="left"/>
+      <w:pPr>
+        <w:tabs>
+          <w:tab w:val="num" w:pos="360"/>
+        </w:tabs>
+        <w:ind w:left="360" w:hanging="360"/>
+      </w:pPr>
+      <w:rPr>
+        <w:rFonts w:ascii="Wingdings" w:hAnsi="Wingdings" w:hint="default"/>
+        <w:sz w:val="20"/>
+      </w:rPr>
+    </w:lvl>
+    <w:lvl w:ilvl="1" w:tentative="1">
+      <w:start w:val="1"/>
+      <w:numFmt w:val="bullet"/>
+      <w:lvlText w:val="o"/>
+      <w:lvlJc w:val="left"/>
+      <w:pPr>
+        <w:tabs>
+          <w:tab w:val="num" w:pos="1080"/>
+        </w:tabs>
+        <w:ind w:left="1080" w:hanging="360"/>
+      </w:pPr>
+      <w:rPr>
+        <w:rFonts w:ascii="Courier New" w:hAnsi="Courier New" w:hint="default"/>
+        <w:sz w:val="20"/>
+      </w:rPr>
+    </w:lvl>
+    <w:lvl w:ilvl="2" w:tentative="1">
+      <w:start w:val="1"/>
+      <w:numFmt w:val="bullet"/>
+      <w:lvlText w:val=""/>
+      <w:lvlJc w:val="left"/>
+      <w:pPr>
+        <w:tabs>
+          <w:tab w:val="num" w:pos="1800"/>
+        </w:tabs>
+        <w:ind w:left="1800" w:hanging="360"/>
+      </w:pPr>
+      <w:rPr>
+        <w:rFonts w:ascii="Wingdings" w:hAnsi="Wingdings" w:hint="default"/>
+        <w:sz w:val="20"/>
+      </w:rPr>
+    </w:lvl>
+    <w:lvl w:ilvl="3" w:tentative="1">
+      <w:start w:val="1"/>
+      <w:numFmt w:val="bullet"/>
+      <w:lvlText w:val=""/>
+      <w:lvlJc w:val="left"/>
+      <w:pPr>
+        <w:tabs>
+          <w:tab w:val="num" w:pos="2520"/>
+        </w:tabs>
+        <w:ind w:left="2520" w:hanging="360"/>
+      </w:pPr>
+      <w:rPr>
+        <w:rFonts w:ascii="Wingdings" w:hAnsi="Wingdings" w:hint="default"/>
+        <w:sz w:val="20"/>
+      </w:rPr>
+    </w:lvl>
+    <w:lvl w:ilvl="4" w:tentative="1">
+      <w:start w:val="1"/>
+      <w:numFmt w:val="bullet"/>
+      <w:lvlText w:val=""/>
+      <w:lvlJc w:val="left"/>
+      <w:pPr>
+        <w:tabs>
+          <w:tab w:val="num" w:pos="3240"/>
+        </w:tabs>
+        <w:ind w:left="3240" w:hanging="360"/>
+      </w:pPr>
+      <w:rPr>
+        <w:rFonts w:ascii="Wingdings" w:hAnsi="Wingdings" w:hint="default"/>
+        <w:sz w:val="20"/>
+      </w:rPr>
+    </w:lvl>
+    <w:lvl w:ilvl="5" w:tentative="1">
+      <w:start w:val="1"/>
+      <w:numFmt w:val="bullet"/>
+      <w:lvlText w:val=""/>
+      <w:lvlJc w:val="left"/>
+      <w:pPr>
+        <w:tabs>
+          <w:tab w:val="num" w:pos="3960"/>
+        </w:tabs>
+        <w:ind w:left="3960" w:hanging="360"/>
+      </w:pPr>
+      <w:rPr>
+        <w:rFonts w:ascii="Wingdings" w:hAnsi="Wingdings" w:hint="default"/>
+        <w:sz w:val="20"/>
+      </w:rPr>
+    </w:lvl>
+    <w:lvl w:ilvl="6" w:tentative="1">
+      <w:start w:val="1"/>
+      <w:numFmt w:val="bullet"/>
+      <w:lvlText w:val=""/>
+      <w:lvlJc w:val="left"/>
+      <w:pPr>
+        <w:tabs>
+          <w:tab w:val="num" w:pos="4680"/>
+        </w:tabs>
+        <w:ind w:left="4680" w:hanging="360"/>
+      </w:pPr>
+      <w:rPr>
+        <w:rFonts w:ascii="Wingdings" w:hAnsi="Wingdings" w:hint="default"/>
+        <w:sz w:val="20"/>
+      </w:rPr>
+    </w:lvl>
+    <w:lvl w:ilvl="7" w:tentative="1">
+      <w:start w:val="1"/>
+      <w:numFmt w:val="bullet"/>
+      <w:lvlText w:val=""/>
+      <w:lvlJc w:val="left"/>
+      <w:pPr>
+        <w:tabs>
+          <w:tab w:val="num" w:pos="5400"/>
+        </w:tabs>
+        <w:ind w:left="5400" w:hanging="360"/>
+      </w:pPr>
+      <w:rPr>
+        <w:rFonts w:ascii="Wingdings" w:hAnsi="Wingdings" w:hint="default"/>
+        <w:sz w:val="20"/>
+      </w:rPr>
+    </w:lvl>
+    <w:lvl w:ilvl="8" w:tentative="1">
+      <w:start w:val="1"/>
+      <w:numFmt w:val="bullet"/>
+      <w:lvlText w:val=""/>
+      <w:lvlJc w:val="left"/>
+      <w:pPr>
+        <w:tabs>
+          <w:tab w:val="num" w:pos="6120"/>
+        </w:tabs>
+        <w:ind w:left="6120" w:hanging="360"/>
+      </w:pPr>
+      <w:rPr>
+        <w:rFonts w:ascii="Wingdings" w:hAnsi="Wingdings" w:hint="default"/>
+        <w:sz w:val="20"/>
+      </w:rPr>
+    </w:lvl>
+  </w:abstractNum>
+  <w:abstractNum w:abstractNumId="16">
     <w:nsid w:val="31A1277E"/>
     <w:multiLevelType w:val="hybridMultilevel"/>
     <w:tmpl w:val="90769452"/>
@@ -3685,7 +5733,7 @@
       </w:rPr>
     </w:lvl>
   </w:abstractNum>
-  <w:abstractNum w:abstractNumId="14">
+  <w:abstractNum w:abstractNumId="17">
     <w:nsid w:val="33D942AE"/>
     <w:multiLevelType w:val="multilevel"/>
     <w:tmpl w:val="C52C9CEC"/>
@@ -3834,7 +5882,268 @@
       </w:rPr>
     </w:lvl>
   </w:abstractNum>
-  <w:abstractNum w:abstractNumId="15">
+  <w:abstractNum w:abstractNumId="18">
+    <w:nsid w:val="37142D97"/>
+    <w:multiLevelType w:val="multilevel"/>
+    <w:tmpl w:val="84820DDE"/>
+    <w:lvl w:ilvl="0">
+      <w:start w:val="1"/>
+      <w:numFmt w:val="bullet"/>
+      <w:lvlText w:val=""/>
+      <w:lvlJc w:val="left"/>
+      <w:pPr>
+        <w:tabs>
+          <w:tab w:val="num" w:pos="360"/>
+        </w:tabs>
+        <w:ind w:left="360" w:hanging="360"/>
+      </w:pPr>
+      <w:rPr>
+        <w:rFonts w:ascii="Wingdings" w:hAnsi="Wingdings" w:hint="default"/>
+        <w:sz w:val="20"/>
+      </w:rPr>
+    </w:lvl>
+    <w:lvl w:ilvl="1" w:tentative="1">
+      <w:start w:val="1"/>
+      <w:numFmt w:val="bullet"/>
+      <w:lvlText w:val="o"/>
+      <w:lvlJc w:val="left"/>
+      <w:pPr>
+        <w:tabs>
+          <w:tab w:val="num" w:pos="1080"/>
+        </w:tabs>
+        <w:ind w:left="1080" w:hanging="360"/>
+      </w:pPr>
+      <w:rPr>
+        <w:rFonts w:ascii="Courier New" w:hAnsi="Courier New" w:hint="default"/>
+        <w:sz w:val="20"/>
+      </w:rPr>
+    </w:lvl>
+    <w:lvl w:ilvl="2" w:tentative="1">
+      <w:start w:val="1"/>
+      <w:numFmt w:val="bullet"/>
+      <w:lvlText w:val=""/>
+      <w:lvlJc w:val="left"/>
+      <w:pPr>
+        <w:tabs>
+          <w:tab w:val="num" w:pos="1800"/>
+        </w:tabs>
+        <w:ind w:left="1800" w:hanging="360"/>
+      </w:pPr>
+      <w:rPr>
+        <w:rFonts w:ascii="Wingdings" w:hAnsi="Wingdings" w:hint="default"/>
+        <w:sz w:val="20"/>
+      </w:rPr>
+    </w:lvl>
+    <w:lvl w:ilvl="3" w:tentative="1">
+      <w:start w:val="1"/>
+      <w:numFmt w:val="bullet"/>
+      <w:lvlText w:val=""/>
+      <w:lvlJc w:val="left"/>
+      <w:pPr>
+        <w:tabs>
+          <w:tab w:val="num" w:pos="2520"/>
+        </w:tabs>
+        <w:ind w:left="2520" w:hanging="360"/>
+      </w:pPr>
+      <w:rPr>
+        <w:rFonts w:ascii="Wingdings" w:hAnsi="Wingdings" w:hint="default"/>
+        <w:sz w:val="20"/>
+      </w:rPr>
+    </w:lvl>
+    <w:lvl w:ilvl="4" w:tentative="1">
+      <w:start w:val="1"/>
+      <w:numFmt w:val="bullet"/>
+      <w:lvlText w:val=""/>
+      <w:lvlJc w:val="left"/>
+      <w:pPr>
+        <w:tabs>
+          <w:tab w:val="num" w:pos="3240"/>
+        </w:tabs>
+        <w:ind w:left="3240" w:hanging="360"/>
+      </w:pPr>
+      <w:rPr>
+        <w:rFonts w:ascii="Wingdings" w:hAnsi="Wingdings" w:hint="default"/>
+        <w:sz w:val="20"/>
+      </w:rPr>
+    </w:lvl>
+    <w:lvl w:ilvl="5" w:tentative="1">
+      <w:start w:val="1"/>
+      <w:numFmt w:val="bullet"/>
+      <w:lvlText w:val=""/>
+      <w:lvlJc w:val="left"/>
+      <w:pPr>
+        <w:tabs>
+          <w:tab w:val="num" w:pos="3960"/>
+        </w:tabs>
+        <w:ind w:left="3960" w:hanging="360"/>
+      </w:pPr>
+      <w:rPr>
+        <w:rFonts w:ascii="Wingdings" w:hAnsi="Wingdings" w:hint="default"/>
+        <w:sz w:val="20"/>
+      </w:rPr>
+    </w:lvl>
+    <w:lvl w:ilvl="6" w:tentative="1">
+      <w:start w:val="1"/>
+      <w:numFmt w:val="bullet"/>
+      <w:lvlText w:val=""/>
+      <w:lvlJc w:val="left"/>
+      <w:pPr>
+        <w:tabs>
+          <w:tab w:val="num" w:pos="4680"/>
+        </w:tabs>
+        <w:ind w:left="4680" w:hanging="360"/>
+      </w:pPr>
+      <w:rPr>
+        <w:rFonts w:ascii="Wingdings" w:hAnsi="Wingdings" w:hint="default"/>
+        <w:sz w:val="20"/>
+      </w:rPr>
+    </w:lvl>
+    <w:lvl w:ilvl="7" w:tentative="1">
+      <w:start w:val="1"/>
+      <w:numFmt w:val="bullet"/>
+      <w:lvlText w:val=""/>
+      <w:lvlJc w:val="left"/>
+      <w:pPr>
+        <w:tabs>
+          <w:tab w:val="num" w:pos="5400"/>
+        </w:tabs>
+        <w:ind w:left="5400" w:hanging="360"/>
+      </w:pPr>
+      <w:rPr>
+        <w:rFonts w:ascii="Wingdings" w:hAnsi="Wingdings" w:hint="default"/>
+        <w:sz w:val="20"/>
+      </w:rPr>
+    </w:lvl>
+    <w:lvl w:ilvl="8" w:tentative="1">
+      <w:start w:val="1"/>
+      <w:numFmt w:val="bullet"/>
+      <w:lvlText w:val=""/>
+      <w:lvlJc w:val="left"/>
+      <w:pPr>
+        <w:tabs>
+          <w:tab w:val="num" w:pos="6120"/>
+        </w:tabs>
+        <w:ind w:left="6120" w:hanging="360"/>
+      </w:pPr>
+      <w:rPr>
+        <w:rFonts w:ascii="Wingdings" w:hAnsi="Wingdings" w:hint="default"/>
+        <w:sz w:val="20"/>
+      </w:rPr>
+    </w:lvl>
+  </w:abstractNum>
+  <w:abstractNum w:abstractNumId="19">
+    <w:nsid w:val="3A300F3F"/>
+    <w:multiLevelType w:val="hybridMultilevel"/>
+    <w:tmpl w:val="E3386E14"/>
+    <w:lvl w:ilvl="0" w:tplc="2B48E6EE">
+      <w:numFmt w:val="bullet"/>
+      <w:lvlText w:val=""/>
+      <w:lvlJc w:val="left"/>
+      <w:pPr>
+        <w:ind w:left="720" w:hanging="360"/>
+      </w:pPr>
+      <w:rPr>
+        <w:rFonts w:ascii="Symbol" w:eastAsia="Times New Roman" w:hAnsi="Symbol" w:cs="Times New Roman" w:hint="default"/>
+      </w:rPr>
+    </w:lvl>
+    <w:lvl w:ilvl="1" w:tplc="04090003" w:tentative="1">
+      <w:start w:val="1"/>
+      <w:numFmt w:val="bullet"/>
+      <w:lvlText w:val="o"/>
+      <w:lvlJc w:val="left"/>
+      <w:pPr>
+        <w:ind w:left="1440" w:hanging="360"/>
+      </w:pPr>
+      <w:rPr>
+        <w:rFonts w:ascii="Courier New" w:hAnsi="Courier New" w:cs="Courier New" w:hint="default"/>
+      </w:rPr>
+    </w:lvl>
+    <w:lvl w:ilvl="2" w:tplc="04090005" w:tentative="1">
+      <w:start w:val="1"/>
+      <w:numFmt w:val="bullet"/>
+      <w:lvlText w:val=""/>
+      <w:lvlJc w:val="left"/>
+      <w:pPr>
+        <w:ind w:left="2160" w:hanging="360"/>
+      </w:pPr>
+      <w:rPr>
+        <w:rFonts w:ascii="Wingdings" w:hAnsi="Wingdings" w:hint="default"/>
+      </w:rPr>
+    </w:lvl>
+    <w:lvl w:ilvl="3" w:tplc="04090001" w:tentative="1">
+      <w:start w:val="1"/>
+      <w:numFmt w:val="bullet"/>
+      <w:lvlText w:val=""/>
+      <w:lvlJc w:val="left"/>
+      <w:pPr>
+        <w:ind w:left="2880" w:hanging="360"/>
+      </w:pPr>
+      <w:rPr>
+        <w:rFonts w:ascii="Symbol" w:hAnsi="Symbol" w:hint="default"/>
+      </w:rPr>
+    </w:lvl>
+    <w:lvl w:ilvl="4" w:tplc="04090003" w:tentative="1">
+      <w:start w:val="1"/>
+      <w:numFmt w:val="bullet"/>
+      <w:lvlText w:val="o"/>
+      <w:lvlJc w:val="left"/>
+      <w:pPr>
+        <w:ind w:left="3600" w:hanging="360"/>
+      </w:pPr>
+      <w:rPr>
+        <w:rFonts w:ascii="Courier New" w:hAnsi="Courier New" w:cs="Courier New" w:hint="default"/>
+      </w:rPr>
+    </w:lvl>
+    <w:lvl w:ilvl="5" w:tplc="04090005" w:tentative="1">
+      <w:start w:val="1"/>
+      <w:numFmt w:val="bullet"/>
+      <w:lvlText w:val=""/>
+      <w:lvlJc w:val="left"/>
+      <w:pPr>
+        <w:ind w:left="4320" w:hanging="360"/>
+      </w:pPr>
+      <w:rPr>
+        <w:rFonts w:ascii="Wingdings" w:hAnsi="Wingdings" w:hint="default"/>
+      </w:rPr>
+    </w:lvl>
+    <w:lvl w:ilvl="6" w:tplc="04090001" w:tentative="1">
+      <w:start w:val="1"/>
+      <w:numFmt w:val="bullet"/>
+      <w:lvlText w:val=""/>
+      <w:lvlJc w:val="left"/>
+      <w:pPr>
+        <w:ind w:left="5040" w:hanging="360"/>
+      </w:pPr>
+      <w:rPr>
+        <w:rFonts w:ascii="Symbol" w:hAnsi="Symbol" w:hint="default"/>
+      </w:rPr>
+    </w:lvl>
+    <w:lvl w:ilvl="7" w:tplc="04090003" w:tentative="1">
+      <w:start w:val="1"/>
+      <w:numFmt w:val="bullet"/>
+      <w:lvlText w:val="o"/>
+      <w:lvlJc w:val="left"/>
+      <w:pPr>
+        <w:ind w:left="5760" w:hanging="360"/>
+      </w:pPr>
+      <w:rPr>
+        <w:rFonts w:ascii="Courier New" w:hAnsi="Courier New" w:cs="Courier New" w:hint="default"/>
+      </w:rPr>
+    </w:lvl>
+    <w:lvl w:ilvl="8" w:tplc="04090005" w:tentative="1">
+      <w:start w:val="1"/>
+      <w:numFmt w:val="bullet"/>
+      <w:lvlText w:val=""/>
+      <w:lvlJc w:val="left"/>
+      <w:pPr>
+        <w:ind w:left="6480" w:hanging="360"/>
+      </w:pPr>
+      <w:rPr>
+        <w:rFonts w:ascii="Wingdings" w:hAnsi="Wingdings" w:hint="default"/>
+      </w:rPr>
+    </w:lvl>
+  </w:abstractNum>
+  <w:abstractNum w:abstractNumId="20">
     <w:nsid w:val="3C6E1AFA"/>
     <w:multiLevelType w:val="multilevel"/>
     <w:tmpl w:val="1A744BFC"/>
@@ -3983,7 +6292,232 @@
       </w:rPr>
     </w:lvl>
   </w:abstractNum>
-  <w:abstractNum w:abstractNumId="16">
+  <w:abstractNum w:abstractNumId="21">
+    <w:nsid w:val="402E53CF"/>
+    <w:multiLevelType w:val="hybridMultilevel"/>
+    <w:tmpl w:val="7A8AA5D4"/>
+    <w:lvl w:ilvl="0" w:tplc="60F657DE">
+      <w:numFmt w:val="bullet"/>
+      <w:lvlText w:val=""/>
+      <w:lvlJc w:val="left"/>
+      <w:pPr>
+        <w:ind w:left="720" w:hanging="360"/>
+      </w:pPr>
+      <w:rPr>
+        <w:rFonts w:ascii="Times New Roman" w:eastAsia="Times New Roman" w:hAnsi="Times New Roman" w:cs="Times New Roman" w:hint="default"/>
+      </w:rPr>
+    </w:lvl>
+    <w:lvl w:ilvl="1" w:tplc="04090003" w:tentative="1">
+      <w:start w:val="1"/>
+      <w:numFmt w:val="bullet"/>
+      <w:lvlText w:val="o"/>
+      <w:lvlJc w:val="left"/>
+      <w:pPr>
+        <w:ind w:left="1440" w:hanging="360"/>
+      </w:pPr>
+      <w:rPr>
+        <w:rFonts w:ascii="Courier New" w:hAnsi="Courier New" w:cs="Courier New" w:hint="default"/>
+      </w:rPr>
+    </w:lvl>
+    <w:lvl w:ilvl="2" w:tplc="04090005" w:tentative="1">
+      <w:start w:val="1"/>
+      <w:numFmt w:val="bullet"/>
+      <w:lvlText w:val=""/>
+      <w:lvlJc w:val="left"/>
+      <w:pPr>
+        <w:ind w:left="2160" w:hanging="360"/>
+      </w:pPr>
+      <w:rPr>
+        <w:rFonts w:ascii="Wingdings" w:hAnsi="Wingdings" w:hint="default"/>
+      </w:rPr>
+    </w:lvl>
+    <w:lvl w:ilvl="3" w:tplc="04090001" w:tentative="1">
+      <w:start w:val="1"/>
+      <w:numFmt w:val="bullet"/>
+      <w:lvlText w:val=""/>
+      <w:lvlJc w:val="left"/>
+      <w:pPr>
+        <w:ind w:left="2880" w:hanging="360"/>
+      </w:pPr>
+      <w:rPr>
+        <w:rFonts w:ascii="Symbol" w:hAnsi="Symbol" w:hint="default"/>
+      </w:rPr>
+    </w:lvl>
+    <w:lvl w:ilvl="4" w:tplc="04090003" w:tentative="1">
+      <w:start w:val="1"/>
+      <w:numFmt w:val="bullet"/>
+      <w:lvlText w:val="o"/>
+      <w:lvlJc w:val="left"/>
+      <w:pPr>
+        <w:ind w:left="3600" w:hanging="360"/>
+      </w:pPr>
+      <w:rPr>
+        <w:rFonts w:ascii="Courier New" w:hAnsi="Courier New" w:cs="Courier New" w:hint="default"/>
+      </w:rPr>
+    </w:lvl>
+    <w:lvl w:ilvl="5" w:tplc="04090005" w:tentative="1">
+      <w:start w:val="1"/>
+      <w:numFmt w:val="bullet"/>
+      <w:lvlText w:val=""/>
+      <w:lvlJc w:val="left"/>
+      <w:pPr>
+        <w:ind w:left="4320" w:hanging="360"/>
+      </w:pPr>
+      <w:rPr>
+        <w:rFonts w:ascii="Wingdings" w:hAnsi="Wingdings" w:hint="default"/>
+      </w:rPr>
+    </w:lvl>
+    <w:lvl w:ilvl="6" w:tplc="04090001" w:tentative="1">
+      <w:start w:val="1"/>
+      <w:numFmt w:val="bullet"/>
+      <w:lvlText w:val=""/>
+      <w:lvlJc w:val="left"/>
+      <w:pPr>
+        <w:ind w:left="5040" w:hanging="360"/>
+      </w:pPr>
+      <w:rPr>
+        <w:rFonts w:ascii="Symbol" w:hAnsi="Symbol" w:hint="default"/>
+      </w:rPr>
+    </w:lvl>
+    <w:lvl w:ilvl="7" w:tplc="04090003" w:tentative="1">
+      <w:start w:val="1"/>
+      <w:numFmt w:val="bullet"/>
+      <w:lvlText w:val="o"/>
+      <w:lvlJc w:val="left"/>
+      <w:pPr>
+        <w:ind w:left="5760" w:hanging="360"/>
+      </w:pPr>
+      <w:rPr>
+        <w:rFonts w:ascii="Courier New" w:hAnsi="Courier New" w:cs="Courier New" w:hint="default"/>
+      </w:rPr>
+    </w:lvl>
+    <w:lvl w:ilvl="8" w:tplc="04090005" w:tentative="1">
+      <w:start w:val="1"/>
+      <w:numFmt w:val="bullet"/>
+      <w:lvlText w:val=""/>
+      <w:lvlJc w:val="left"/>
+      <w:pPr>
+        <w:ind w:left="6480" w:hanging="360"/>
+      </w:pPr>
+      <w:rPr>
+        <w:rFonts w:ascii="Wingdings" w:hAnsi="Wingdings" w:hint="default"/>
+      </w:rPr>
+    </w:lvl>
+  </w:abstractNum>
+  <w:abstractNum w:abstractNumId="22">
+    <w:nsid w:val="41B20118"/>
+    <w:multiLevelType w:val="hybridMultilevel"/>
+    <w:tmpl w:val="58E4A68A"/>
+    <w:lvl w:ilvl="0" w:tplc="04090009">
+      <w:start w:val="1"/>
+      <w:numFmt w:val="bullet"/>
+      <w:lvlText w:val=""/>
+      <w:lvlJc w:val="left"/>
+      <w:pPr>
+        <w:ind w:left="360" w:hanging="360"/>
+      </w:pPr>
+      <w:rPr>
+        <w:rFonts w:ascii="Wingdings" w:hAnsi="Wingdings" w:hint="default"/>
+      </w:rPr>
+    </w:lvl>
+    <w:lvl w:ilvl="1" w:tplc="04090003" w:tentative="1">
+      <w:start w:val="1"/>
+      <w:numFmt w:val="bullet"/>
+      <w:lvlText w:val="o"/>
+      <w:lvlJc w:val="left"/>
+      <w:pPr>
+        <w:ind w:left="1080" w:hanging="360"/>
+      </w:pPr>
+      <w:rPr>
+        <w:rFonts w:ascii="Courier New" w:hAnsi="Courier New" w:cs="Courier New" w:hint="default"/>
+      </w:rPr>
+    </w:lvl>
+    <w:lvl w:ilvl="2" w:tplc="04090005" w:tentative="1">
+      <w:start w:val="1"/>
+      <w:numFmt w:val="bullet"/>
+      <w:lvlText w:val=""/>
+      <w:lvlJc w:val="left"/>
+      <w:pPr>
+        <w:ind w:left="1800" w:hanging="360"/>
+      </w:pPr>
+      <w:rPr>
+        <w:rFonts w:ascii="Wingdings" w:hAnsi="Wingdings" w:hint="default"/>
+      </w:rPr>
+    </w:lvl>
+    <w:lvl w:ilvl="3" w:tplc="04090001" w:tentative="1">
+      <w:start w:val="1"/>
+      <w:numFmt w:val="bullet"/>
+      <w:lvlText w:val=""/>
+      <w:lvlJc w:val="left"/>
+      <w:pPr>
+        <w:ind w:left="2520" w:hanging="360"/>
+      </w:pPr>
+      <w:rPr>
+        <w:rFonts w:ascii="Symbol" w:hAnsi="Symbol" w:hint="default"/>
+      </w:rPr>
+    </w:lvl>
+    <w:lvl w:ilvl="4" w:tplc="04090003" w:tentative="1">
+      <w:start w:val="1"/>
+      <w:numFmt w:val="bullet"/>
+      <w:lvlText w:val="o"/>
+      <w:lvlJc w:val="left"/>
+      <w:pPr>
+        <w:ind w:left="3240" w:hanging="360"/>
+      </w:pPr>
+      <w:rPr>
+        <w:rFonts w:ascii="Courier New" w:hAnsi="Courier New" w:cs="Courier New" w:hint="default"/>
+      </w:rPr>
+    </w:lvl>
+    <w:lvl w:ilvl="5" w:tplc="04090005" w:tentative="1">
+      <w:start w:val="1"/>
+      <w:numFmt w:val="bullet"/>
+      <w:lvlText w:val=""/>
+      <w:lvlJc w:val="left"/>
+      <w:pPr>
+        <w:ind w:left="3960" w:hanging="360"/>
+      </w:pPr>
+      <w:rPr>
+        <w:rFonts w:ascii="Wingdings" w:hAnsi="Wingdings" w:hint="default"/>
+      </w:rPr>
+    </w:lvl>
+    <w:lvl w:ilvl="6" w:tplc="04090001" w:tentative="1">
+      <w:start w:val="1"/>
+      <w:numFmt w:val="bullet"/>
+      <w:lvlText w:val=""/>
+      <w:lvlJc w:val="left"/>
+      <w:pPr>
+        <w:ind w:left="4680" w:hanging="360"/>
+      </w:pPr>
+      <w:rPr>
+        <w:rFonts w:ascii="Symbol" w:hAnsi="Symbol" w:hint="default"/>
+      </w:rPr>
+    </w:lvl>
+    <w:lvl w:ilvl="7" w:tplc="04090003" w:tentative="1">
+      <w:start w:val="1"/>
+      <w:numFmt w:val="bullet"/>
+      <w:lvlText w:val="o"/>
+      <w:lvlJc w:val="left"/>
+      <w:pPr>
+        <w:ind w:left="5400" w:hanging="360"/>
+      </w:pPr>
+      <w:rPr>
+        <w:rFonts w:ascii="Courier New" w:hAnsi="Courier New" w:cs="Courier New" w:hint="default"/>
+      </w:rPr>
+    </w:lvl>
+    <w:lvl w:ilvl="8" w:tplc="04090005" w:tentative="1">
+      <w:start w:val="1"/>
+      <w:numFmt w:val="bullet"/>
+      <w:lvlText w:val=""/>
+      <w:lvlJc w:val="left"/>
+      <w:pPr>
+        <w:ind w:left="6120" w:hanging="360"/>
+      </w:pPr>
+      <w:rPr>
+        <w:rFonts w:ascii="Wingdings" w:hAnsi="Wingdings" w:hint="default"/>
+      </w:rPr>
+    </w:lvl>
+  </w:abstractNum>
+  <w:abstractNum w:abstractNumId="23">
     <w:nsid w:val="48FC4289"/>
     <w:multiLevelType w:val="multilevel"/>
     <w:tmpl w:val="48FC4289"/>
@@ -4132,7 +6666,7 @@
       </w:rPr>
     </w:lvl>
   </w:abstractNum>
-  <w:abstractNum w:abstractNumId="17">
+  <w:abstractNum w:abstractNumId="24">
     <w:nsid w:val="4B2C24B2"/>
     <w:multiLevelType w:val="hybridMultilevel"/>
     <w:tmpl w:val="4C6C5E56"/>
@@ -4244,7 +6778,7 @@
       </w:rPr>
     </w:lvl>
   </w:abstractNum>
-  <w:abstractNum w:abstractNumId="18">
+  <w:abstractNum w:abstractNumId="25">
     <w:nsid w:val="4CC60E2C"/>
     <w:multiLevelType w:val="multilevel"/>
     <w:tmpl w:val="D168FAB0"/>
@@ -4393,7 +6927,7 @@
       </w:rPr>
     </w:lvl>
   </w:abstractNum>
-  <w:abstractNum w:abstractNumId="19">
+  <w:abstractNum w:abstractNumId="26">
     <w:nsid w:val="51382AD3"/>
     <w:multiLevelType w:val="multilevel"/>
     <w:tmpl w:val="51382AD3"/>
@@ -4542,7 +7076,120 @@
       </w:rPr>
     </w:lvl>
   </w:abstractNum>
-  <w:abstractNum w:abstractNumId="20">
+  <w:abstractNum w:abstractNumId="27">
+    <w:nsid w:val="518C370E"/>
+    <w:multiLevelType w:val="hybridMultilevel"/>
+    <w:tmpl w:val="8A58B306"/>
+    <w:lvl w:ilvl="0" w:tplc="04090009">
+      <w:start w:val="1"/>
+      <w:numFmt w:val="bullet"/>
+      <w:lvlText w:val=""/>
+      <w:lvlJc w:val="left"/>
+      <w:pPr>
+        <w:ind w:left="360" w:hanging="360"/>
+      </w:pPr>
+      <w:rPr>
+        <w:rFonts w:ascii="Wingdings" w:hAnsi="Wingdings" w:hint="default"/>
+      </w:rPr>
+    </w:lvl>
+    <w:lvl w:ilvl="1" w:tplc="04090003" w:tentative="1">
+      <w:start w:val="1"/>
+      <w:numFmt w:val="bullet"/>
+      <w:lvlText w:val="o"/>
+      <w:lvlJc w:val="left"/>
+      <w:pPr>
+        <w:ind w:left="1080" w:hanging="360"/>
+      </w:pPr>
+      <w:rPr>
+        <w:rFonts w:ascii="Courier New" w:hAnsi="Courier New" w:cs="Courier New" w:hint="default"/>
+      </w:rPr>
+    </w:lvl>
+    <w:lvl w:ilvl="2" w:tplc="04090005" w:tentative="1">
+      <w:start w:val="1"/>
+      <w:numFmt w:val="bullet"/>
+      <w:lvlText w:val=""/>
+      <w:lvlJc w:val="left"/>
+      <w:pPr>
+        <w:ind w:left="1800" w:hanging="360"/>
+      </w:pPr>
+      <w:rPr>
+        <w:rFonts w:ascii="Wingdings" w:hAnsi="Wingdings" w:hint="default"/>
+      </w:rPr>
+    </w:lvl>
+    <w:lvl w:ilvl="3" w:tplc="04090001" w:tentative="1">
+      <w:start w:val="1"/>
+      <w:numFmt w:val="bullet"/>
+      <w:lvlText w:val=""/>
+      <w:lvlJc w:val="left"/>
+      <w:pPr>
+        <w:ind w:left="2520" w:hanging="360"/>
+      </w:pPr>
+      <w:rPr>
+        <w:rFonts w:ascii="Symbol" w:hAnsi="Symbol" w:hint="default"/>
+      </w:rPr>
+    </w:lvl>
+    <w:lvl w:ilvl="4" w:tplc="04090003" w:tentative="1">
+      <w:start w:val="1"/>
+      <w:numFmt w:val="bullet"/>
+      <w:lvlText w:val="o"/>
+      <w:lvlJc w:val="left"/>
+      <w:pPr>
+        <w:ind w:left="3240" w:hanging="360"/>
+      </w:pPr>
+      <w:rPr>
+        <w:rFonts w:ascii="Courier New" w:hAnsi="Courier New" w:cs="Courier New" w:hint="default"/>
+      </w:rPr>
+    </w:lvl>
+    <w:lvl w:ilvl="5" w:tplc="04090005" w:tentative="1">
+      <w:start w:val="1"/>
+      <w:numFmt w:val="bullet"/>
+      <w:lvlText w:val=""/>
+      <w:lvlJc w:val="left"/>
+      <w:pPr>
+        <w:ind w:left="3960" w:hanging="360"/>
+      </w:pPr>
+      <w:rPr>
+        <w:rFonts w:ascii="Wingdings" w:hAnsi="Wingdings" w:hint="default"/>
+      </w:rPr>
+    </w:lvl>
+    <w:lvl w:ilvl="6" w:tplc="04090001" w:tentative="1">
+      <w:start w:val="1"/>
+      <w:numFmt w:val="bullet"/>
+      <w:lvlText w:val=""/>
+      <w:lvlJc w:val="left"/>
+      <w:pPr>
+        <w:ind w:left="4680" w:hanging="360"/>
+      </w:pPr>
+      <w:rPr>
+        <w:rFonts w:ascii="Symbol" w:hAnsi="Symbol" w:hint="default"/>
+      </w:rPr>
+    </w:lvl>
+    <w:lvl w:ilvl="7" w:tplc="04090003" w:tentative="1">
+      <w:start w:val="1"/>
+      <w:numFmt w:val="bullet"/>
+      <w:lvlText w:val="o"/>
+      <w:lvlJc w:val="left"/>
+      <w:pPr>
+        <w:ind w:left="5400" w:hanging="360"/>
+      </w:pPr>
+      <w:rPr>
+        <w:rFonts w:ascii="Courier New" w:hAnsi="Courier New" w:cs="Courier New" w:hint="default"/>
+      </w:rPr>
+    </w:lvl>
+    <w:lvl w:ilvl="8" w:tplc="04090005" w:tentative="1">
+      <w:start w:val="1"/>
+      <w:numFmt w:val="bullet"/>
+      <w:lvlText w:val=""/>
+      <w:lvlJc w:val="left"/>
+      <w:pPr>
+        <w:ind w:left="6120" w:hanging="360"/>
+      </w:pPr>
+      <w:rPr>
+        <w:rFonts w:ascii="Wingdings" w:hAnsi="Wingdings" w:hint="default"/>
+      </w:rPr>
+    </w:lvl>
+  </w:abstractNum>
+  <w:abstractNum w:abstractNumId="28">
     <w:nsid w:val="521830D2"/>
     <w:multiLevelType w:val="multilevel"/>
     <w:tmpl w:val="64E05206"/>
@@ -4553,9 +7200,9 @@
       <w:lvlJc w:val="left"/>
       <w:pPr>
         <w:tabs>
-          <w:tab w:val="num" w:pos="720"/>
-        </w:tabs>
-        <w:ind w:left="720" w:hanging="360"/>
+          <w:tab w:val="num" w:pos="360"/>
+        </w:tabs>
+        <w:ind w:left="360" w:hanging="360"/>
       </w:pPr>
       <w:rPr>
         <w:rFonts w:ascii="Symbol" w:hAnsi="Symbol" w:hint="default"/>
@@ -4569,9 +7216,9 @@
       <w:lvlJc w:val="left"/>
       <w:pPr>
         <w:tabs>
-          <w:tab w:val="num" w:pos="1440"/>
-        </w:tabs>
-        <w:ind w:left="1440" w:hanging="360"/>
+          <w:tab w:val="num" w:pos="1080"/>
+        </w:tabs>
+        <w:ind w:left="1080" w:hanging="360"/>
       </w:pPr>
       <w:rPr>
         <w:rFonts w:ascii="Courier New" w:hAnsi="Courier New" w:hint="default"/>
@@ -4585,9 +7232,9 @@
       <w:lvlJc w:val="left"/>
       <w:pPr>
         <w:tabs>
-          <w:tab w:val="num" w:pos="2160"/>
-        </w:tabs>
-        <w:ind w:left="2160" w:hanging="360"/>
+          <w:tab w:val="num" w:pos="1800"/>
+        </w:tabs>
+        <w:ind w:left="1800" w:hanging="360"/>
       </w:pPr>
       <w:rPr>
         <w:rFonts w:ascii="Wingdings" w:hAnsi="Wingdings" w:hint="default"/>
@@ -4601,9 +7248,9 @@
       <w:lvlJc w:val="left"/>
       <w:pPr>
         <w:tabs>
-          <w:tab w:val="num" w:pos="2880"/>
-        </w:tabs>
-        <w:ind w:left="2880" w:hanging="360"/>
+          <w:tab w:val="num" w:pos="2520"/>
+        </w:tabs>
+        <w:ind w:left="2520" w:hanging="360"/>
       </w:pPr>
       <w:rPr>
         <w:rFonts w:ascii="Wingdings" w:hAnsi="Wingdings" w:hint="default"/>
@@ -4617,9 +7264,9 @@
       <w:lvlJc w:val="left"/>
       <w:pPr>
         <w:tabs>
-          <w:tab w:val="num" w:pos="3600"/>
-        </w:tabs>
-        <w:ind w:left="3600" w:hanging="360"/>
+          <w:tab w:val="num" w:pos="3240"/>
+        </w:tabs>
+        <w:ind w:left="3240" w:hanging="360"/>
       </w:pPr>
       <w:rPr>
         <w:rFonts w:ascii="Wingdings" w:hAnsi="Wingdings" w:hint="default"/>
@@ -4633,9 +7280,9 @@
       <w:lvlJc w:val="left"/>
       <w:pPr>
         <w:tabs>
-          <w:tab w:val="num" w:pos="4320"/>
-        </w:tabs>
-        <w:ind w:left="4320" w:hanging="360"/>
+          <w:tab w:val="num" w:pos="3960"/>
+        </w:tabs>
+        <w:ind w:left="3960" w:hanging="360"/>
       </w:pPr>
       <w:rPr>
         <w:rFonts w:ascii="Wingdings" w:hAnsi="Wingdings" w:hint="default"/>
@@ -4649,9 +7296,9 @@
       <w:lvlJc w:val="left"/>
       <w:pPr>
         <w:tabs>
-          <w:tab w:val="num" w:pos="5040"/>
-        </w:tabs>
-        <w:ind w:left="5040" w:hanging="360"/>
+          <w:tab w:val="num" w:pos="4680"/>
+        </w:tabs>
+        <w:ind w:left="4680" w:hanging="360"/>
       </w:pPr>
       <w:rPr>
         <w:rFonts w:ascii="Wingdings" w:hAnsi="Wingdings" w:hint="default"/>
@@ -4665,9 +7312,9 @@
       <w:lvlJc w:val="left"/>
       <w:pPr>
         <w:tabs>
-          <w:tab w:val="num" w:pos="5760"/>
-        </w:tabs>
-        <w:ind w:left="5760" w:hanging="360"/>
+          <w:tab w:val="num" w:pos="5400"/>
+        </w:tabs>
+        <w:ind w:left="5400" w:hanging="360"/>
       </w:pPr>
       <w:rPr>
         <w:rFonts w:ascii="Wingdings" w:hAnsi="Wingdings" w:hint="default"/>
@@ -4681,9 +7328,9 @@
       <w:lvlJc w:val="left"/>
       <w:pPr>
         <w:tabs>
-          <w:tab w:val="num" w:pos="6480"/>
-        </w:tabs>
-        <w:ind w:left="6480" w:hanging="360"/>
+          <w:tab w:val="num" w:pos="6120"/>
+        </w:tabs>
+        <w:ind w:left="6120" w:hanging="360"/>
       </w:pPr>
       <w:rPr>
         <w:rFonts w:ascii="Wingdings" w:hAnsi="Wingdings" w:hint="default"/>
@@ -4691,7 +7338,7 @@
       </w:rPr>
     </w:lvl>
   </w:abstractNum>
-  <w:abstractNum w:abstractNumId="21">
+  <w:abstractNum w:abstractNumId="29">
     <w:nsid w:val="54C129E3"/>
     <w:multiLevelType w:val="multilevel"/>
     <w:tmpl w:val="3DDEC7E2"/>
@@ -4840,7 +7487,156 @@
       </w:rPr>
     </w:lvl>
   </w:abstractNum>
-  <w:abstractNum w:abstractNumId="22">
+  <w:abstractNum w:abstractNumId="30">
+    <w:nsid w:val="61525696"/>
+    <w:multiLevelType w:val="multilevel"/>
+    <w:tmpl w:val="84820DDE"/>
+    <w:lvl w:ilvl="0">
+      <w:start w:val="1"/>
+      <w:numFmt w:val="bullet"/>
+      <w:lvlText w:val=""/>
+      <w:lvlJc w:val="left"/>
+      <w:pPr>
+        <w:tabs>
+          <w:tab w:val="num" w:pos="360"/>
+        </w:tabs>
+        <w:ind w:left="360" w:hanging="360"/>
+      </w:pPr>
+      <w:rPr>
+        <w:rFonts w:ascii="Wingdings" w:hAnsi="Wingdings" w:hint="default"/>
+        <w:sz w:val="20"/>
+      </w:rPr>
+    </w:lvl>
+    <w:lvl w:ilvl="1" w:tentative="1">
+      <w:start w:val="1"/>
+      <w:numFmt w:val="bullet"/>
+      <w:lvlText w:val="o"/>
+      <w:lvlJc w:val="left"/>
+      <w:pPr>
+        <w:tabs>
+          <w:tab w:val="num" w:pos="1080"/>
+        </w:tabs>
+        <w:ind w:left="1080" w:hanging="360"/>
+      </w:pPr>
+      <w:rPr>
+        <w:rFonts w:ascii="Courier New" w:hAnsi="Courier New" w:hint="default"/>
+        <w:sz w:val="20"/>
+      </w:rPr>
+    </w:lvl>
+    <w:lvl w:ilvl="2" w:tentative="1">
+      <w:start w:val="1"/>
+      <w:numFmt w:val="bullet"/>
+      <w:lvlText w:val=""/>
+      <w:lvlJc w:val="left"/>
+      <w:pPr>
+        <w:tabs>
+          <w:tab w:val="num" w:pos="1800"/>
+        </w:tabs>
+        <w:ind w:left="1800" w:hanging="360"/>
+      </w:pPr>
+      <w:rPr>
+        <w:rFonts w:ascii="Wingdings" w:hAnsi="Wingdings" w:hint="default"/>
+        <w:sz w:val="20"/>
+      </w:rPr>
+    </w:lvl>
+    <w:lvl w:ilvl="3" w:tentative="1">
+      <w:start w:val="1"/>
+      <w:numFmt w:val="bullet"/>
+      <w:lvlText w:val=""/>
+      <w:lvlJc w:val="left"/>
+      <w:pPr>
+        <w:tabs>
+          <w:tab w:val="num" w:pos="2520"/>
+        </w:tabs>
+        <w:ind w:left="2520" w:hanging="360"/>
+      </w:pPr>
+      <w:rPr>
+        <w:rFonts w:ascii="Wingdings" w:hAnsi="Wingdings" w:hint="default"/>
+        <w:sz w:val="20"/>
+      </w:rPr>
+    </w:lvl>
+    <w:lvl w:ilvl="4" w:tentative="1">
+      <w:start w:val="1"/>
+      <w:numFmt w:val="bullet"/>
+      <w:lvlText w:val=""/>
+      <w:lvlJc w:val="left"/>
+      <w:pPr>
+        <w:tabs>
+          <w:tab w:val="num" w:pos="3240"/>
+        </w:tabs>
+        <w:ind w:left="3240" w:hanging="360"/>
+      </w:pPr>
+      <w:rPr>
+        <w:rFonts w:ascii="Wingdings" w:hAnsi="Wingdings" w:hint="default"/>
+        <w:sz w:val="20"/>
+      </w:rPr>
+    </w:lvl>
+    <w:lvl w:ilvl="5" w:tentative="1">
+      <w:start w:val="1"/>
+      <w:numFmt w:val="bullet"/>
+      <w:lvlText w:val=""/>
+      <w:lvlJc w:val="left"/>
+      <w:pPr>
+        <w:tabs>
+          <w:tab w:val="num" w:pos="3960"/>
+        </w:tabs>
+        <w:ind w:left="3960" w:hanging="360"/>
+      </w:pPr>
+      <w:rPr>
+        <w:rFonts w:ascii="Wingdings" w:hAnsi="Wingdings" w:hint="default"/>
+        <w:sz w:val="20"/>
+      </w:rPr>
+    </w:lvl>
+    <w:lvl w:ilvl="6" w:tentative="1">
+      <w:start w:val="1"/>
+      <w:numFmt w:val="bullet"/>
+      <w:lvlText w:val=""/>
+      <w:lvlJc w:val="left"/>
+      <w:pPr>
+        <w:tabs>
+          <w:tab w:val="num" w:pos="4680"/>
+        </w:tabs>
+        <w:ind w:left="4680" w:hanging="360"/>
+      </w:pPr>
+      <w:rPr>
+        <w:rFonts w:ascii="Wingdings" w:hAnsi="Wingdings" w:hint="default"/>
+        <w:sz w:val="20"/>
+      </w:rPr>
+    </w:lvl>
+    <w:lvl w:ilvl="7" w:tentative="1">
+      <w:start w:val="1"/>
+      <w:numFmt w:val="bullet"/>
+      <w:lvlText w:val=""/>
+      <w:lvlJc w:val="left"/>
+      <w:pPr>
+        <w:tabs>
+          <w:tab w:val="num" w:pos="5400"/>
+        </w:tabs>
+        <w:ind w:left="5400" w:hanging="360"/>
+      </w:pPr>
+      <w:rPr>
+        <w:rFonts w:ascii="Wingdings" w:hAnsi="Wingdings" w:hint="default"/>
+        <w:sz w:val="20"/>
+      </w:rPr>
+    </w:lvl>
+    <w:lvl w:ilvl="8" w:tentative="1">
+      <w:start w:val="1"/>
+      <w:numFmt w:val="bullet"/>
+      <w:lvlText w:val=""/>
+      <w:lvlJc w:val="left"/>
+      <w:pPr>
+        <w:tabs>
+          <w:tab w:val="num" w:pos="6120"/>
+        </w:tabs>
+        <w:ind w:left="6120" w:hanging="360"/>
+      </w:pPr>
+      <w:rPr>
+        <w:rFonts w:ascii="Wingdings" w:hAnsi="Wingdings" w:hint="default"/>
+        <w:sz w:val="20"/>
+      </w:rPr>
+    </w:lvl>
+  </w:abstractNum>
+  <w:abstractNum w:abstractNumId="31">
     <w:nsid w:val="6C3908AE"/>
     <w:multiLevelType w:val="multilevel"/>
     <w:tmpl w:val="6C3908AE"/>
@@ -4989,7 +7785,156 @@
       </w:rPr>
     </w:lvl>
   </w:abstractNum>
-  <w:abstractNum w:abstractNumId="23">
+  <w:abstractNum w:abstractNumId="32">
+    <w:nsid w:val="6C8C0E5A"/>
+    <w:multiLevelType w:val="multilevel"/>
+    <w:tmpl w:val="A704E13E"/>
+    <w:lvl w:ilvl="0">
+      <w:start w:val="1"/>
+      <w:numFmt w:val="bullet"/>
+      <w:lvlText w:val=""/>
+      <w:lvlJc w:val="left"/>
+      <w:pPr>
+        <w:tabs>
+          <w:tab w:val="num" w:pos="360"/>
+        </w:tabs>
+        <w:ind w:left="360" w:hanging="360"/>
+      </w:pPr>
+      <w:rPr>
+        <w:rFonts w:ascii="Wingdings" w:hAnsi="Wingdings" w:hint="default"/>
+        <w:sz w:val="20"/>
+      </w:rPr>
+    </w:lvl>
+    <w:lvl w:ilvl="1" w:tentative="1">
+      <w:start w:val="1"/>
+      <w:numFmt w:val="bullet"/>
+      <w:lvlText w:val="o"/>
+      <w:lvlJc w:val="left"/>
+      <w:pPr>
+        <w:tabs>
+          <w:tab w:val="num" w:pos="1080"/>
+        </w:tabs>
+        <w:ind w:left="1080" w:hanging="360"/>
+      </w:pPr>
+      <w:rPr>
+        <w:rFonts w:ascii="Courier New" w:hAnsi="Courier New" w:hint="default"/>
+        <w:sz w:val="20"/>
+      </w:rPr>
+    </w:lvl>
+    <w:lvl w:ilvl="2" w:tentative="1">
+      <w:start w:val="1"/>
+      <w:numFmt w:val="bullet"/>
+      <w:lvlText w:val=""/>
+      <w:lvlJc w:val="left"/>
+      <w:pPr>
+        <w:tabs>
+          <w:tab w:val="num" w:pos="1800"/>
+        </w:tabs>
+        <w:ind w:left="1800" w:hanging="360"/>
+      </w:pPr>
+      <w:rPr>
+        <w:rFonts w:ascii="Wingdings" w:hAnsi="Wingdings" w:hint="default"/>
+        <w:sz w:val="20"/>
+      </w:rPr>
+    </w:lvl>
+    <w:lvl w:ilvl="3" w:tentative="1">
+      <w:start w:val="1"/>
+      <w:numFmt w:val="bullet"/>
+      <w:lvlText w:val=""/>
+      <w:lvlJc w:val="left"/>
+      <w:pPr>
+        <w:tabs>
+          <w:tab w:val="num" w:pos="2520"/>
+        </w:tabs>
+        <w:ind w:left="2520" w:hanging="360"/>
+      </w:pPr>
+      <w:rPr>
+        <w:rFonts w:ascii="Wingdings" w:hAnsi="Wingdings" w:hint="default"/>
+        <w:sz w:val="20"/>
+      </w:rPr>
+    </w:lvl>
+    <w:lvl w:ilvl="4" w:tentative="1">
+      <w:start w:val="1"/>
+      <w:numFmt w:val="bullet"/>
+      <w:lvlText w:val=""/>
+      <w:lvlJc w:val="left"/>
+      <w:pPr>
+        <w:tabs>
+          <w:tab w:val="num" w:pos="3240"/>
+        </w:tabs>
+        <w:ind w:left="3240" w:hanging="360"/>
+      </w:pPr>
+      <w:rPr>
+        <w:rFonts w:ascii="Wingdings" w:hAnsi="Wingdings" w:hint="default"/>
+        <w:sz w:val="20"/>
+      </w:rPr>
+    </w:lvl>
+    <w:lvl w:ilvl="5" w:tentative="1">
+      <w:start w:val="1"/>
+      <w:numFmt w:val="bullet"/>
+      <w:lvlText w:val=""/>
+      <w:lvlJc w:val="left"/>
+      <w:pPr>
+        <w:tabs>
+          <w:tab w:val="num" w:pos="3960"/>
+        </w:tabs>
+        <w:ind w:left="3960" w:hanging="360"/>
+      </w:pPr>
+      <w:rPr>
+        <w:rFonts w:ascii="Wingdings" w:hAnsi="Wingdings" w:hint="default"/>
+        <w:sz w:val="20"/>
+      </w:rPr>
+    </w:lvl>
+    <w:lvl w:ilvl="6" w:tentative="1">
+      <w:start w:val="1"/>
+      <w:numFmt w:val="bullet"/>
+      <w:lvlText w:val=""/>
+      <w:lvlJc w:val="left"/>
+      <w:pPr>
+        <w:tabs>
+          <w:tab w:val="num" w:pos="4680"/>
+        </w:tabs>
+        <w:ind w:left="4680" w:hanging="360"/>
+      </w:pPr>
+      <w:rPr>
+        <w:rFonts w:ascii="Wingdings" w:hAnsi="Wingdings" w:hint="default"/>
+        <w:sz w:val="20"/>
+      </w:rPr>
+    </w:lvl>
+    <w:lvl w:ilvl="7" w:tentative="1">
+      <w:start w:val="1"/>
+      <w:numFmt w:val="bullet"/>
+      <w:lvlText w:val=""/>
+      <w:lvlJc w:val="left"/>
+      <w:pPr>
+        <w:tabs>
+          <w:tab w:val="num" w:pos="5400"/>
+        </w:tabs>
+        <w:ind w:left="5400" w:hanging="360"/>
+      </w:pPr>
+      <w:rPr>
+        <w:rFonts w:ascii="Wingdings" w:hAnsi="Wingdings" w:hint="default"/>
+        <w:sz w:val="20"/>
+      </w:rPr>
+    </w:lvl>
+    <w:lvl w:ilvl="8" w:tentative="1">
+      <w:start w:val="1"/>
+      <w:numFmt w:val="bullet"/>
+      <w:lvlText w:val=""/>
+      <w:lvlJc w:val="left"/>
+      <w:pPr>
+        <w:tabs>
+          <w:tab w:val="num" w:pos="6120"/>
+        </w:tabs>
+        <w:ind w:left="6120" w:hanging="360"/>
+      </w:pPr>
+      <w:rPr>
+        <w:rFonts w:ascii="Wingdings" w:hAnsi="Wingdings" w:hint="default"/>
+        <w:sz w:val="20"/>
+      </w:rPr>
+    </w:lvl>
+  </w:abstractNum>
+  <w:abstractNum w:abstractNumId="33">
     <w:nsid w:val="7ADB6D5C"/>
     <w:multiLevelType w:val="multilevel"/>
     <w:tmpl w:val="630A1132"/>
@@ -5142,7 +8087,7 @@
     <w:abstractNumId w:val="6"/>
   </w:num>
   <w:num w:numId="2">
-    <w:abstractNumId w:val="22"/>
+    <w:abstractNumId w:val="31"/>
   </w:num>
   <w:num w:numId="3">
     <w:abstractNumId w:val="0"/>
@@ -5151,22 +8096,22 @@
     <w:abstractNumId w:val="5"/>
   </w:num>
   <w:num w:numId="5">
-    <w:abstractNumId w:val="19"/>
+    <w:abstractNumId w:val="26"/>
   </w:num>
   <w:num w:numId="6">
-    <w:abstractNumId w:val="11"/>
+    <w:abstractNumId w:val="13"/>
   </w:num>
   <w:num w:numId="7">
-    <w:abstractNumId w:val="16"/>
+    <w:abstractNumId w:val="23"/>
   </w:num>
   <w:num w:numId="8">
     <w:abstractNumId w:val="3"/>
   </w:num>
   <w:num w:numId="9">
-    <w:abstractNumId w:val="10"/>
+    <w:abstractNumId w:val="12"/>
   </w:num>
   <w:num w:numId="10">
-    <w:abstractNumId w:val="17"/>
+    <w:abstractNumId w:val="24"/>
   </w:num>
   <w:num w:numId="11">
     <w:abstractNumId w:val="2"/>
@@ -5175,40 +8120,70 @@
     <w:abstractNumId w:val="4"/>
   </w:num>
   <w:num w:numId="13">
-    <w:abstractNumId w:val="9"/>
+    <w:abstractNumId w:val="10"/>
   </w:num>
   <w:num w:numId="14">
-    <w:abstractNumId w:val="7"/>
+    <w:abstractNumId w:val="8"/>
   </w:num>
   <w:num w:numId="15">
-    <w:abstractNumId w:val="13"/>
+    <w:abstractNumId w:val="16"/>
   </w:num>
   <w:num w:numId="16">
-    <w:abstractNumId w:val="15"/>
+    <w:abstractNumId w:val="20"/>
   </w:num>
   <w:num w:numId="17">
-    <w:abstractNumId w:val="12"/>
+    <w:abstractNumId w:val="14"/>
   </w:num>
   <w:num w:numId="18">
-    <w:abstractNumId w:val="14"/>
+    <w:abstractNumId w:val="17"/>
   </w:num>
   <w:num w:numId="19">
-    <w:abstractNumId w:val="21"/>
+    <w:abstractNumId w:val="29"/>
   </w:num>
   <w:num w:numId="20">
     <w:abstractNumId w:val="1"/>
   </w:num>
   <w:num w:numId="21">
-    <w:abstractNumId w:val="20"/>
+    <w:abstractNumId w:val="28"/>
   </w:num>
   <w:num w:numId="22">
-    <w:abstractNumId w:val="8"/>
+    <w:abstractNumId w:val="9"/>
   </w:num>
   <w:num w:numId="23">
-    <w:abstractNumId w:val="23"/>
+    <w:abstractNumId w:val="33"/>
   </w:num>
   <w:num w:numId="24">
+    <w:abstractNumId w:val="25"/>
+  </w:num>
+  <w:num w:numId="25">
+    <w:abstractNumId w:val="27"/>
+  </w:num>
+  <w:num w:numId="26">
+    <w:abstractNumId w:val="21"/>
+  </w:num>
+  <w:num w:numId="27">
+    <w:abstractNumId w:val="22"/>
+  </w:num>
+  <w:num w:numId="28">
+    <w:abstractNumId w:val="7"/>
+  </w:num>
+  <w:num w:numId="29">
+    <w:abstractNumId w:val="32"/>
+  </w:num>
+  <w:num w:numId="30">
     <w:abstractNumId w:val="18"/>
+  </w:num>
+  <w:num w:numId="31">
+    <w:abstractNumId w:val="15"/>
+  </w:num>
+  <w:num w:numId="32">
+    <w:abstractNumId w:val="30"/>
+  </w:num>
+  <w:num w:numId="33">
+    <w:abstractNumId w:val="11"/>
+  </w:num>
+  <w:num w:numId="34">
+    <w:abstractNumId w:val="19"/>
   </w:num>
 </w:numbering>
 </file>
@@ -5458,7 +8433,6 @@
     <w:name w:val="Normal (Web)"/>
     <w:basedOn w:val="Normal"/>
     <w:uiPriority w:val="99"/>
-    <w:semiHidden/>
     <w:unhideWhenUsed/>
     <w:qFormat/>
     <w:pPr>
@@ -5779,7 +8753,6 @@
     <w:name w:val="Normal (Web)"/>
     <w:basedOn w:val="Normal"/>
     <w:uiPriority w:val="99"/>
-    <w:semiHidden/>
     <w:unhideWhenUsed/>
     <w:qFormat/>
     <w:pPr>
@@ -6145,7 +9118,7 @@
 </file>
 
 <file path=customXml/itemProps1.xml><?xml version="1.0" encoding="utf-8"?>
-<ds:datastoreItem xmlns:ds="http://schemas.openxmlformats.org/officeDocument/2006/customXml" ds:itemID="{0EFFA54A-C52E-4B88-8FBB-1461FD965DB8}">
+<ds:datastoreItem xmlns:ds="http://schemas.openxmlformats.org/officeDocument/2006/customXml" ds:itemID="{8C666492-68AF-42D7-9F18-C5773E59360F}">
   <ds:schemaRefs>
     <ds:schemaRef ds:uri="http://schemas.openxmlformats.org/officeDocument/2006/bibliography"/>
   </ds:schemaRefs>

--- a/Taylor/Python AI, ML/Taylor Pentz.docx
+++ b/Taylor/Python AI, ML/Taylor Pentz.docx
@@ -1452,7 +1452,29 @@
           <w:sz w:val="24"/>
           <w:szCs w:val="24"/>
         </w:rPr>
-        <w:t>Boston, MA (Remote) | Apr 2023 – Mar 2025</w:t>
+        <w:t xml:space="preserve">Boston, MA (Remote) | Apr 2023 – </w:t>
+      </w:r>
+      <w:r>
+        <w:rPr>
+          <w:rFonts w:ascii="Times New Roman" w:eastAsia="Times New Roman" w:hAnsi="Times New Roman" w:cs="Times New Roman"/>
+          <w:i/>
+          <w:iCs/>
+          <w:sz w:val="24"/>
+          <w:szCs w:val="24"/>
+        </w:rPr>
+        <w:t>Dec</w:t>
+      </w:r>
+      <w:bookmarkStart w:id="0" w:name="_GoBack"/>
+      <w:bookmarkEnd w:id="0"/>
+      <w:r>
+        <w:rPr>
+          <w:rFonts w:ascii="Times New Roman" w:eastAsia="Times New Roman" w:hAnsi="Times New Roman" w:cs="Times New Roman"/>
+          <w:i/>
+          <w:iCs/>
+          <w:sz w:val="24"/>
+          <w:szCs w:val="24"/>
+        </w:rPr>
+        <w:t xml:space="preserve"> 2025</w:t>
       </w:r>
     </w:p>
     <w:p>
@@ -3484,17 +3506,7 @@
           <w:sz w:val="24"/>
           <w:szCs w:val="24"/>
         </w:rPr>
-        <w:t xml:space="preserve">Bachelor’s Degree in </w:t>
-      </w:r>
-      <w:bookmarkStart w:id="0" w:name="_GoBack"/>
-      <w:bookmarkEnd w:id="0"/>
-      <w:r>
-        <w:rPr>
-          <w:rFonts w:ascii="Times New Roman" w:eastAsia="Times New Roman" w:hAnsi="Times New Roman" w:cs="Times New Roman"/>
-          <w:sz w:val="24"/>
-          <w:szCs w:val="24"/>
-        </w:rPr>
-        <w:t>Computer Science (2010 – 2014)</w:t>
+        <w:t>Bachelor’s Degree in Computer Science (2010 – 2014)</w:t>
       </w:r>
     </w:p>
     <w:p/>
@@ -9118,7 +9130,7 @@
 </file>
 
 <file path=customXml/itemProps1.xml><?xml version="1.0" encoding="utf-8"?>
-<ds:datastoreItem xmlns:ds="http://schemas.openxmlformats.org/officeDocument/2006/customXml" ds:itemID="{8C666492-68AF-42D7-9F18-C5773E59360F}">
+<ds:datastoreItem xmlns:ds="http://schemas.openxmlformats.org/officeDocument/2006/customXml" ds:itemID="{25C1816A-6CE5-4815-937E-D14137BCF027}">
   <ds:schemaRefs>
     <ds:schemaRef ds:uri="http://schemas.openxmlformats.org/officeDocument/2006/bibliography"/>
   </ds:schemaRefs>
